--- a/2024/Doc/TEAM DESCRIPTION PAPER.docx
+++ b/2024/Doc/TEAM DESCRIPTION PAPER.docx
@@ -84,27 +84,928 @@
     <w:p/>
     <w:p/>
     <w:p/>
+    <w:p>
+      <w:pPr>
+        <w:jc w:val="left"/>
+        <w:sectPr>
+          <w:footerReference w:type="default" r:id="rId8"/>
+          <w:pgSz w:w="11906" w:h="16838"/>
+          <w:pgMar w:top="1440" w:right="1440" w:bottom="1440" w:left="1440" w:header="708" w:footer="708" w:gutter="0"/>
+          <w:pgNumType w:start="1"/>
+          <w:cols w:space="708"/>
+          <w:titlePg/>
+          <w:docGrid w:linePitch="360"/>
+        </w:sectPr>
+      </w:pPr>
+    </w:p>
+    <w:p>
+      <w:pPr>
+        <w:jc w:val="left"/>
+      </w:pPr>
+    </w:p>
+    <w:p>
+      <w:pPr>
+        <w:pStyle w:val="Heading1"/>
+      </w:pPr>
+      <w:bookmarkStart w:id="0" w:name="_Toc170932586"/>
+      <w:bookmarkStart w:id="1" w:name="_Toc170932735"/>
+      <w:r>
+        <w:t>Contents</w:t>
+      </w:r>
+      <w:bookmarkEnd w:id="0"/>
+      <w:bookmarkEnd w:id="1"/>
+    </w:p>
+    <w:sdt>
+      <w:sdtPr>
+        <w:rPr>
+          <w:rFonts w:ascii="Times New Roman" w:eastAsiaTheme="minorHAnsi" w:hAnsi="Times New Roman" w:cstheme="minorBidi"/>
+          <w:color w:val="auto"/>
+          <w:kern w:val="2"/>
+          <w:sz w:val="24"/>
+          <w:szCs w:val="22"/>
+          <w:lang w:val="en-US" w:eastAsia="en-US"/>
+          <w14:ligatures w14:val="standardContextual"/>
+        </w:rPr>
+        <w:id w:val="-258523765"/>
+        <w:docPartObj>
+          <w:docPartGallery w:val="Table of Contents"/>
+          <w:docPartUnique/>
+        </w:docPartObj>
+      </w:sdtPr>
+      <w:sdtEndPr>
+        <w:rPr>
+          <w:b/>
+          <w:bCs/>
+        </w:rPr>
+      </w:sdtEndPr>
+      <w:sdtContent>
+        <w:p>
+          <w:pPr>
+            <w:pStyle w:val="TOCHeading"/>
+          </w:pPr>
+        </w:p>
+        <w:p>
+          <w:pPr>
+            <w:pStyle w:val="TOC1"/>
+            <w:tabs>
+              <w:tab w:val="right" w:leader="dot" w:pos="9016"/>
+            </w:tabs>
+            <w:rPr>
+              <w:rFonts w:asciiTheme="minorHAnsi" w:eastAsiaTheme="minorEastAsia" w:hAnsiTheme="minorHAnsi"/>
+              <w:noProof/>
+              <w:sz w:val="22"/>
+              <w:lang w:val="sk-SK" w:eastAsia="sk-SK"/>
+            </w:rPr>
+          </w:pPr>
+          <w:r>
+            <w:fldChar w:fldCharType="begin"/>
+          </w:r>
+          <w:r>
+            <w:instrText xml:space="preserve"> TOC \o "1-3" \h \z \u </w:instrText>
+          </w:r>
+          <w:r>
+            <w:fldChar w:fldCharType="separate"/>
+          </w:r>
+          <w:hyperlink w:anchor="_Team_Introduction" w:history="1">
+            <w:r>
+              <w:rPr>
+                <w:rStyle w:val="Hyperlink"/>
+                <w:noProof/>
+              </w:rPr>
+              <w:t>Team Introduction</w:t>
+            </w:r>
+            <w:r>
+              <w:rPr>
+                <w:noProof/>
+                <w:webHidden/>
+              </w:rPr>
+              <w:tab/>
+            </w:r>
+            <w:r>
+              <w:rPr>
+                <w:noProof/>
+                <w:webHidden/>
+              </w:rPr>
+              <w:fldChar w:fldCharType="begin"/>
+            </w:r>
+            <w:r>
+              <w:rPr>
+                <w:noProof/>
+                <w:webHidden/>
+              </w:rPr>
+              <w:instrText xml:space="preserve"> PAGEREF _Toc170932736 \h </w:instrText>
+            </w:r>
+            <w:r>
+              <w:rPr>
+                <w:noProof/>
+                <w:webHidden/>
+              </w:rPr>
+            </w:r>
+            <w:r>
+              <w:rPr>
+                <w:noProof/>
+                <w:webHidden/>
+              </w:rPr>
+              <w:fldChar w:fldCharType="separate"/>
+            </w:r>
+            <w:r>
+              <w:rPr>
+                <w:noProof/>
+                <w:webHidden/>
+              </w:rPr>
+              <w:t>3</w:t>
+            </w:r>
+            <w:r>
+              <w:rPr>
+                <w:noProof/>
+                <w:webHidden/>
+              </w:rPr>
+              <w:fldChar w:fldCharType="end"/>
+            </w:r>
+          </w:hyperlink>
+        </w:p>
+        <w:p>
+          <w:pPr>
+            <w:pStyle w:val="TOC1"/>
+            <w:tabs>
+              <w:tab w:val="right" w:leader="dot" w:pos="9016"/>
+            </w:tabs>
+            <w:rPr>
+              <w:rFonts w:asciiTheme="minorHAnsi" w:eastAsiaTheme="minorEastAsia" w:hAnsiTheme="minorHAnsi"/>
+              <w:noProof/>
+              <w:sz w:val="22"/>
+              <w:lang w:val="sk-SK" w:eastAsia="sk-SK"/>
+            </w:rPr>
+          </w:pPr>
+          <w:hyperlink w:anchor="_Toc170932737" w:history="1">
+            <w:r>
+              <w:rPr>
+                <w:rStyle w:val="Hyperlink"/>
+                <w:noProof/>
+              </w:rPr>
+              <w:t>Desig</w:t>
+            </w:r>
+            <w:r>
+              <w:rPr>
+                <w:rStyle w:val="Hyperlink"/>
+                <w:noProof/>
+              </w:rPr>
+              <w:t>n</w:t>
+            </w:r>
+            <w:r>
+              <w:rPr>
+                <w:rStyle w:val="Hyperlink"/>
+                <w:noProof/>
+              </w:rPr>
+              <w:t xml:space="preserve"> overview</w:t>
+            </w:r>
+            <w:r>
+              <w:rPr>
+                <w:noProof/>
+                <w:webHidden/>
+              </w:rPr>
+              <w:tab/>
+            </w:r>
+            <w:r>
+              <w:rPr>
+                <w:noProof/>
+                <w:webHidden/>
+              </w:rPr>
+              <w:fldChar w:fldCharType="begin"/>
+            </w:r>
+            <w:r>
+              <w:rPr>
+                <w:noProof/>
+                <w:webHidden/>
+              </w:rPr>
+              <w:instrText xml:space="preserve"> PAGEREF _Toc170932737 \h </w:instrText>
+            </w:r>
+            <w:r>
+              <w:rPr>
+                <w:noProof/>
+                <w:webHidden/>
+              </w:rPr>
+            </w:r>
+            <w:r>
+              <w:rPr>
+                <w:noProof/>
+                <w:webHidden/>
+              </w:rPr>
+              <w:fldChar w:fldCharType="separate"/>
+            </w:r>
+            <w:r>
+              <w:rPr>
+                <w:noProof/>
+                <w:webHidden/>
+              </w:rPr>
+              <w:t>3</w:t>
+            </w:r>
+            <w:r>
+              <w:rPr>
+                <w:noProof/>
+                <w:webHidden/>
+              </w:rPr>
+              <w:fldChar w:fldCharType="end"/>
+            </w:r>
+          </w:hyperlink>
+        </w:p>
+        <w:p>
+          <w:pPr>
+            <w:pStyle w:val="TOC1"/>
+            <w:tabs>
+              <w:tab w:val="right" w:leader="dot" w:pos="9016"/>
+            </w:tabs>
+            <w:rPr>
+              <w:rFonts w:asciiTheme="minorHAnsi" w:eastAsiaTheme="minorEastAsia" w:hAnsiTheme="minorHAnsi"/>
+              <w:noProof/>
+              <w:sz w:val="22"/>
+              <w:lang w:val="sk-SK" w:eastAsia="sk-SK"/>
+            </w:rPr>
+          </w:pPr>
+          <w:hyperlink w:anchor="_Toc170932738" w:history="1">
+            <w:r>
+              <w:rPr>
+                <w:rStyle w:val="Hyperlink"/>
+                <w:noProof/>
+              </w:rPr>
+              <w:t>Mechanical design:</w:t>
+            </w:r>
+            <w:r>
+              <w:rPr>
+                <w:noProof/>
+                <w:webHidden/>
+              </w:rPr>
+              <w:tab/>
+            </w:r>
+            <w:r>
+              <w:rPr>
+                <w:noProof/>
+                <w:webHidden/>
+              </w:rPr>
+              <w:fldChar w:fldCharType="begin"/>
+            </w:r>
+            <w:r>
+              <w:rPr>
+                <w:noProof/>
+                <w:webHidden/>
+              </w:rPr>
+              <w:instrText xml:space="preserve"> PAGEREF _Toc170932738 \h </w:instrText>
+            </w:r>
+            <w:r>
+              <w:rPr>
+                <w:noProof/>
+                <w:webHidden/>
+              </w:rPr>
+            </w:r>
+            <w:r>
+              <w:rPr>
+                <w:noProof/>
+                <w:webHidden/>
+              </w:rPr>
+              <w:fldChar w:fldCharType="separate"/>
+            </w:r>
+            <w:r>
+              <w:rPr>
+                <w:noProof/>
+                <w:webHidden/>
+              </w:rPr>
+              <w:t>4</w:t>
+            </w:r>
+            <w:r>
+              <w:rPr>
+                <w:noProof/>
+                <w:webHidden/>
+              </w:rPr>
+              <w:fldChar w:fldCharType="end"/>
+            </w:r>
+          </w:hyperlink>
+        </w:p>
+        <w:p>
+          <w:pPr>
+            <w:pStyle w:val="TOC2"/>
+            <w:tabs>
+              <w:tab w:val="right" w:leader="dot" w:pos="9016"/>
+            </w:tabs>
+            <w:rPr>
+              <w:rFonts w:asciiTheme="minorHAnsi" w:eastAsiaTheme="minorEastAsia" w:hAnsiTheme="minorHAnsi"/>
+              <w:noProof/>
+              <w:sz w:val="22"/>
+              <w:lang w:val="sk-SK" w:eastAsia="sk-SK"/>
+            </w:rPr>
+          </w:pPr>
+          <w:hyperlink w:anchor="_Toc170932739" w:history="1">
+            <w:r>
+              <w:rPr>
+                <w:rStyle w:val="Hyperlink"/>
+                <w:noProof/>
+              </w:rPr>
+              <w:t>Kicker:</w:t>
+            </w:r>
+            <w:r>
+              <w:rPr>
+                <w:noProof/>
+                <w:webHidden/>
+              </w:rPr>
+              <w:tab/>
+            </w:r>
+            <w:r>
+              <w:rPr>
+                <w:noProof/>
+                <w:webHidden/>
+              </w:rPr>
+              <w:fldChar w:fldCharType="begin"/>
+            </w:r>
+            <w:r>
+              <w:rPr>
+                <w:noProof/>
+                <w:webHidden/>
+              </w:rPr>
+              <w:instrText xml:space="preserve"> PAGEREF _Toc170932739 \h </w:instrText>
+            </w:r>
+            <w:r>
+              <w:rPr>
+                <w:noProof/>
+                <w:webHidden/>
+              </w:rPr>
+            </w:r>
+            <w:r>
+              <w:rPr>
+                <w:noProof/>
+                <w:webHidden/>
+              </w:rPr>
+              <w:fldChar w:fldCharType="separate"/>
+            </w:r>
+            <w:r>
+              <w:rPr>
+                <w:noProof/>
+                <w:webHidden/>
+              </w:rPr>
+              <w:t>5</w:t>
+            </w:r>
+            <w:r>
+              <w:rPr>
+                <w:noProof/>
+                <w:webHidden/>
+              </w:rPr>
+              <w:fldChar w:fldCharType="end"/>
+            </w:r>
+          </w:hyperlink>
+        </w:p>
+        <w:p>
+          <w:pPr>
+            <w:pStyle w:val="TOC2"/>
+            <w:tabs>
+              <w:tab w:val="right" w:leader="dot" w:pos="9016"/>
+            </w:tabs>
+            <w:rPr>
+              <w:rFonts w:asciiTheme="minorHAnsi" w:eastAsiaTheme="minorEastAsia" w:hAnsiTheme="minorHAnsi"/>
+              <w:noProof/>
+              <w:sz w:val="22"/>
+              <w:lang w:val="sk-SK" w:eastAsia="sk-SK"/>
+            </w:rPr>
+          </w:pPr>
+          <w:hyperlink w:anchor="_Toc170932740" w:history="1">
+            <w:r>
+              <w:rPr>
+                <w:rStyle w:val="Hyperlink"/>
+                <w:noProof/>
+              </w:rPr>
+              <w:t>Dribbler:</w:t>
+            </w:r>
+            <w:r>
+              <w:rPr>
+                <w:noProof/>
+                <w:webHidden/>
+              </w:rPr>
+              <w:tab/>
+            </w:r>
+            <w:r>
+              <w:rPr>
+                <w:noProof/>
+                <w:webHidden/>
+              </w:rPr>
+              <w:fldChar w:fldCharType="begin"/>
+            </w:r>
+            <w:r>
+              <w:rPr>
+                <w:noProof/>
+                <w:webHidden/>
+              </w:rPr>
+              <w:instrText xml:space="preserve"> PAGEREF _Toc170932740 \h </w:instrText>
+            </w:r>
+            <w:r>
+              <w:rPr>
+                <w:noProof/>
+                <w:webHidden/>
+              </w:rPr>
+            </w:r>
+            <w:r>
+              <w:rPr>
+                <w:noProof/>
+                <w:webHidden/>
+              </w:rPr>
+              <w:fldChar w:fldCharType="separate"/>
+            </w:r>
+            <w:r>
+              <w:rPr>
+                <w:noProof/>
+                <w:webHidden/>
+              </w:rPr>
+              <w:t>6</w:t>
+            </w:r>
+            <w:r>
+              <w:rPr>
+                <w:noProof/>
+                <w:webHidden/>
+              </w:rPr>
+              <w:fldChar w:fldCharType="end"/>
+            </w:r>
+          </w:hyperlink>
+        </w:p>
+        <w:p>
+          <w:pPr>
+            <w:pStyle w:val="TOC2"/>
+            <w:tabs>
+              <w:tab w:val="right" w:leader="dot" w:pos="9016"/>
+            </w:tabs>
+            <w:rPr>
+              <w:rFonts w:asciiTheme="minorHAnsi" w:eastAsiaTheme="minorEastAsia" w:hAnsiTheme="minorHAnsi"/>
+              <w:noProof/>
+              <w:sz w:val="22"/>
+              <w:lang w:val="sk-SK" w:eastAsia="sk-SK"/>
+            </w:rPr>
+          </w:pPr>
+          <w:hyperlink w:anchor="_Toc170932741" w:history="1">
+            <w:r>
+              <w:rPr>
+                <w:rStyle w:val="Hyperlink"/>
+                <w:noProof/>
+              </w:rPr>
+              <w:t>Homemade omniwheels:</w:t>
+            </w:r>
+            <w:r>
+              <w:rPr>
+                <w:noProof/>
+                <w:webHidden/>
+              </w:rPr>
+              <w:tab/>
+            </w:r>
+            <w:r>
+              <w:rPr>
+                <w:noProof/>
+                <w:webHidden/>
+              </w:rPr>
+              <w:fldChar w:fldCharType="begin"/>
+            </w:r>
+            <w:r>
+              <w:rPr>
+                <w:noProof/>
+                <w:webHidden/>
+              </w:rPr>
+              <w:instrText xml:space="preserve"> PAGEREF _Toc170932741 \h </w:instrText>
+            </w:r>
+            <w:r>
+              <w:rPr>
+                <w:noProof/>
+                <w:webHidden/>
+              </w:rPr>
+            </w:r>
+            <w:r>
+              <w:rPr>
+                <w:noProof/>
+                <w:webHidden/>
+              </w:rPr>
+              <w:fldChar w:fldCharType="separate"/>
+            </w:r>
+            <w:r>
+              <w:rPr>
+                <w:noProof/>
+                <w:webHidden/>
+              </w:rPr>
+              <w:t>7</w:t>
+            </w:r>
+            <w:r>
+              <w:rPr>
+                <w:noProof/>
+                <w:webHidden/>
+              </w:rPr>
+              <w:fldChar w:fldCharType="end"/>
+            </w:r>
+          </w:hyperlink>
+        </w:p>
+        <w:p>
+          <w:pPr>
+            <w:pStyle w:val="TOC1"/>
+            <w:tabs>
+              <w:tab w:val="right" w:leader="dot" w:pos="9016"/>
+            </w:tabs>
+            <w:rPr>
+              <w:rFonts w:asciiTheme="minorHAnsi" w:eastAsiaTheme="minorEastAsia" w:hAnsiTheme="minorHAnsi"/>
+              <w:noProof/>
+              <w:sz w:val="22"/>
+              <w:lang w:val="sk-SK" w:eastAsia="sk-SK"/>
+            </w:rPr>
+          </w:pPr>
+          <w:hyperlink w:anchor="_Toc170932742" w:history="1">
+            <w:r>
+              <w:rPr>
+                <w:rStyle w:val="Hyperlink"/>
+                <w:noProof/>
+              </w:rPr>
+              <w:t>Electrical design:</w:t>
+            </w:r>
+            <w:r>
+              <w:rPr>
+                <w:noProof/>
+                <w:webHidden/>
+              </w:rPr>
+              <w:tab/>
+            </w:r>
+            <w:r>
+              <w:rPr>
+                <w:noProof/>
+                <w:webHidden/>
+              </w:rPr>
+              <w:fldChar w:fldCharType="begin"/>
+            </w:r>
+            <w:r>
+              <w:rPr>
+                <w:noProof/>
+                <w:webHidden/>
+              </w:rPr>
+              <w:instrText xml:space="preserve"> PAGEREF _Toc170932742 \h </w:instrText>
+            </w:r>
+            <w:r>
+              <w:rPr>
+                <w:noProof/>
+                <w:webHidden/>
+              </w:rPr>
+            </w:r>
+            <w:r>
+              <w:rPr>
+                <w:noProof/>
+                <w:webHidden/>
+              </w:rPr>
+              <w:fldChar w:fldCharType="separate"/>
+            </w:r>
+            <w:r>
+              <w:rPr>
+                <w:noProof/>
+                <w:webHidden/>
+              </w:rPr>
+              <w:t>7</w:t>
+            </w:r>
+            <w:r>
+              <w:rPr>
+                <w:noProof/>
+                <w:webHidden/>
+              </w:rPr>
+              <w:fldChar w:fldCharType="end"/>
+            </w:r>
+          </w:hyperlink>
+        </w:p>
+        <w:p>
+          <w:pPr>
+            <w:pStyle w:val="TOC2"/>
+            <w:tabs>
+              <w:tab w:val="right" w:leader="dot" w:pos="9016"/>
+            </w:tabs>
+            <w:rPr>
+              <w:rFonts w:asciiTheme="minorHAnsi" w:eastAsiaTheme="minorEastAsia" w:hAnsiTheme="minorHAnsi"/>
+              <w:noProof/>
+              <w:sz w:val="22"/>
+              <w:lang w:val="sk-SK" w:eastAsia="sk-SK"/>
+            </w:rPr>
+          </w:pPr>
+          <w:hyperlink w:anchor="_Toc170932746" w:history="1">
+            <w:r>
+              <w:rPr>
+                <w:rStyle w:val="Hyperlink"/>
+                <w:noProof/>
+              </w:rPr>
+              <w:t>Problems with electrical design:</w:t>
+            </w:r>
+            <w:r>
+              <w:rPr>
+                <w:noProof/>
+                <w:webHidden/>
+              </w:rPr>
+              <w:tab/>
+            </w:r>
+            <w:r>
+              <w:rPr>
+                <w:noProof/>
+                <w:webHidden/>
+              </w:rPr>
+              <w:fldChar w:fldCharType="begin"/>
+            </w:r>
+            <w:r>
+              <w:rPr>
+                <w:noProof/>
+                <w:webHidden/>
+              </w:rPr>
+              <w:instrText xml:space="preserve"> PAGEREF _Toc170932746 \h </w:instrText>
+            </w:r>
+            <w:r>
+              <w:rPr>
+                <w:noProof/>
+                <w:webHidden/>
+              </w:rPr>
+            </w:r>
+            <w:r>
+              <w:rPr>
+                <w:noProof/>
+                <w:webHidden/>
+              </w:rPr>
+              <w:fldChar w:fldCharType="separate"/>
+            </w:r>
+            <w:r>
+              <w:rPr>
+                <w:noProof/>
+                <w:webHidden/>
+              </w:rPr>
+              <w:t>8</w:t>
+            </w:r>
+            <w:r>
+              <w:rPr>
+                <w:noProof/>
+                <w:webHidden/>
+              </w:rPr>
+              <w:fldChar w:fldCharType="end"/>
+            </w:r>
+          </w:hyperlink>
+        </w:p>
+        <w:p>
+          <w:pPr>
+            <w:pStyle w:val="TOC1"/>
+            <w:tabs>
+              <w:tab w:val="right" w:leader="dot" w:pos="9016"/>
+            </w:tabs>
+            <w:rPr>
+              <w:rFonts w:asciiTheme="minorHAnsi" w:eastAsiaTheme="minorEastAsia" w:hAnsiTheme="minorHAnsi"/>
+              <w:noProof/>
+              <w:sz w:val="22"/>
+              <w:lang w:val="sk-SK" w:eastAsia="sk-SK"/>
+            </w:rPr>
+          </w:pPr>
+          <w:hyperlink w:anchor="_Toc170932747" w:history="1">
+            <w:r>
+              <w:rPr>
+                <w:rStyle w:val="Hyperlink"/>
+                <w:noProof/>
+              </w:rPr>
+              <w:t>Software design:</w:t>
+            </w:r>
+            <w:r>
+              <w:rPr>
+                <w:noProof/>
+                <w:webHidden/>
+              </w:rPr>
+              <w:tab/>
+            </w:r>
+            <w:r>
+              <w:rPr>
+                <w:noProof/>
+                <w:webHidden/>
+              </w:rPr>
+              <w:fldChar w:fldCharType="begin"/>
+            </w:r>
+            <w:r>
+              <w:rPr>
+                <w:noProof/>
+                <w:webHidden/>
+              </w:rPr>
+              <w:instrText xml:space="preserve"> PAGEREF _Toc170932747 \h </w:instrText>
+            </w:r>
+            <w:r>
+              <w:rPr>
+                <w:noProof/>
+                <w:webHidden/>
+              </w:rPr>
+            </w:r>
+            <w:r>
+              <w:rPr>
+                <w:noProof/>
+                <w:webHidden/>
+              </w:rPr>
+              <w:fldChar w:fldCharType="separate"/>
+            </w:r>
+            <w:r>
+              <w:rPr>
+                <w:noProof/>
+                <w:webHidden/>
+              </w:rPr>
+              <w:t>9</w:t>
+            </w:r>
+            <w:r>
+              <w:rPr>
+                <w:noProof/>
+                <w:webHidden/>
+              </w:rPr>
+              <w:fldChar w:fldCharType="end"/>
+            </w:r>
+          </w:hyperlink>
+        </w:p>
+        <w:p>
+          <w:pPr>
+            <w:pStyle w:val="TOC2"/>
+            <w:tabs>
+              <w:tab w:val="right" w:leader="dot" w:pos="9016"/>
+            </w:tabs>
+            <w:rPr>
+              <w:rFonts w:asciiTheme="minorHAnsi" w:eastAsiaTheme="minorEastAsia" w:hAnsiTheme="minorHAnsi"/>
+              <w:noProof/>
+              <w:sz w:val="22"/>
+              <w:lang w:val="sk-SK" w:eastAsia="sk-SK"/>
+            </w:rPr>
+          </w:pPr>
+          <w:hyperlink w:anchor="_Toc170932748" w:history="1">
+            <w:r>
+              <w:rPr>
+                <w:rStyle w:val="Hyperlink"/>
+                <w:noProof/>
+              </w:rPr>
+              <w:t>Problems with programming:</w:t>
+            </w:r>
+            <w:r>
+              <w:rPr>
+                <w:noProof/>
+                <w:webHidden/>
+              </w:rPr>
+              <w:tab/>
+            </w:r>
+            <w:r>
+              <w:rPr>
+                <w:noProof/>
+                <w:webHidden/>
+              </w:rPr>
+              <w:fldChar w:fldCharType="begin"/>
+            </w:r>
+            <w:r>
+              <w:rPr>
+                <w:noProof/>
+                <w:webHidden/>
+              </w:rPr>
+              <w:instrText xml:space="preserve"> PAGEREF _Toc170932748 \h </w:instrText>
+            </w:r>
+            <w:r>
+              <w:rPr>
+                <w:noProof/>
+                <w:webHidden/>
+              </w:rPr>
+            </w:r>
+            <w:r>
+              <w:rPr>
+                <w:noProof/>
+                <w:webHidden/>
+              </w:rPr>
+              <w:fldChar w:fldCharType="separate"/>
+            </w:r>
+            <w:r>
+              <w:rPr>
+                <w:noProof/>
+                <w:webHidden/>
+              </w:rPr>
+              <w:t>9</w:t>
+            </w:r>
+            <w:r>
+              <w:rPr>
+                <w:noProof/>
+                <w:webHidden/>
+              </w:rPr>
+              <w:fldChar w:fldCharType="end"/>
+            </w:r>
+          </w:hyperlink>
+        </w:p>
+        <w:p>
+          <w:pPr>
+            <w:pStyle w:val="TOC1"/>
+            <w:tabs>
+              <w:tab w:val="right" w:leader="dot" w:pos="9016"/>
+            </w:tabs>
+            <w:rPr>
+              <w:rFonts w:asciiTheme="minorHAnsi" w:eastAsiaTheme="minorEastAsia" w:hAnsiTheme="minorHAnsi"/>
+              <w:noProof/>
+              <w:sz w:val="22"/>
+              <w:lang w:val="sk-SK" w:eastAsia="sk-SK"/>
+            </w:rPr>
+          </w:pPr>
+          <w:hyperlink w:anchor="_Toc170932749" w:history="1">
+            <w:r>
+              <w:rPr>
+                <w:rStyle w:val="Hyperlink"/>
+                <w:noProof/>
+              </w:rPr>
+              <w:t>BOM</w:t>
+            </w:r>
+            <w:r>
+              <w:rPr>
+                <w:noProof/>
+                <w:webHidden/>
+              </w:rPr>
+              <w:tab/>
+            </w:r>
+            <w:r>
+              <w:rPr>
+                <w:noProof/>
+                <w:webHidden/>
+              </w:rPr>
+              <w:fldChar w:fldCharType="begin"/>
+            </w:r>
+            <w:r>
+              <w:rPr>
+                <w:noProof/>
+                <w:webHidden/>
+              </w:rPr>
+              <w:instrText xml:space="preserve"> PAGEREF _Toc170932749 \h </w:instrText>
+            </w:r>
+            <w:r>
+              <w:rPr>
+                <w:noProof/>
+                <w:webHidden/>
+              </w:rPr>
+            </w:r>
+            <w:r>
+              <w:rPr>
+                <w:noProof/>
+                <w:webHidden/>
+              </w:rPr>
+              <w:fldChar w:fldCharType="separate"/>
+            </w:r>
+            <w:r>
+              <w:rPr>
+                <w:noProof/>
+                <w:webHidden/>
+              </w:rPr>
+              <w:t>10</w:t>
+            </w:r>
+            <w:r>
+              <w:rPr>
+                <w:noProof/>
+                <w:webHidden/>
+              </w:rPr>
+              <w:fldChar w:fldCharType="end"/>
+            </w:r>
+          </w:hyperlink>
+        </w:p>
+        <w:p>
+          <w:r>
+            <w:rPr>
+              <w:b/>
+              <w:bCs/>
+            </w:rPr>
+            <w:fldChar w:fldCharType="end"/>
+          </w:r>
+        </w:p>
+      </w:sdtContent>
+    </w:sdt>
+    <w:p>
+      <w:pPr>
+        <w:pStyle w:val="Heading1"/>
+      </w:pPr>
+    </w:p>
+    <w:p>
+      <w:pPr>
+        <w:pStyle w:val="Heading1"/>
+      </w:pPr>
+    </w:p>
     <w:p/>
-    <w:p>
-      <w:pPr>
-        <w:tabs>
-          <w:tab w:val="left" w:pos="7563"/>
-        </w:tabs>
-      </w:pPr>
-    </w:p>
+    <w:p/>
+    <w:p/>
+    <w:p/>
+    <w:p/>
+    <w:p/>
+    <w:p/>
+    <w:p/>
+    <w:p/>
+    <w:p/>
+    <w:p/>
     <w:p>
       <w:pPr>
         <w:pStyle w:val="Heading1"/>
       </w:pPr>
+      <w:bookmarkStart w:id="2" w:name="_Toc170932587"/>
+      <w:bookmarkStart w:id="3" w:name="_Toc170932736"/>
+      <w:bookmarkStart w:id="4" w:name="_Team_Introduction"/>
+      <w:bookmarkEnd w:id="4"/>
       <w:r>
         <w:lastRenderedPageBreak/>
         <w:t>Team Introduction</w:t>
       </w:r>
-    </w:p>
-    <w:p/>
-    <w:p>
-      <w:r>
-        <w:t>Since our founding in 2009, XLC Captur has been dedicated to advancing the field of robotics through innovation and teamwork. We are proud to introduce our talented team members, each bringing unique skills and expertise to our collective effort.</w:t>
+      <w:bookmarkEnd w:id="2"/>
+      <w:bookmarkEnd w:id="3"/>
+    </w:p>
+    <w:p>
+      <w:pPr>
+        <w:rPr>
+          <w:bdr w:val="none" w:sz="0" w:space="0" w:color="auto" w:frame="1"/>
+        </w:rPr>
+      </w:pPr>
+      <w:r>
+        <w:rPr>
+          <w:bdr w:val="none" w:sz="0" w:space="0" w:color="auto" w:frame="1"/>
+        </w:rPr>
+        <w:t>Founded in 2009, XLC has been dedicated to advancing the field of robotics through innovation and teamwork. Since 2021, XLC Captur has continued this mission with our talented team members, each bringing unique skills and expertise to our collective effort.</w:t>
       </w:r>
     </w:p>
     <w:p>
@@ -123,22 +1024,16 @@
         <w:rPr>
           <w:rStyle w:val="Strong"/>
         </w:rPr>
-        <w:t xml:space="preserve">Martin </w:t>
+        <w:t>Martin Šuriak</w:t>
+      </w:r>
+      <w:r>
+        <w:t xml:space="preserve">: </w:t>
       </w:r>
       <w:r>
         <w:rPr>
-          <w:rStyle w:val="Strong"/>
+          <w:bdr w:val="none" w:sz="0" w:space="0" w:color="auto" w:frame="1"/>
         </w:rPr>
-        <w:t>Š</w:t>
-      </w:r>
-      <w:r>
-        <w:rPr>
-          <w:rStyle w:val="Strong"/>
-        </w:rPr>
-        <w:t>uriak</w:t>
-      </w:r>
-      <w:r>
-        <w:t>: Serving as our 3D modeler, mechanical designer, and all-around helper, Martin is the creative force behind our mechanical components. His designs are both functional and innovative, pushing the limits of what our robots can achieve.</w:t>
+        <w:t>Martin does 3D modeling and mechanical design, and helps with everything. He creates our mechanical parts with designs that are functional and innovative, pushing what our robots can do.</w:t>
       </w:r>
     </w:p>
     <w:p>
@@ -155,12 +1050,13 @@
         <w:t>ý</w:t>
       </w:r>
       <w:r>
-        <w:t>: Our programming expert, Jakub, breathes life into our robots through his exceptional coding skills. His programs are the brains behind our robotic operations, ensuring they perform flawlessly under competition conditions.</w:t>
-      </w:r>
-    </w:p>
-    <w:p>
-      <w:r>
-        <w:t>Together, we form a cohesive unit driven by a shared passion for robotics and a commitment to excellence. We are excited to compete and demonstrate the capabilities of our latest robotic creations.</w:t>
+        <w:t xml:space="preserve">: </w:t>
+      </w:r>
+      <w:r>
+        <w:rPr>
+          <w:bdr w:val="none" w:sz="0" w:space="0" w:color="auto" w:frame="1"/>
+        </w:rPr>
+        <w:t>Jakub, our programming expert, brings our robots to life with his great coding skills. His software is the brain of our robots, making sure they perform well in competitions.</w:t>
       </w:r>
     </w:p>
     <w:p>
@@ -191,7 +1087,7 @@
                     </pic:cNvPicPr>
                   </pic:nvPicPr>
                   <pic:blipFill>
-                    <a:blip r:embed="rId7" cstate="print">
+                    <a:blip r:embed="rId9" cstate="print">
                       <a:extLst>
                         <a:ext uri="{28A0092B-C50C-407E-A947-70E740481C1C}">
                           <a14:useLocalDpi xmlns:a14="http://schemas.microsoft.com/office/drawing/2010/main" val="0"/>
@@ -264,69 +1160,148 @@
       <w:pPr>
         <w:pStyle w:val="Heading1"/>
       </w:pPr>
-      <w:r>
-        <w:t>Desing overview</w:t>
+      <w:bookmarkStart w:id="5" w:name="_Toc170932588"/>
+      <w:bookmarkStart w:id="6" w:name="_Toc170932737"/>
+      <w:r>
+        <w:t>Desig</w:t>
+      </w:r>
+      <w:r>
+        <w:t>n</w:t>
+      </w:r>
+      <w:r>
+        <w:t xml:space="preserve"> overview</w:t>
+      </w:r>
+      <w:bookmarkEnd w:id="5"/>
+      <w:bookmarkEnd w:id="6"/>
+    </w:p>
+    <w:p>
+      <w:r>
+        <w:t>We began designing the first generation of our robot in late 2022 to compete in our home country's 2023 RoboCup Junior competition. Since then, we have developed many new skills, tackled design challenges, and learned from our failures.</w:t>
+      </w:r>
+    </w:p>
+    <w:p>
+      <w:r>
+        <w:t>Last year's competition turned out great for us, as we achieved 3rd place despite our robot's flawed designs, numerous malfunctions, and our initial struggles with coding.</w:t>
+      </w:r>
+    </w:p>
+    <w:p>
+      <w:r>
+        <w:t>This year, we have worked extremely hard and developed a new design for our top PCBs. We switched microcontrollers, added new sensors for IR ball detection and a camera, upgraded the gyro sensor, and integrated a kicker and dribbler.</w:t>
       </w:r>
     </w:p>
     <w:p>
       <w:pPr>
         <w:pStyle w:val="NormalWeb"/>
-      </w:pPr>
-      <w:r>
-        <w:t>We began designing the first generation of our robot in late 2022 to compete in our home country's 2023 RoboCup Junior competition. Since then, we have developed many new skills, tackled design challenges, and learned from our failures.</w:t>
-      </w:r>
-    </w:p>
-    <w:p>
-      <w:pPr>
-        <w:pStyle w:val="NormalWeb"/>
-      </w:pPr>
-      <w:r>
-        <w:t>Last year's competition turned out great for us, as we achieved 3rd place despite our robot's flawed designs, numerous malfunctions, and our initial struggles with coding.</w:t>
-      </w:r>
-    </w:p>
-    <w:p>
-      <w:pPr>
-        <w:pStyle w:val="NormalWeb"/>
-      </w:pPr>
-      <w:r>
+        <w:keepNext/>
+        <w:jc w:val="center"/>
+      </w:pPr>
+      <w:r>
+        <w:rPr>
+          <w:noProof/>
+        </w:rPr>
         <w:lastRenderedPageBreak/>
-        <w:t>This year, we have worked extremely hard and developed a new design for our top PCBs. We switched microcontrollers, added new sensors for IR ball detection and a camera, upgraded the gyro sensor, and integrated a kicker and dribbler.</w:t>
-      </w:r>
-    </w:p>
-    <w:p>
-      <w:pPr>
-        <w:pStyle w:val="NormalWeb"/>
-      </w:pPr>
-    </w:p>
-    <w:p>
-      <w:pPr>
-        <w:pStyle w:val="NormalWeb"/>
-      </w:pPr>
-    </w:p>
-    <w:p>
-      <w:pPr>
-        <w:pStyle w:val="NormalWeb"/>
-      </w:pPr>
-    </w:p>
-    <w:p>
-      <w:pPr>
-        <w:pStyle w:val="NormalWeb"/>
-      </w:pPr>
-    </w:p>
-    <w:p>
-      <w:pPr>
-        <w:pStyle w:val="NormalWeb"/>
-      </w:pPr>
+        <w:drawing>
+          <wp:inline distT="0" distB="0" distL="0" distR="0" wp14:anchorId="483D90E5" wp14:editId="52AC54EB">
+            <wp:extent cx="3123760" cy="2343339"/>
+            <wp:effectExtent l="0" t="0" r="635" b="0"/>
+            <wp:docPr id="1169847077" name="Obrázok 5"/>
+            <wp:cNvGraphicFramePr>
+              <a:graphicFrameLocks xmlns:a="http://schemas.openxmlformats.org/drawingml/2006/main" noChangeAspect="1"/>
+            </wp:cNvGraphicFramePr>
+            <a:graphic xmlns:a="http://schemas.openxmlformats.org/drawingml/2006/main">
+              <a:graphicData uri="http://schemas.openxmlformats.org/drawingml/2006/picture">
+                <pic:pic xmlns:pic="http://schemas.openxmlformats.org/drawingml/2006/picture">
+                  <pic:nvPicPr>
+                    <pic:cNvPr id="0" name="Picture 8"/>
+                    <pic:cNvPicPr>
+                      <a:picLocks noChangeAspect="1" noChangeArrowheads="1"/>
+                    </pic:cNvPicPr>
+                  </pic:nvPicPr>
+                  <pic:blipFill>
+                    <a:blip r:embed="rId10" cstate="print">
+                      <a:extLst>
+                        <a:ext uri="{28A0092B-C50C-407E-A947-70E740481C1C}">
+                          <a14:useLocalDpi xmlns:a14="http://schemas.microsoft.com/office/drawing/2010/main" val="0"/>
+                        </a:ext>
+                      </a:extLst>
+                    </a:blip>
+                    <a:srcRect/>
+                    <a:stretch>
+                      <a:fillRect/>
+                    </a:stretch>
+                  </pic:blipFill>
+                  <pic:spPr bwMode="auto">
+                    <a:xfrm>
+                      <a:off x="0" y="0"/>
+                      <a:ext cx="3139331" cy="2355020"/>
+                    </a:xfrm>
+                    <a:prstGeom prst="rect">
+                      <a:avLst/>
+                    </a:prstGeom>
+                    <a:noFill/>
+                    <a:ln>
+                      <a:noFill/>
+                    </a:ln>
+                  </pic:spPr>
+                </pic:pic>
+              </a:graphicData>
+            </a:graphic>
+          </wp:inline>
+        </w:drawing>
+      </w:r>
+    </w:p>
+    <w:p>
+      <w:pPr>
+        <w:pStyle w:val="Caption"/>
+        <w:jc w:val="center"/>
+      </w:pPr>
+      <w:r>
+        <w:t xml:space="preserve">Figure </w:t>
+      </w:r>
+      <w:r>
+        <w:fldChar w:fldCharType="begin"/>
+      </w:r>
+      <w:r>
+        <w:instrText xml:space="preserve"> SEQ Figure \* ARABIC </w:instrText>
+      </w:r>
+      <w:r>
+        <w:fldChar w:fldCharType="separate"/>
+      </w:r>
+      <w:r>
+        <w:rPr>
+          <w:noProof/>
+        </w:rPr>
+        <w:t>2</w:t>
+      </w:r>
+      <w:r>
+        <w:fldChar w:fldCharType="end"/>
+      </w:r>
+      <w:r>
+        <w:t xml:space="preserve"> </w:t>
+      </w:r>
+      <w:proofErr w:type="spellStart"/>
+      <w:r>
+        <w:t>redisign</w:t>
+      </w:r>
+      <w:proofErr w:type="spellEnd"/>
+      <w:r>
+        <w:t xml:space="preserve"> of our robot</w:t>
+      </w:r>
     </w:p>
     <w:p>
       <w:pPr>
         <w:pStyle w:val="Heading1"/>
       </w:pPr>
+      <w:bookmarkStart w:id="7" w:name="_Mechanical_design:"/>
+      <w:bookmarkStart w:id="8" w:name="_Toc170932589"/>
+      <w:bookmarkStart w:id="9" w:name="_Toc170932738"/>
+      <w:bookmarkEnd w:id="7"/>
       <w:r>
         <w:t>Mechanical design:</w:t>
       </w:r>
-    </w:p>
-    <w:p/>
+      <w:bookmarkEnd w:id="8"/>
+      <w:bookmarkEnd w:id="9"/>
+    </w:p>
     <w:p>
       <w:r>
         <w:t>First, we began designing our robot as a 3D model in Fusion 360. This proved to be an excellent tool because it allowed us to create the robot according to the specified dimensions outlined in the competition rules. We decided that the main structure of our robot would be made of PCBs, and 3D modeling enabled us to seamlessly convert the robot's shape in Fusion 360 directly into PCB designs in EAGLE.</w:t>
@@ -342,9 +1317,9 @@
           <w:noProof/>
         </w:rPr>
         <w:drawing>
-          <wp:inline distT="0" distB="0" distL="0" distR="0" wp14:anchorId="5E23934F" wp14:editId="311C901A">
-            <wp:extent cx="3791106" cy="3938954"/>
-            <wp:effectExtent l="0" t="0" r="0" b="4445"/>
+          <wp:inline distT="0" distB="0" distL="0" distR="0" wp14:anchorId="5E23934F" wp14:editId="3B5A9B52">
+            <wp:extent cx="3311738" cy="3440892"/>
+            <wp:effectExtent l="0" t="0" r="3175" b="7620"/>
             <wp:docPr id="960940218" name="Obrázok 1"/>
             <wp:cNvGraphicFramePr>
               <a:graphicFrameLocks xmlns:a="http://schemas.openxmlformats.org/drawingml/2006/main" noChangeAspect="1"/>
@@ -359,7 +1334,7 @@
                     </pic:cNvPicPr>
                   </pic:nvPicPr>
                   <pic:blipFill>
-                    <a:blip r:embed="rId8"/>
+                    <a:blip r:embed="rId11"/>
                     <a:stretch>
                       <a:fillRect/>
                     </a:stretch>
@@ -367,7 +1342,7 @@
                   <pic:spPr>
                     <a:xfrm>
                       <a:off x="0" y="0"/>
-                      <a:ext cx="3807471" cy="3955957"/>
+                      <a:ext cx="3341230" cy="3471534"/>
                     </a:xfrm>
                     <a:prstGeom prst="rect">
                       <a:avLst/>
@@ -401,7 +1376,7 @@
         <w:rPr>
           <w:noProof/>
         </w:rPr>
-        <w:t>2</w:t>
+        <w:t>3</w:t>
       </w:r>
       <w:r>
         <w:fldChar w:fldCharType="end"/>
@@ -415,17 +1390,17 @@
     </w:p>
     <w:p>
       <w:pPr>
-        <w:jc w:val="left"/>
-      </w:pPr>
-    </w:p>
-    <w:p>
-      <w:pPr>
         <w:pStyle w:val="Heading2"/>
       </w:pPr>
-      <w:r>
-        <w:lastRenderedPageBreak/>
+      <w:bookmarkStart w:id="10" w:name="_Kicker:"/>
+      <w:bookmarkStart w:id="11" w:name="_Toc170932590"/>
+      <w:bookmarkStart w:id="12" w:name="_Toc170932739"/>
+      <w:bookmarkEnd w:id="10"/>
+      <w:r>
         <w:t>Kicker:</w:t>
       </w:r>
+      <w:bookmarkEnd w:id="11"/>
+      <w:bookmarkEnd w:id="12"/>
     </w:p>
     <w:p>
       <w:r>
@@ -444,6 +1419,7 @@
         <w:rPr>
           <w:noProof/>
         </w:rPr>
+        <w:lastRenderedPageBreak/>
         <w:drawing>
           <wp:inline distT="0" distB="0" distL="0" distR="0" wp14:anchorId="2C01001A" wp14:editId="4E8BE303">
             <wp:extent cx="3477600" cy="2706256"/>
@@ -462,7 +1438,7 @@
                     </pic:cNvPicPr>
                   </pic:nvPicPr>
                   <pic:blipFill>
-                    <a:blip r:embed="rId9" cstate="print">
+                    <a:blip r:embed="rId12" cstate="print">
                       <a:extLst>
                         <a:ext uri="{28A0092B-C50C-407E-A947-70E740481C1C}">
                           <a14:useLocalDpi xmlns:a14="http://schemas.microsoft.com/office/drawing/2010/main" val="0"/>
@@ -515,7 +1491,7 @@
         <w:rPr>
           <w:noProof/>
         </w:rPr>
-        <w:t>3</w:t>
+        <w:t>4</w:t>
       </w:r>
       <w:r>
         <w:fldChar w:fldCharType="end"/>
@@ -555,7 +1531,7 @@
                     </pic:cNvPicPr>
                   </pic:nvPicPr>
                   <pic:blipFill>
-                    <a:blip r:embed="rId10" cstate="print">
+                    <a:blip r:embed="rId13" cstate="print">
                       <a:extLst>
                         <a:ext uri="{28A0092B-C50C-407E-A947-70E740481C1C}">
                           <a14:useLocalDpi xmlns:a14="http://schemas.microsoft.com/office/drawing/2010/main" val="0"/>
@@ -612,7 +1588,7 @@
         <w:rPr>
           <w:noProof/>
         </w:rPr>
-        <w:t>4</w:t>
+        <w:t>5</w:t>
       </w:r>
       <w:r>
         <w:fldChar w:fldCharType="end"/>
@@ -640,10 +1616,16 @@
       <w:pPr>
         <w:pStyle w:val="Heading2"/>
       </w:pPr>
+      <w:bookmarkStart w:id="13" w:name="_Dribbler:"/>
+      <w:bookmarkStart w:id="14" w:name="_Toc170932591"/>
+      <w:bookmarkStart w:id="15" w:name="_Toc170932740"/>
+      <w:bookmarkEnd w:id="13"/>
       <w:r>
         <w:lastRenderedPageBreak/>
         <w:t>Dribbler:</w:t>
       </w:r>
+      <w:bookmarkEnd w:id="14"/>
+      <w:bookmarkEnd w:id="15"/>
     </w:p>
     <w:p>
       <w:r>
@@ -661,9 +1643,9 @@
           <w:noProof/>
         </w:rPr>
         <w:drawing>
-          <wp:inline distT="0" distB="0" distL="0" distR="0" wp14:anchorId="140074E8" wp14:editId="2951D2D0">
-            <wp:extent cx="2842817" cy="2132270"/>
-            <wp:effectExtent l="0" t="6668" r="8573" b="8572"/>
+          <wp:inline distT="0" distB="0" distL="0" distR="0" wp14:anchorId="140074E8" wp14:editId="4FCFB02C">
+            <wp:extent cx="2968996" cy="2226911"/>
+            <wp:effectExtent l="9208" t="0" r="0" b="0"/>
             <wp:docPr id="423181700" name="Picture 6"/>
             <wp:cNvGraphicFramePr>
               <a:graphicFrameLocks xmlns:a="http://schemas.openxmlformats.org/drawingml/2006/main" noChangeAspect="1"/>
@@ -678,7 +1660,7 @@
                     </pic:cNvPicPr>
                   </pic:nvPicPr>
                   <pic:blipFill>
-                    <a:blip r:embed="rId11" cstate="print">
+                    <a:blip r:embed="rId14" cstate="print">
                       <a:extLst>
                         <a:ext uri="{28A0092B-C50C-407E-A947-70E740481C1C}">
                           <a14:useLocalDpi xmlns:a14="http://schemas.microsoft.com/office/drawing/2010/main" val="0"/>
@@ -693,7 +1675,7 @@
                   <pic:spPr bwMode="auto">
                     <a:xfrm rot="5400000">
                       <a:off x="0" y="0"/>
-                      <a:ext cx="2863197" cy="2147556"/>
+                      <a:ext cx="2997111" cy="2247999"/>
                     </a:xfrm>
                     <a:prstGeom prst="rect">
                       <a:avLst/>
@@ -735,7 +1717,7 @@
         <w:rPr>
           <w:noProof/>
         </w:rPr>
-        <w:t>5</w:t>
+        <w:t>6</w:t>
       </w:r>
       <w:r>
         <w:fldChar w:fldCharType="end"/>
@@ -771,9 +1753,9 @@
           <w14:ligatures w14:val="none"/>
         </w:rPr>
         <w:drawing>
-          <wp:inline distT="0" distB="0" distL="0" distR="0" wp14:anchorId="0C8D3488" wp14:editId="2D15685F">
-            <wp:extent cx="2488397" cy="1866436"/>
-            <wp:effectExtent l="6032" t="0" r="0" b="0"/>
+          <wp:inline distT="0" distB="0" distL="0" distR="0" wp14:anchorId="0C8D3488" wp14:editId="0DC5994B">
+            <wp:extent cx="2781679" cy="2086414"/>
+            <wp:effectExtent l="4762" t="0" r="4763" b="4762"/>
             <wp:docPr id="749194720" name="Picture 7"/>
             <wp:cNvGraphicFramePr>
               <a:graphicFrameLocks xmlns:a="http://schemas.openxmlformats.org/drawingml/2006/main" noChangeAspect="1"/>
@@ -783,403 +1765,6 @@
                 <pic:pic xmlns:pic="http://schemas.openxmlformats.org/drawingml/2006/picture">
                   <pic:nvPicPr>
                     <pic:cNvPr id="0" name="Picture 19"/>
-                    <pic:cNvPicPr>
-                      <a:picLocks noChangeAspect="1" noChangeArrowheads="1"/>
-                    </pic:cNvPicPr>
-                  </pic:nvPicPr>
-                  <pic:blipFill>
-                    <a:blip r:embed="rId12" cstate="print">
-                      <a:extLst>
-                        <a:ext uri="{28A0092B-C50C-407E-A947-70E740481C1C}">
-                          <a14:useLocalDpi xmlns:a14="http://schemas.microsoft.com/office/drawing/2010/main" val="0"/>
-                        </a:ext>
-                      </a:extLst>
-                    </a:blip>
-                    <a:srcRect/>
-                    <a:stretch>
-                      <a:fillRect/>
-                    </a:stretch>
-                  </pic:blipFill>
-                  <pic:spPr bwMode="auto">
-                    <a:xfrm rot="5400000">
-                      <a:off x="0" y="0"/>
-                      <a:ext cx="2525817" cy="1894503"/>
-                    </a:xfrm>
-                    <a:prstGeom prst="rect">
-                      <a:avLst/>
-                    </a:prstGeom>
-                    <a:noFill/>
-                    <a:ln>
-                      <a:noFill/>
-                    </a:ln>
-                  </pic:spPr>
-                </pic:pic>
-              </a:graphicData>
-            </a:graphic>
-          </wp:inline>
-        </w:drawing>
-      </w:r>
-    </w:p>
-    <w:p>
-      <w:pPr>
-        <w:pStyle w:val="Caption"/>
-        <w:jc w:val="center"/>
-        <w:rPr>
-          <w:rFonts w:eastAsia="Times New Roman" w:cs="Times New Roman"/>
-          <w:kern w:val="0"/>
-          <w:szCs w:val="24"/>
-          <w:lang w:val="sk-SK" w:eastAsia="sk-SK"/>
-          <w14:ligatures w14:val="none"/>
-        </w:rPr>
-      </w:pPr>
-      <w:r>
-        <w:t xml:space="preserve">Figure </w:t>
-      </w:r>
-      <w:r>
-        <w:fldChar w:fldCharType="begin"/>
-      </w:r>
-      <w:r>
-        <w:instrText xml:space="preserve"> SEQ Figure \* ARABIC </w:instrText>
-      </w:r>
-      <w:r>
-        <w:fldChar w:fldCharType="separate"/>
-      </w:r>
-      <w:r>
-        <w:rPr>
-          <w:noProof/>
-        </w:rPr>
-        <w:t>6</w:t>
-      </w:r>
-      <w:r>
-        <w:fldChar w:fldCharType="end"/>
-      </w:r>
-      <w:r>
-        <w:t>: Ball detection switch</w:t>
-      </w:r>
-    </w:p>
-    <w:p/>
-    <w:p>
-      <w:pPr>
-        <w:pStyle w:val="Heading1"/>
-      </w:pPr>
-      <w:r>
-        <w:lastRenderedPageBreak/>
-        <w:t>Electrical design:</w:t>
-      </w:r>
-    </w:p>
-    <w:p>
-      <w:pPr>
-        <w:keepNext/>
-      </w:pPr>
-      <w:r>
-        <w:drawing>
-          <wp:inline distT="0" distB="0" distL="0" distR="0" wp14:anchorId="33459949" wp14:editId="4B47048B">
-            <wp:extent cx="5731510" cy="2987040"/>
-            <wp:effectExtent l="0" t="0" r="2540" b="3810"/>
-            <wp:docPr id="2065909329" name="Picture 1"/>
-            <wp:cNvGraphicFramePr>
-              <a:graphicFrameLocks xmlns:a="http://schemas.openxmlformats.org/drawingml/2006/main" noChangeAspect="1"/>
-            </wp:cNvGraphicFramePr>
-            <a:graphic xmlns:a="http://schemas.openxmlformats.org/drawingml/2006/main">
-              <a:graphicData uri="http://schemas.openxmlformats.org/drawingml/2006/picture">
-                <pic:pic xmlns:pic="http://schemas.openxmlformats.org/drawingml/2006/picture">
-                  <pic:nvPicPr>
-                    <pic:cNvPr id="2065909329" name=""/>
-                    <pic:cNvPicPr/>
-                  </pic:nvPicPr>
-                  <pic:blipFill>
-                    <a:blip r:embed="rId13"/>
-                    <a:stretch>
-                      <a:fillRect/>
-                    </a:stretch>
-                  </pic:blipFill>
-                  <pic:spPr>
-                    <a:xfrm>
-                      <a:off x="0" y="0"/>
-                      <a:ext cx="5731510" cy="2987040"/>
-                    </a:xfrm>
-                    <a:prstGeom prst="rect">
-                      <a:avLst/>
-                    </a:prstGeom>
-                  </pic:spPr>
-                </pic:pic>
-              </a:graphicData>
-            </a:graphic>
-          </wp:inline>
-        </w:drawing>
-      </w:r>
-    </w:p>
-    <w:p>
-      <w:pPr>
-        <w:pStyle w:val="Caption"/>
-        <w:jc w:val="center"/>
-      </w:pPr>
-      <w:r>
-        <w:t xml:space="preserve">Figure </w:t>
-      </w:r>
-      <w:r>
-        <w:fldChar w:fldCharType="begin"/>
-      </w:r>
-      <w:r>
-        <w:instrText xml:space="preserve"> SEQ Figure \* ARABIC </w:instrText>
-      </w:r>
-      <w:r>
-        <w:fldChar w:fldCharType="separate"/>
-      </w:r>
-      <w:r>
-        <w:rPr>
-          <w:noProof/>
-        </w:rPr>
-        <w:t>7</w:t>
-      </w:r>
-      <w:r>
-        <w:fldChar w:fldCharType="end"/>
-      </w:r>
-      <w:r>
-        <w:t xml:space="preserve">: </w:t>
-      </w:r>
-      <w:r>
-        <w:t>Logic block diagram</w:t>
-      </w:r>
-    </w:p>
-    <w:p>
-      <w:pPr>
-        <w:keepNext/>
-        <w:tabs>
-          <w:tab w:val="left" w:pos="4987"/>
-        </w:tabs>
-      </w:pPr>
-      <w:r>
-        <w:drawing>
-          <wp:inline distT="0" distB="0" distL="0" distR="0" wp14:anchorId="74821CBA" wp14:editId="1FB1CC45">
-            <wp:extent cx="5731510" cy="3323590"/>
-            <wp:effectExtent l="0" t="0" r="2540" b="0"/>
-            <wp:docPr id="773322502" name="Picture 1"/>
-            <wp:cNvGraphicFramePr>
-              <a:graphicFrameLocks xmlns:a="http://schemas.openxmlformats.org/drawingml/2006/main" noChangeAspect="1"/>
-            </wp:cNvGraphicFramePr>
-            <a:graphic xmlns:a="http://schemas.openxmlformats.org/drawingml/2006/main">
-              <a:graphicData uri="http://schemas.openxmlformats.org/drawingml/2006/picture">
-                <pic:pic xmlns:pic="http://schemas.openxmlformats.org/drawingml/2006/picture">
-                  <pic:nvPicPr>
-                    <pic:cNvPr id="773322502" name=""/>
-                    <pic:cNvPicPr/>
-                  </pic:nvPicPr>
-                  <pic:blipFill>
-                    <a:blip r:embed="rId14"/>
-                    <a:stretch>
-                      <a:fillRect/>
-                    </a:stretch>
-                  </pic:blipFill>
-                  <pic:spPr>
-                    <a:xfrm>
-                      <a:off x="0" y="0"/>
-                      <a:ext cx="5731510" cy="3323590"/>
-                    </a:xfrm>
-                    <a:prstGeom prst="rect">
-                      <a:avLst/>
-                    </a:prstGeom>
-                  </pic:spPr>
-                </pic:pic>
-              </a:graphicData>
-            </a:graphic>
-          </wp:inline>
-        </w:drawing>
-      </w:r>
-    </w:p>
-    <w:p>
-      <w:pPr>
-        <w:pStyle w:val="Caption"/>
-        <w:jc w:val="center"/>
-      </w:pPr>
-      <w:r>
-        <w:t xml:space="preserve">Figure </w:t>
-      </w:r>
-      <w:r>
-        <w:fldChar w:fldCharType="begin"/>
-      </w:r>
-      <w:r>
-        <w:instrText xml:space="preserve"> SEQ Figure \* ARABIC </w:instrText>
-      </w:r>
-      <w:r>
-        <w:fldChar w:fldCharType="separate"/>
-      </w:r>
-      <w:r>
-        <w:rPr>
-          <w:noProof/>
-        </w:rPr>
-        <w:t>8</w:t>
-      </w:r>
-      <w:r>
-        <w:fldChar w:fldCharType="end"/>
-      </w:r>
-      <w:r>
-        <w:t xml:space="preserve">: </w:t>
-      </w:r>
-      <w:r>
-        <w:t>Power block diagram</w:t>
-      </w:r>
-    </w:p>
-    <w:p>
-      <w:pPr>
-        <w:pStyle w:val="NormalWeb"/>
-        <w:rPr>
-          <w:rStyle w:val="Strong"/>
-        </w:rPr>
-      </w:pPr>
-    </w:p>
-    <w:p>
-      <w:pPr>
-        <w:pStyle w:val="NormalWeb"/>
-        <w:rPr>
-          <w:rStyle w:val="Strong"/>
-        </w:rPr>
-      </w:pPr>
-    </w:p>
-    <w:p>
-      <w:pPr>
-        <w:pStyle w:val="NormalWeb"/>
-        <w:rPr>
-          <w:rStyle w:val="Strong"/>
-        </w:rPr>
-      </w:pPr>
-    </w:p>
-    <w:p>
-      <w:pPr>
-        <w:pStyle w:val="NormalWeb"/>
-        <w:rPr>
-          <w:lang w:val="sk-SK"/>
-        </w:rPr>
-      </w:pPr>
-      <w:r>
-        <w:rPr>
-          <w:rStyle w:val="Strong"/>
-        </w:rPr>
-        <w:lastRenderedPageBreak/>
-        <w:t>Line Sensors:</w:t>
-      </w:r>
-      <w:r>
-        <w:t xml:space="preserve"> To detect the field borders, we use phototransistors that sense reflected light from the field. When our robot moves over a white border line, the sensors detect a change in voltage.</w:t>
-      </w:r>
-    </w:p>
-    <w:p>
-      <w:pPr>
-        <w:pStyle w:val="NormalWeb"/>
-      </w:pPr>
-      <w:r>
-        <w:rPr>
-          <w:rStyle w:val="Strong"/>
-        </w:rPr>
-        <w:t>Use of Multiplexers:</w:t>
-      </w:r>
-      <w:r>
-        <w:t xml:space="preserve"> Given the limited number of analog inputs on the Arduino Mega, we use multiplexers for the line and IR sensors to expand our input capacity.</w:t>
-      </w:r>
-    </w:p>
-    <w:p>
-      <w:pPr>
-        <w:pStyle w:val="NormalWeb"/>
-      </w:pPr>
-      <w:r>
-        <w:rPr>
-          <w:rStyle w:val="Strong"/>
-        </w:rPr>
-        <w:t>Camera:</w:t>
-      </w:r>
-      <w:r>
-        <w:t xml:space="preserve"> We utilize the Pixy Cam V2, which is connected to the Arduino via ISCP pins.</w:t>
-      </w:r>
-    </w:p>
-    <w:p>
-      <w:r>
-        <w:t>Motor Drivers:</w:t>
-      </w:r>
-    </w:p>
-    <w:p>
-      <w:r>
-        <w:t>Battery:</w:t>
-      </w:r>
-    </w:p>
-    <w:p>
-      <w:r>
-        <w:t>IR sensors:</w:t>
-      </w:r>
-    </w:p>
-    <w:p/>
-    <w:p/>
-    <w:p/>
-    <w:p/>
-    <w:p/>
-    <w:p/>
-    <w:p/>
-    <w:p/>
-    <w:p/>
-    <w:p/>
-    <w:p/>
-    <w:p/>
-    <w:p/>
-    <w:p/>
-    <w:p/>
-    <w:p/>
-    <w:p/>
-    <w:p/>
-    <w:p/>
-    <w:p/>
-    <w:p/>
-    <w:p/>
-    <w:p>
-      <w:pPr>
-        <w:pStyle w:val="Heading1"/>
-      </w:pPr>
-      <w:r>
-        <w:lastRenderedPageBreak/>
-        <w:t>Software design</w:t>
-      </w:r>
-      <w:r>
-        <w:t>:</w:t>
-      </w:r>
-    </w:p>
-    <w:p>
-      <w:pPr>
-        <w:tabs>
-          <w:tab w:val="left" w:pos="7563"/>
-        </w:tabs>
-      </w:pPr>
-    </w:p>
-    <w:p>
-      <w:pPr>
-        <w:spacing w:before="100" w:beforeAutospacing="1" w:after="100" w:afterAutospacing="1" w:line="240" w:lineRule="auto"/>
-        <w:jc w:val="center"/>
-        <w:rPr>
-          <w:rFonts w:eastAsia="Times New Roman" w:cs="Times New Roman"/>
-          <w:kern w:val="0"/>
-          <w:szCs w:val="24"/>
-          <w:lang w:val="sk-SK" w:eastAsia="sk-SK"/>
-          <w14:ligatures w14:val="none"/>
-        </w:rPr>
-      </w:pPr>
-      <w:r>
-        <w:rPr>
-          <w:rFonts w:eastAsia="Times New Roman" w:cs="Times New Roman"/>
-          <w:noProof/>
-          <w:kern w:val="0"/>
-          <w:szCs w:val="24"/>
-          <w:lang w:val="sk-SK" w:eastAsia="sk-SK"/>
-          <w14:ligatures w14:val="none"/>
-        </w:rPr>
-        <w:drawing>
-          <wp:inline distT="0" distB="0" distL="0" distR="0" wp14:anchorId="4D763AF6" wp14:editId="5F51DDE5">
-            <wp:extent cx="4354933" cy="3266441"/>
-            <wp:effectExtent l="0" t="8255" r="0" b="0"/>
-            <wp:docPr id="1671871219" name="Picture 8"/>
-            <wp:cNvGraphicFramePr>
-              <a:graphicFrameLocks xmlns:a="http://schemas.openxmlformats.org/drawingml/2006/main" noChangeAspect="1"/>
-            </wp:cNvGraphicFramePr>
-            <a:graphic xmlns:a="http://schemas.openxmlformats.org/drawingml/2006/main">
-              <a:graphicData uri="http://schemas.openxmlformats.org/drawingml/2006/picture">
-                <pic:pic xmlns:pic="http://schemas.openxmlformats.org/drawingml/2006/picture">
-                  <pic:nvPicPr>
-                    <pic:cNvPr id="0" name="Picture 21"/>
                     <pic:cNvPicPr>
                       <a:picLocks noChangeAspect="1" noChangeArrowheads="1"/>
                     </pic:cNvPicPr>
@@ -1200,7 +1785,7 @@
                   <pic:spPr bwMode="auto">
                     <a:xfrm rot="5400000">
                       <a:off x="0" y="0"/>
-                      <a:ext cx="4358735" cy="3269293"/>
+                      <a:ext cx="2839250" cy="2129595"/>
                     </a:xfrm>
                     <a:prstGeom prst="rect">
                       <a:avLst/>
@@ -1219,32 +1804,2447 @@
     </w:p>
     <w:p>
       <w:pPr>
+        <w:pStyle w:val="Caption"/>
+        <w:jc w:val="center"/>
+        <w:rPr>
+          <w:rFonts w:eastAsia="Times New Roman" w:cs="Times New Roman"/>
+          <w:kern w:val="0"/>
+          <w:szCs w:val="24"/>
+          <w:lang w:val="sk-SK" w:eastAsia="sk-SK"/>
+          <w14:ligatures w14:val="none"/>
+        </w:rPr>
+      </w:pPr>
+      <w:r>
+        <w:t xml:space="preserve">Figure </w:t>
+      </w:r>
+      <w:r>
+        <w:fldChar w:fldCharType="begin"/>
+      </w:r>
+      <w:r>
+        <w:instrText xml:space="preserve"> SEQ Figure \* ARABIC </w:instrText>
+      </w:r>
+      <w:r>
+        <w:fldChar w:fldCharType="separate"/>
+      </w:r>
+      <w:r>
+        <w:rPr>
+          <w:noProof/>
+        </w:rPr>
+        <w:t>7</w:t>
+      </w:r>
+      <w:r>
+        <w:fldChar w:fldCharType="end"/>
+      </w:r>
+      <w:r>
+        <w:t>: Ball detection switch</w:t>
+      </w:r>
+    </w:p>
+    <w:p>
+      <w:pPr>
+        <w:pStyle w:val="Heading2"/>
+      </w:pPr>
+      <w:bookmarkStart w:id="16" w:name="_Homemade_omniwheels:"/>
+      <w:bookmarkStart w:id="17" w:name="_Toc170932592"/>
+      <w:bookmarkStart w:id="18" w:name="_Toc170932741"/>
+      <w:bookmarkEnd w:id="16"/>
+      <w:r>
+        <w:lastRenderedPageBreak/>
+        <w:t>Homemade omniwheels:</w:t>
+      </w:r>
+      <w:bookmarkEnd w:id="17"/>
+      <w:bookmarkEnd w:id="18"/>
+    </w:p>
+    <w:p>
+      <w:r>
+        <w:t>We enlisted a trusted manufacturer to produce the wheel outlines and holes according to our specifications. After receiving the wheels, we carefully refined their surfaces through light sanding. Following this, we sourced axles and identified small wheels suitable for our needs. Lastly, we mounted these small wheels onto the axles and positioned them between the previously cut wheel outlines, securing everything in place with screws.</w:t>
+      </w:r>
+    </w:p>
+    <w:p>
+      <w:pPr>
+        <w:keepNext/>
+        <w:jc w:val="center"/>
+      </w:pPr>
+      <w:r>
+        <w:rPr>
+          <w:noProof/>
+        </w:rPr>
+        <w:drawing>
+          <wp:inline distT="0" distB="0" distL="0" distR="0" wp14:anchorId="61D59E7E" wp14:editId="3662EC00">
+            <wp:extent cx="2709980" cy="2032635"/>
+            <wp:effectExtent l="0" t="4445" r="0" b="0"/>
+            <wp:docPr id="552480797" name="Obrázok 6"/>
+            <wp:cNvGraphicFramePr>
+              <a:graphicFrameLocks xmlns:a="http://schemas.openxmlformats.org/drawingml/2006/main" noChangeAspect="1"/>
+            </wp:cNvGraphicFramePr>
+            <a:graphic xmlns:a="http://schemas.openxmlformats.org/drawingml/2006/main">
+              <a:graphicData uri="http://schemas.openxmlformats.org/drawingml/2006/picture">
+                <pic:pic xmlns:pic="http://schemas.openxmlformats.org/drawingml/2006/picture">
+                  <pic:nvPicPr>
+                    <pic:cNvPr id="0" name="Picture 9"/>
+                    <pic:cNvPicPr>
+                      <a:picLocks noChangeAspect="1" noChangeArrowheads="1"/>
+                    </pic:cNvPicPr>
+                  </pic:nvPicPr>
+                  <pic:blipFill>
+                    <a:blip r:embed="rId16" cstate="print">
+                      <a:extLst>
+                        <a:ext uri="{28A0092B-C50C-407E-A947-70E740481C1C}">
+                          <a14:useLocalDpi xmlns:a14="http://schemas.microsoft.com/office/drawing/2010/main" val="0"/>
+                        </a:ext>
+                      </a:extLst>
+                    </a:blip>
+                    <a:srcRect/>
+                    <a:stretch>
+                      <a:fillRect/>
+                    </a:stretch>
+                  </pic:blipFill>
+                  <pic:spPr bwMode="auto">
+                    <a:xfrm rot="5400000">
+                      <a:off x="0" y="0"/>
+                      <a:ext cx="2720214" cy="2040311"/>
+                    </a:xfrm>
+                    <a:prstGeom prst="rect">
+                      <a:avLst/>
+                    </a:prstGeom>
+                    <a:noFill/>
+                    <a:ln>
+                      <a:noFill/>
+                    </a:ln>
+                  </pic:spPr>
+                </pic:pic>
+              </a:graphicData>
+            </a:graphic>
+          </wp:inline>
+        </w:drawing>
+      </w:r>
+    </w:p>
+    <w:p>
+      <w:pPr>
+        <w:pStyle w:val="Caption"/>
+        <w:jc w:val="center"/>
+      </w:pPr>
+      <w:r>
+        <w:t xml:space="preserve">Figure </w:t>
+      </w:r>
+      <w:r>
+        <w:fldChar w:fldCharType="begin"/>
+      </w:r>
+      <w:r>
+        <w:instrText xml:space="preserve"> SEQ Figure \* ARABIC </w:instrText>
+      </w:r>
+      <w:r>
+        <w:fldChar w:fldCharType="separate"/>
+      </w:r>
+      <w:r>
+        <w:rPr>
+          <w:noProof/>
+        </w:rPr>
+        <w:t>8</w:t>
+      </w:r>
+      <w:r>
+        <w:fldChar w:fldCharType="end"/>
+      </w:r>
+      <w:r>
+        <w:t xml:space="preserve"> Building omniwheels</w:t>
+      </w:r>
+    </w:p>
+    <w:p>
+      <w:pPr>
+        <w:pStyle w:val="Heading1"/>
+      </w:pPr>
+      <w:bookmarkStart w:id="19" w:name="_Electrical_design:"/>
+      <w:bookmarkStart w:id="20" w:name="_Toc170932593"/>
+      <w:bookmarkStart w:id="21" w:name="_Toc170932742"/>
+      <w:bookmarkEnd w:id="19"/>
+      <w:r>
+        <w:t>Electrical design:</w:t>
+      </w:r>
+      <w:bookmarkEnd w:id="20"/>
+      <w:bookmarkEnd w:id="21"/>
+    </w:p>
+    <w:p>
+      <w:pPr>
+        <w:keepNext/>
+        <w:jc w:val="center"/>
+      </w:pPr>
+      <w:r>
+        <w:rPr>
+          <w:noProof/>
+        </w:rPr>
+        <w:drawing>
+          <wp:inline distT="0" distB="0" distL="0" distR="0" wp14:anchorId="201071C2" wp14:editId="013C7AF8">
+            <wp:extent cx="5191814" cy="2489494"/>
+            <wp:effectExtent l="0" t="0" r="8890" b="6350"/>
+            <wp:docPr id="836902377" name="Obrázok 2"/>
+            <wp:cNvGraphicFramePr>
+              <a:graphicFrameLocks xmlns:a="http://schemas.openxmlformats.org/drawingml/2006/main" noChangeAspect="1"/>
+            </wp:cNvGraphicFramePr>
+            <a:graphic xmlns:a="http://schemas.openxmlformats.org/drawingml/2006/main">
+              <a:graphicData uri="http://schemas.openxmlformats.org/drawingml/2006/picture">
+                <pic:pic xmlns:pic="http://schemas.openxmlformats.org/drawingml/2006/picture">
+                  <pic:nvPicPr>
+                    <pic:cNvPr id="0" name="Picture 3"/>
+                    <pic:cNvPicPr>
+                      <a:picLocks noChangeAspect="1" noChangeArrowheads="1"/>
+                    </pic:cNvPicPr>
+                  </pic:nvPicPr>
+                  <pic:blipFill>
+                    <a:blip r:embed="rId17" cstate="print">
+                      <a:extLst>
+                        <a:ext uri="{28A0092B-C50C-407E-A947-70E740481C1C}">
+                          <a14:useLocalDpi xmlns:a14="http://schemas.microsoft.com/office/drawing/2010/main" val="0"/>
+                        </a:ext>
+                      </a:extLst>
+                    </a:blip>
+                    <a:srcRect/>
+                    <a:stretch>
+                      <a:fillRect/>
+                    </a:stretch>
+                  </pic:blipFill>
+                  <pic:spPr bwMode="auto">
+                    <a:xfrm>
+                      <a:off x="0" y="0"/>
+                      <a:ext cx="5211284" cy="2498830"/>
+                    </a:xfrm>
+                    <a:prstGeom prst="rect">
+                      <a:avLst/>
+                    </a:prstGeom>
+                    <a:noFill/>
+                    <a:ln>
+                      <a:noFill/>
+                    </a:ln>
+                  </pic:spPr>
+                </pic:pic>
+              </a:graphicData>
+            </a:graphic>
+          </wp:inline>
+        </w:drawing>
+      </w:r>
+    </w:p>
+    <w:p>
+      <w:pPr>
+        <w:pStyle w:val="Caption"/>
+        <w:jc w:val="center"/>
+      </w:pPr>
+      <w:r>
+        <w:t xml:space="preserve">Figure </w:t>
+      </w:r>
+      <w:r>
+        <w:fldChar w:fldCharType="begin"/>
+      </w:r>
+      <w:r>
+        <w:instrText xml:space="preserve"> SEQ Figure \* ARABIC </w:instrText>
+      </w:r>
+      <w:r>
+        <w:fldChar w:fldCharType="separate"/>
+      </w:r>
+      <w:r>
+        <w:rPr>
+          <w:noProof/>
+        </w:rPr>
+        <w:t>9</w:t>
+      </w:r>
+      <w:r>
+        <w:fldChar w:fldCharType="end"/>
+      </w:r>
+      <w:r>
+        <w:t xml:space="preserve">: </w:t>
+      </w:r>
+      <w:r>
+        <w:t>Logic block diagram</w:t>
+      </w:r>
+    </w:p>
+    <w:p>
+      <w:pPr>
+        <w:keepNext/>
         <w:tabs>
-          <w:tab w:val="left" w:pos="7563"/>
+          <w:tab w:val="left" w:pos="4987"/>
         </w:tabs>
-      </w:pPr>
+        <w:jc w:val="center"/>
+      </w:pPr>
+      <w:r>
+        <w:rPr>
+          <w:noProof/>
+        </w:rPr>
+        <w:lastRenderedPageBreak/>
+        <w:drawing>
+          <wp:inline distT="0" distB="0" distL="0" distR="0" wp14:anchorId="53FBA30E" wp14:editId="5B986A8D">
+            <wp:extent cx="4936703" cy="2937628"/>
+            <wp:effectExtent l="0" t="0" r="0" b="0"/>
+            <wp:docPr id="277821267" name="Obrázok 3"/>
+            <wp:cNvGraphicFramePr>
+              <a:graphicFrameLocks xmlns:a="http://schemas.openxmlformats.org/drawingml/2006/main" noChangeAspect="1"/>
+            </wp:cNvGraphicFramePr>
+            <a:graphic xmlns:a="http://schemas.openxmlformats.org/drawingml/2006/main">
+              <a:graphicData uri="http://schemas.openxmlformats.org/drawingml/2006/picture">
+                <pic:pic xmlns:pic="http://schemas.openxmlformats.org/drawingml/2006/picture">
+                  <pic:nvPicPr>
+                    <pic:cNvPr id="0" name="Picture 5"/>
+                    <pic:cNvPicPr>
+                      <a:picLocks noChangeAspect="1" noChangeArrowheads="1"/>
+                    </pic:cNvPicPr>
+                  </pic:nvPicPr>
+                  <pic:blipFill>
+                    <a:blip r:embed="rId18" cstate="print">
+                      <a:extLst>
+                        <a:ext uri="{28A0092B-C50C-407E-A947-70E740481C1C}">
+                          <a14:useLocalDpi xmlns:a14="http://schemas.microsoft.com/office/drawing/2010/main" val="0"/>
+                        </a:ext>
+                      </a:extLst>
+                    </a:blip>
+                    <a:srcRect/>
+                    <a:stretch>
+                      <a:fillRect/>
+                    </a:stretch>
+                  </pic:blipFill>
+                  <pic:spPr bwMode="auto">
+                    <a:xfrm>
+                      <a:off x="0" y="0"/>
+                      <a:ext cx="4951267" cy="2946294"/>
+                    </a:xfrm>
+                    <a:prstGeom prst="rect">
+                      <a:avLst/>
+                    </a:prstGeom>
+                    <a:noFill/>
+                    <a:ln>
+                      <a:noFill/>
+                    </a:ln>
+                  </pic:spPr>
+                </pic:pic>
+              </a:graphicData>
+            </a:graphic>
+          </wp:inline>
+        </w:drawing>
+      </w:r>
+    </w:p>
+    <w:p>
+      <w:pPr>
+        <w:pStyle w:val="Caption"/>
+        <w:jc w:val="center"/>
+      </w:pPr>
+      <w:r>
+        <w:t xml:space="preserve">Figure </w:t>
+      </w:r>
+      <w:r>
+        <w:fldChar w:fldCharType="begin"/>
+      </w:r>
+      <w:r>
+        <w:instrText xml:space="preserve"> SEQ Figure \* ARABIC </w:instrText>
+      </w:r>
+      <w:r>
+        <w:fldChar w:fldCharType="separate"/>
+      </w:r>
+      <w:r>
+        <w:rPr>
+          <w:noProof/>
+        </w:rPr>
+        <w:t>10</w:t>
+      </w:r>
+      <w:r>
+        <w:fldChar w:fldCharType="end"/>
+      </w:r>
+      <w:r>
+        <w:t xml:space="preserve">: </w:t>
+      </w:r>
+      <w:r>
+        <w:t>Power block diagram</w:t>
+      </w:r>
+    </w:p>
+    <w:p>
+      <w:pPr>
+        <w:pStyle w:val="NormalWeb"/>
+      </w:pPr>
+      <w:r>
+        <w:rPr>
+          <w:rStyle w:val="Strong"/>
+        </w:rPr>
+        <w:t>Line Sensors:</w:t>
+      </w:r>
+      <w:r>
+        <w:t xml:space="preserve"> </w:t>
+      </w:r>
+      <w:r>
+        <w:t>To detect the field borders, we use phototransistors that sense reflected light from the field</w:t>
+      </w:r>
+      <w:r>
+        <w:t xml:space="preserve"> that is emitted by LEDs</w:t>
+      </w:r>
+      <w:r>
+        <w:t>. When our robot moves over a white border line, the sensors detect a change in voltage.</w:t>
+      </w:r>
+    </w:p>
+    <w:p>
+      <w:pPr>
+        <w:pStyle w:val="NormalWeb"/>
+      </w:pPr>
+      <w:r>
+        <w:rPr>
+          <w:rStyle w:val="Strong"/>
+        </w:rPr>
+        <w:t>Use of Multiplexers:</w:t>
+      </w:r>
+      <w:r>
+        <w:t xml:space="preserve"> </w:t>
+      </w:r>
+      <w:r>
+        <w:t>Given the limited number of analog inputs on the Arduino Mega, we use multiplexers for the line and IR sensors to expand our input capacity.</w:t>
+      </w:r>
+    </w:p>
+    <w:p>
+      <w:pPr>
+        <w:pStyle w:val="NormalWeb"/>
+      </w:pPr>
+      <w:r>
+        <w:rPr>
+          <w:rStyle w:val="Strong"/>
+        </w:rPr>
+        <w:t>Camera:</w:t>
+      </w:r>
+      <w:r>
+        <w:t xml:space="preserve"> </w:t>
+      </w:r>
+      <w:r>
+        <w:t>We utilize the Pixy Cam V2, which is connected to the Arduino via ISCP pins.</w:t>
+      </w:r>
+    </w:p>
+    <w:p>
+      <w:bookmarkStart w:id="22" w:name="_Toc170932594"/>
+      <w:bookmarkStart w:id="23" w:name="_Toc170932743"/>
+      <w:r>
+        <w:rPr>
+          <w:b/>
+          <w:bCs/>
+        </w:rPr>
+        <w:t>Motor Drivers:</w:t>
+      </w:r>
+      <w:r>
+        <w:t xml:space="preserve"> </w:t>
+      </w:r>
+      <w:r>
+        <w:t>we pick VNH2SP30 motor drivers for simplicity of using PWM</w:t>
+      </w:r>
+      <w:r>
+        <w:t xml:space="preserve"> and their power output</w:t>
+      </w:r>
+      <w:r>
+        <w:t>.</w:t>
+      </w:r>
+      <w:bookmarkEnd w:id="22"/>
+      <w:bookmarkEnd w:id="23"/>
+      <w:r>
+        <w:t xml:space="preserve">                                                                                                                                                                                          </w:t>
+      </w:r>
+    </w:p>
+    <w:p>
+      <w:bookmarkStart w:id="24" w:name="_Toc170932595"/>
+      <w:bookmarkStart w:id="25" w:name="_Toc170932744"/>
+      <w:r>
+        <w:rPr>
+          <w:b/>
+          <w:bCs/>
+        </w:rPr>
+        <w:t>Battery:</w:t>
+      </w:r>
+      <w:r>
+        <w:t xml:space="preserve"> </w:t>
+      </w:r>
+      <w:r>
+        <w:t xml:space="preserve">We choose a three lithium-ions cells in 18650 </w:t>
+      </w:r>
+      <w:proofErr w:type="gramStart"/>
+      <w:r>
+        <w:t>package</w:t>
+      </w:r>
+      <w:proofErr w:type="gramEnd"/>
+      <w:r>
+        <w:t xml:space="preserve"> because of compactness.</w:t>
+      </w:r>
+      <w:bookmarkEnd w:id="24"/>
+      <w:bookmarkEnd w:id="25"/>
+    </w:p>
+    <w:p>
+      <w:pPr>
+        <w:pStyle w:val="Heading2"/>
+        <w:rPr>
+          <w:rFonts w:eastAsiaTheme="minorHAnsi" w:cstheme="minorBidi"/>
+          <w:sz w:val="24"/>
+          <w:szCs w:val="22"/>
+        </w:rPr>
+      </w:pPr>
+      <w:bookmarkStart w:id="26" w:name="_Toc170932596"/>
+      <w:bookmarkStart w:id="27" w:name="_Toc170932745"/>
+      <w:r>
+        <w:rPr>
+          <w:rFonts w:eastAsiaTheme="minorHAnsi" w:cstheme="minorBidi"/>
+          <w:b/>
+          <w:bCs/>
+          <w:sz w:val="24"/>
+          <w:szCs w:val="22"/>
+        </w:rPr>
+        <w:t>IR sensors:</w:t>
+      </w:r>
+      <w:r>
+        <w:rPr>
+          <w:rFonts w:eastAsiaTheme="minorHAnsi" w:cstheme="minorBidi"/>
+          <w:sz w:val="24"/>
+          <w:szCs w:val="22"/>
+        </w:rPr>
+        <w:t xml:space="preserve"> </w:t>
+      </w:r>
+      <w:r>
+        <w:rPr>
+          <w:sz w:val="24"/>
+          <w:szCs w:val="24"/>
+        </w:rPr>
+        <w:t xml:space="preserve">To track ball with most accuracy, we use sixteen 38khz </w:t>
+      </w:r>
+      <w:r>
+        <w:rPr>
+          <w:sz w:val="24"/>
+          <w:szCs w:val="24"/>
+        </w:rPr>
+        <w:t>IR</w:t>
+      </w:r>
+      <w:r>
+        <w:rPr>
+          <w:sz w:val="24"/>
+          <w:szCs w:val="24"/>
+        </w:rPr>
+        <w:t xml:space="preserve"> sensors with lowpass filters.</w:t>
+      </w:r>
+      <w:bookmarkEnd w:id="26"/>
+      <w:bookmarkEnd w:id="27"/>
     </w:p>
     <w:p/>
+    <w:p>
+      <w:pPr>
+        <w:pStyle w:val="Heading2"/>
+      </w:pPr>
+      <w:bookmarkStart w:id="28" w:name="_Problems_with_electrical"/>
+      <w:bookmarkStart w:id="29" w:name="_Toc170932597"/>
+      <w:bookmarkStart w:id="30" w:name="_Toc170932746"/>
+      <w:bookmarkEnd w:id="28"/>
+      <w:r>
+        <w:t>Problems with electrical design:</w:t>
+      </w:r>
+      <w:bookmarkEnd w:id="29"/>
+      <w:bookmarkEnd w:id="30"/>
+    </w:p>
+    <w:p>
+      <w:r>
+        <w:t>The primary challenge we encountered involved ball detection. Initially, we lacked reference materials on reliable methods to detect the ball's location. We experimented with various solutions, and one breakthrough came when we switched our TSOP sensors from a 40kHz detection frequency to 38kHz</w:t>
+      </w:r>
+      <w:r>
+        <w:t xml:space="preserve"> TSSP sensor</w:t>
+      </w:r>
+      <w:r>
+        <w:t>. This decision seemed counterintuitive because the ball emits IR pulses at 40kHz. However, adjusting the frequency helped mitigate issues with the sensors picking up reflections from different surfaces, which previously hindered accurate ball angle processing. Subsequently, through discussions with other teams, we integrated a low-pass filter into the sensor output, effectively reducing minor errors.</w:t>
+      </w:r>
+    </w:p>
+    <w:p>
+      <w:r>
+        <w:t xml:space="preserve">In our updated PCB designs, we opted to transition from Teensy 4.1 to Arduino Mega. This change was driven by our need for reliable and straightforward communication, particularly with motor drivers. The Teensy 4 microcontrollers operate at 3.3V, whereas our motor drivers </w:t>
+      </w:r>
+      <w:r>
+        <w:lastRenderedPageBreak/>
+        <w:t>use 5V logic, necessitating logic voltage converters that did not perform as expected. Working with the Arduino Mega has proven simpler and more dependable in our setup.</w:t>
+      </w:r>
+    </w:p>
+    <w:p>
+      <w:pPr>
+        <w:keepNext/>
+        <w:jc w:val="center"/>
+      </w:pPr>
+      <w:r>
+        <w:rPr>
+          <w:noProof/>
+        </w:rPr>
+        <w:drawing>
+          <wp:inline distT="0" distB="0" distL="0" distR="0" wp14:anchorId="42DF44A9" wp14:editId="1E0576D4">
+            <wp:extent cx="2283357" cy="3044559"/>
+            <wp:effectExtent l="0" t="0" r="3175" b="3810"/>
+            <wp:docPr id="1231355678" name="Obrázok 4"/>
+            <wp:cNvGraphicFramePr>
+              <a:graphicFrameLocks xmlns:a="http://schemas.openxmlformats.org/drawingml/2006/main" noChangeAspect="1"/>
+            </wp:cNvGraphicFramePr>
+            <a:graphic xmlns:a="http://schemas.openxmlformats.org/drawingml/2006/main">
+              <a:graphicData uri="http://schemas.openxmlformats.org/drawingml/2006/picture">
+                <pic:pic xmlns:pic="http://schemas.openxmlformats.org/drawingml/2006/picture">
+                  <pic:nvPicPr>
+                    <pic:cNvPr id="0" name="Picture 7"/>
+                    <pic:cNvPicPr>
+                      <a:picLocks noChangeAspect="1" noChangeArrowheads="1"/>
+                    </pic:cNvPicPr>
+                  </pic:nvPicPr>
+                  <pic:blipFill>
+                    <a:blip r:embed="rId19" cstate="print">
+                      <a:extLst>
+                        <a:ext uri="{28A0092B-C50C-407E-A947-70E740481C1C}">
+                          <a14:useLocalDpi xmlns:a14="http://schemas.microsoft.com/office/drawing/2010/main" val="0"/>
+                        </a:ext>
+                      </a:extLst>
+                    </a:blip>
+                    <a:srcRect/>
+                    <a:stretch>
+                      <a:fillRect/>
+                    </a:stretch>
+                  </pic:blipFill>
+                  <pic:spPr bwMode="auto">
+                    <a:xfrm>
+                      <a:off x="0" y="0"/>
+                      <a:ext cx="2307189" cy="3076335"/>
+                    </a:xfrm>
+                    <a:prstGeom prst="rect">
+                      <a:avLst/>
+                    </a:prstGeom>
+                    <a:noFill/>
+                    <a:ln>
+                      <a:noFill/>
+                    </a:ln>
+                  </pic:spPr>
+                </pic:pic>
+              </a:graphicData>
+            </a:graphic>
+          </wp:inline>
+        </w:drawing>
+      </w:r>
+    </w:p>
+    <w:p>
+      <w:pPr>
+        <w:pStyle w:val="Caption"/>
+        <w:jc w:val="center"/>
+      </w:pPr>
+      <w:r>
+        <w:t xml:space="preserve">Figure </w:t>
+      </w:r>
+      <w:r>
+        <w:t>9</w:t>
+      </w:r>
+      <w:r>
+        <w:t xml:space="preserve"> arrival of our PCBS</w:t>
+      </w:r>
+    </w:p>
     <w:p/>
-    <w:p/>
-    <w:p/>
-    <w:p/>
-    <w:p/>
-    <w:p>
-      <w:pPr>
-        <w:tabs>
-          <w:tab w:val="left" w:pos="2880"/>
-        </w:tabs>
-      </w:pPr>
-      <w:r>
-        <w:tab/>
-      </w:r>
+    <w:p>
+      <w:pPr>
+        <w:pStyle w:val="Heading1"/>
+      </w:pPr>
+      <w:bookmarkStart w:id="31" w:name="_Software_design:"/>
+      <w:bookmarkStart w:id="32" w:name="_Toc170932598"/>
+      <w:bookmarkStart w:id="33" w:name="_Toc170932747"/>
+      <w:bookmarkEnd w:id="31"/>
+      <w:r>
+        <w:t>Software design</w:t>
+      </w:r>
+      <w:r>
+        <w:t>:</w:t>
+      </w:r>
+      <w:bookmarkEnd w:id="32"/>
+      <w:bookmarkEnd w:id="33"/>
+    </w:p>
+    <w:p>
+      <w:r>
+        <w:t>The robot is controlled by an Arduino Mega unit, which provides sufficient power and an adequate pin count. It is programmed in the Arduino IDE environment. The entire program is divided into various functions, which are executed in a specific order based on inputs and outputs.</w:t>
+      </w:r>
+    </w:p>
+    <w:p>
+      <w:r>
+        <w:t>First, the robot detects if it is off the line. Using a circular array of sensors and goniometric functions, it accurately determines its position and the direction it needs to move to stay on the line. If the robot is on the line, it then checks for the presence of a ball. If the ball is within the capturing zone, the robot uses a camera to locate the goal and move towards it. If the ball is not detected in the capturing zone, the robot searches for it using IR sensors mounted on top. If the IR sensors also cannot detect the ball, the robot remains stationary.</w:t>
+      </w:r>
+    </w:p>
+    <w:p>
+      <w:r>
+        <w:t>Throughout the program, the robot continuously monitors its deviation from the goal to minimize it. It also keeps track of the position of switches and the status of the communication module, pausing or recalibrating the gyro sensor as necessary.</w:t>
+      </w:r>
+    </w:p>
+    <w:p>
+      <w:pPr>
+        <w:pStyle w:val="Heading2"/>
+      </w:pPr>
+      <w:bookmarkStart w:id="34" w:name="_Problems_with_programming:"/>
+      <w:bookmarkStart w:id="35" w:name="_Toc170932599"/>
+      <w:bookmarkStart w:id="36" w:name="_Toc170932748"/>
+      <w:bookmarkEnd w:id="34"/>
+      <w:r>
+        <w:t>Problems with programming</w:t>
+      </w:r>
+      <w:r>
+        <w:t>:</w:t>
+      </w:r>
+      <w:bookmarkEnd w:id="35"/>
+      <w:bookmarkEnd w:id="36"/>
+    </w:p>
+    <w:p>
+      <w:r>
+        <w:t>During our programming efforts, we identified issues with the indexing of both TS</w:t>
+      </w:r>
+      <w:r>
+        <w:t>S</w:t>
+      </w:r>
+      <w:r>
+        <w:t>P sensors and phototransistors. These problems affected the accurate identification and operation of the components. After a thorough investigation, we pinpointed the root cause and implemented a solution, ensuring proper indexing for both types of sensors.</w:t>
+      </w:r>
+    </w:p>
+    <w:p>
+      <w:r>
+        <w:t xml:space="preserve">We also faced a problem with the Pixy v1.6 camera, which was transmitting a very low number of frames. This significantly impacted our system's performance and reliability. To resolve this, </w:t>
+      </w:r>
+      <w:r>
+        <w:lastRenderedPageBreak/>
+        <w:t>we switched to the Pixy v2.1 camera, which provided a higher frame rate and improved overall functionality. The upgrade fixed the issue and ensured better performance for our application.</w:t>
+      </w:r>
+    </w:p>
+    <w:p>
+      <w:r>
+        <w:t>Furthermore</w:t>
+      </w:r>
+      <w:r>
+        <w:t>, we discovered irregular input from the light sensors. The voltage output was inconsistent under identical lighting conditions, varying from one sensor to another. This affected the accuracy and reliability of our readings. After extensive testing and analysis, we identified the root cause and calibrated the sensors, ensuring uniform output across all light sensors in the same lighting conditions.</w:t>
+      </w:r>
+    </w:p>
+    <w:p>
+      <w:pPr>
+        <w:keepNext/>
+        <w:spacing w:before="100" w:beforeAutospacing="1" w:after="100" w:afterAutospacing="1" w:line="240" w:lineRule="auto"/>
+        <w:jc w:val="center"/>
+      </w:pPr>
+      <w:r>
+        <w:rPr>
+          <w:rFonts w:eastAsia="Times New Roman" w:cs="Times New Roman"/>
+          <w:noProof/>
+          <w:kern w:val="0"/>
+          <w:szCs w:val="24"/>
+          <w:lang w:eastAsia="sk-SK"/>
+          <w14:ligatures w14:val="none"/>
+        </w:rPr>
+        <w:drawing>
+          <wp:inline distT="0" distB="0" distL="0" distR="0" wp14:anchorId="4D763AF6" wp14:editId="24E0DC5D">
+            <wp:extent cx="2451181" cy="1838120"/>
+            <wp:effectExtent l="1905" t="0" r="8255" b="8255"/>
+            <wp:docPr id="1671871219" name="Picture 8"/>
+            <wp:cNvGraphicFramePr>
+              <a:graphicFrameLocks xmlns:a="http://schemas.openxmlformats.org/drawingml/2006/main" noChangeAspect="1"/>
+            </wp:cNvGraphicFramePr>
+            <a:graphic xmlns:a="http://schemas.openxmlformats.org/drawingml/2006/main">
+              <a:graphicData uri="http://schemas.openxmlformats.org/drawingml/2006/picture">
+                <pic:pic xmlns:pic="http://schemas.openxmlformats.org/drawingml/2006/picture">
+                  <pic:nvPicPr>
+                    <pic:cNvPr id="0" name="Picture 21"/>
+                    <pic:cNvPicPr>
+                      <a:picLocks noChangeAspect="1" noChangeArrowheads="1"/>
+                    </pic:cNvPicPr>
+                  </pic:nvPicPr>
+                  <pic:blipFill>
+                    <a:blip r:embed="rId20" cstate="print">
+                      <a:extLst>
+                        <a:ext uri="{28A0092B-C50C-407E-A947-70E740481C1C}">
+                          <a14:useLocalDpi xmlns:a14="http://schemas.microsoft.com/office/drawing/2010/main" val="0"/>
+                        </a:ext>
+                      </a:extLst>
+                    </a:blip>
+                    <a:srcRect/>
+                    <a:stretch>
+                      <a:fillRect/>
+                    </a:stretch>
+                  </pic:blipFill>
+                  <pic:spPr bwMode="auto">
+                    <a:xfrm rot="5400000">
+                      <a:off x="0" y="0"/>
+                      <a:ext cx="2536549" cy="1902137"/>
+                    </a:xfrm>
+                    <a:prstGeom prst="rect">
+                      <a:avLst/>
+                    </a:prstGeom>
+                    <a:noFill/>
+                    <a:ln>
+                      <a:noFill/>
+                    </a:ln>
+                  </pic:spPr>
+                </pic:pic>
+              </a:graphicData>
+            </a:graphic>
+          </wp:inline>
+        </w:drawing>
+      </w:r>
+    </w:p>
+    <w:p>
+      <w:pPr>
+        <w:pStyle w:val="Caption"/>
+        <w:jc w:val="center"/>
+      </w:pPr>
+      <w:r>
+        <w:t xml:space="preserve">Figure </w:t>
+      </w:r>
+      <w:r>
+        <w:t>10</w:t>
+      </w:r>
+      <w:r>
+        <w:t xml:space="preserve">:  </w:t>
+      </w:r>
+      <w:r>
+        <w:t>Testing</w:t>
+      </w:r>
+      <w:r>
+        <w:t xml:space="preserve"> our robot</w:t>
+      </w:r>
+    </w:p>
+    <w:p>
+      <w:pPr>
+        <w:pStyle w:val="Heading1"/>
+      </w:pPr>
+      <w:bookmarkStart w:id="37" w:name="_BOM"/>
+      <w:bookmarkStart w:id="38" w:name="_Toc170932600"/>
+      <w:bookmarkStart w:id="39" w:name="_Toc170932749"/>
+      <w:bookmarkEnd w:id="37"/>
+      <w:r>
+        <w:t>BOM</w:t>
+      </w:r>
+      <w:bookmarkEnd w:id="38"/>
+      <w:bookmarkEnd w:id="39"/>
+    </w:p>
+    <w:tbl>
+      <w:tblPr>
+        <w:tblStyle w:val="PlainTable1"/>
+        <w:tblW w:w="8393" w:type="dxa"/>
+        <w:tblLook w:val="04A0" w:firstRow="1" w:lastRow="0" w:firstColumn="1" w:lastColumn="0" w:noHBand="0" w:noVBand="1"/>
+      </w:tblPr>
+      <w:tblGrid>
+        <w:gridCol w:w="5537"/>
+        <w:gridCol w:w="1546"/>
+        <w:gridCol w:w="1310"/>
+      </w:tblGrid>
+      <w:tr>
+        <w:trPr>
+          <w:cnfStyle w:val="100000000000" w:firstRow="1" w:lastRow="0" w:firstColumn="0" w:lastColumn="0" w:oddVBand="0" w:evenVBand="0" w:oddHBand="0" w:evenHBand="0" w:firstRowFirstColumn="0" w:firstRowLastColumn="0" w:lastRowFirstColumn="0" w:lastRowLastColumn="0"/>
+          <w:trHeight w:val="292"/>
+        </w:trPr>
+        <w:tc>
+          <w:tcPr>
+            <w:cnfStyle w:val="001000000000" w:firstRow="0" w:lastRow="0" w:firstColumn="1" w:lastColumn="0" w:oddVBand="0" w:evenVBand="0" w:oddHBand="0" w:evenHBand="0" w:firstRowFirstColumn="0" w:firstRowLastColumn="0" w:lastRowFirstColumn="0" w:lastRowLastColumn="0"/>
+            <w:tcW w:w="5537" w:type="dxa"/>
+            <w:noWrap/>
+            <w:hideMark/>
+          </w:tcPr>
+          <w:p>
+            <w:pPr>
+              <w:jc w:val="left"/>
+              <w:rPr>
+                <w:rFonts w:ascii="Calibri" w:eastAsia="Times New Roman" w:hAnsi="Calibri" w:cs="Calibri"/>
+                <w:color w:val="000000"/>
+                <w:kern w:val="0"/>
+                <w:sz w:val="22"/>
+                <w:lang w:val="sk-SK" w:eastAsia="sk-SK"/>
+                <w14:ligatures w14:val="none"/>
+              </w:rPr>
+            </w:pPr>
+          </w:p>
+        </w:tc>
+        <w:tc>
+          <w:tcPr>
+            <w:tcW w:w="1546" w:type="dxa"/>
+            <w:noWrap/>
+            <w:hideMark/>
+          </w:tcPr>
+          <w:p>
+            <w:pPr>
+              <w:cnfStyle w:val="100000000000" w:firstRow="1" w:lastRow="0" w:firstColumn="0" w:lastColumn="0" w:oddVBand="0" w:evenVBand="0" w:oddHBand="0" w:evenHBand="0" w:firstRowFirstColumn="0" w:firstRowLastColumn="0" w:lastRowFirstColumn="0" w:lastRowLastColumn="0"/>
+              <w:rPr>
+                <w:rFonts w:ascii="Calibri" w:eastAsia="Times New Roman" w:hAnsi="Calibri" w:cs="Calibri"/>
+                <w:color w:val="000000"/>
+                <w:kern w:val="0"/>
+                <w:sz w:val="22"/>
+                <w:lang w:val="sk-SK" w:eastAsia="sk-SK"/>
+                <w14:ligatures w14:val="none"/>
+              </w:rPr>
+            </w:pPr>
+            <w:r>
+              <w:rPr>
+                <w:rFonts w:ascii="Calibri" w:eastAsia="Times New Roman" w:hAnsi="Calibri" w:cs="Calibri"/>
+                <w:color w:val="000000"/>
+                <w:kern w:val="0"/>
+                <w:sz w:val="22"/>
+                <w:lang w:val="sk-SK" w:eastAsia="sk-SK"/>
+                <w14:ligatures w14:val="none"/>
+              </w:rPr>
+              <w:t xml:space="preserve">       </w:t>
+            </w:r>
+            <w:r>
+              <w:rPr>
+                <w:rFonts w:ascii="Calibri" w:eastAsia="Times New Roman" w:hAnsi="Calibri" w:cs="Calibri"/>
+                <w:color w:val="000000"/>
+                <w:kern w:val="0"/>
+                <w:sz w:val="22"/>
+                <w:lang w:val="sk-SK" w:eastAsia="sk-SK"/>
+                <w14:ligatures w14:val="none"/>
+              </w:rPr>
+              <w:t>PCS</w:t>
+            </w:r>
+          </w:p>
+        </w:tc>
+        <w:tc>
+          <w:tcPr>
+            <w:tcW w:w="1310" w:type="dxa"/>
+            <w:noWrap/>
+            <w:hideMark/>
+          </w:tcPr>
+          <w:p>
+            <w:pPr>
+              <w:jc w:val="left"/>
+              <w:cnfStyle w:val="100000000000" w:firstRow="1" w:lastRow="0" w:firstColumn="0" w:lastColumn="0" w:oddVBand="0" w:evenVBand="0" w:oddHBand="0" w:evenHBand="0" w:firstRowFirstColumn="0" w:firstRowLastColumn="0" w:lastRowFirstColumn="0" w:lastRowLastColumn="0"/>
+              <w:rPr>
+                <w:rFonts w:ascii="Calibri" w:eastAsia="Times New Roman" w:hAnsi="Calibri" w:cs="Calibri"/>
+                <w:color w:val="000000"/>
+                <w:kern w:val="0"/>
+                <w:sz w:val="22"/>
+                <w:lang w:val="sk-SK" w:eastAsia="sk-SK"/>
+                <w14:ligatures w14:val="none"/>
+              </w:rPr>
+            </w:pPr>
+            <w:r>
+              <w:rPr>
+                <w:rFonts w:ascii="Calibri" w:eastAsia="Times New Roman" w:hAnsi="Calibri" w:cs="Calibri"/>
+                <w:color w:val="000000"/>
+                <w:kern w:val="0"/>
+                <w:sz w:val="22"/>
+                <w:lang w:val="sk-SK" w:eastAsia="sk-SK"/>
+                <w14:ligatures w14:val="none"/>
+              </w:rPr>
+              <w:t>PRICE[€]</w:t>
+            </w:r>
+          </w:p>
+        </w:tc>
+      </w:tr>
+      <w:tr>
+        <w:trPr>
+          <w:cnfStyle w:val="000000100000" w:firstRow="0" w:lastRow="0" w:firstColumn="0" w:lastColumn="0" w:oddVBand="0" w:evenVBand="0" w:oddHBand="1" w:evenHBand="0" w:firstRowFirstColumn="0" w:firstRowLastColumn="0" w:lastRowFirstColumn="0" w:lastRowLastColumn="0"/>
+          <w:trHeight w:val="292"/>
+        </w:trPr>
+        <w:tc>
+          <w:tcPr>
+            <w:cnfStyle w:val="001000000000" w:firstRow="0" w:lastRow="0" w:firstColumn="1" w:lastColumn="0" w:oddVBand="0" w:evenVBand="0" w:oddHBand="0" w:evenHBand="0" w:firstRowFirstColumn="0" w:firstRowLastColumn="0" w:lastRowFirstColumn="0" w:lastRowLastColumn="0"/>
+            <w:tcW w:w="5537" w:type="dxa"/>
+            <w:noWrap/>
+            <w:hideMark/>
+          </w:tcPr>
+          <w:p>
+            <w:pPr>
+              <w:jc w:val="left"/>
+              <w:rPr>
+                <w:rFonts w:ascii="Calibri" w:eastAsia="Times New Roman" w:hAnsi="Calibri" w:cs="Calibri"/>
+                <w:color w:val="000000"/>
+                <w:kern w:val="0"/>
+                <w:sz w:val="22"/>
+                <w:lang w:val="sk-SK" w:eastAsia="sk-SK"/>
+                <w14:ligatures w14:val="none"/>
+              </w:rPr>
+            </w:pPr>
+            <w:proofErr w:type="spellStart"/>
+            <w:r>
+              <w:rPr>
+                <w:rFonts w:ascii="Calibri" w:eastAsia="Times New Roman" w:hAnsi="Calibri" w:cs="Calibri"/>
+                <w:color w:val="000000"/>
+                <w:kern w:val="0"/>
+                <w:sz w:val="22"/>
+                <w:lang w:val="sk-SK" w:eastAsia="sk-SK"/>
+                <w14:ligatures w14:val="none"/>
+              </w:rPr>
+              <w:t>Arduino</w:t>
+            </w:r>
+            <w:proofErr w:type="spellEnd"/>
+            <w:r>
+              <w:rPr>
+                <w:rFonts w:ascii="Calibri" w:eastAsia="Times New Roman" w:hAnsi="Calibri" w:cs="Calibri"/>
+                <w:color w:val="000000"/>
+                <w:kern w:val="0"/>
+                <w:sz w:val="22"/>
+                <w:lang w:val="sk-SK" w:eastAsia="sk-SK"/>
+                <w14:ligatures w14:val="none"/>
+              </w:rPr>
+              <w:t xml:space="preserve"> Mega </w:t>
+            </w:r>
+          </w:p>
+        </w:tc>
+        <w:tc>
+          <w:tcPr>
+            <w:tcW w:w="1546" w:type="dxa"/>
+            <w:noWrap/>
+            <w:hideMark/>
+          </w:tcPr>
+          <w:p>
+            <w:pPr>
+              <w:ind w:right="760"/>
+              <w:jc w:val="right"/>
+              <w:cnfStyle w:val="000000100000" w:firstRow="0" w:lastRow="0" w:firstColumn="0" w:lastColumn="0" w:oddVBand="0" w:evenVBand="0" w:oddHBand="1" w:evenHBand="0" w:firstRowFirstColumn="0" w:firstRowLastColumn="0" w:lastRowFirstColumn="0" w:lastRowLastColumn="0"/>
+              <w:rPr>
+                <w:rFonts w:ascii="Calibri" w:eastAsia="Times New Roman" w:hAnsi="Calibri" w:cs="Calibri"/>
+                <w:color w:val="000000"/>
+                <w:kern w:val="0"/>
+                <w:sz w:val="22"/>
+                <w:lang w:val="sk-SK" w:eastAsia="sk-SK"/>
+                <w14:ligatures w14:val="none"/>
+              </w:rPr>
+            </w:pPr>
+            <w:r>
+              <w:rPr>
+                <w:rFonts w:ascii="Calibri" w:eastAsia="Times New Roman" w:hAnsi="Calibri" w:cs="Calibri"/>
+                <w:color w:val="000000"/>
+                <w:kern w:val="0"/>
+                <w:sz w:val="22"/>
+                <w:lang w:val="sk-SK" w:eastAsia="sk-SK"/>
+                <w14:ligatures w14:val="none"/>
+              </w:rPr>
+              <w:t>1</w:t>
+            </w:r>
+          </w:p>
+        </w:tc>
+        <w:tc>
+          <w:tcPr>
+            <w:tcW w:w="1310" w:type="dxa"/>
+            <w:noWrap/>
+            <w:hideMark/>
+          </w:tcPr>
+          <w:p>
+            <w:pPr>
+              <w:jc w:val="center"/>
+              <w:cnfStyle w:val="000000100000" w:firstRow="0" w:lastRow="0" w:firstColumn="0" w:lastColumn="0" w:oddVBand="0" w:evenVBand="0" w:oddHBand="1" w:evenHBand="0" w:firstRowFirstColumn="0" w:firstRowLastColumn="0" w:lastRowFirstColumn="0" w:lastRowLastColumn="0"/>
+              <w:rPr>
+                <w:rFonts w:ascii="Calibri" w:eastAsia="Times New Roman" w:hAnsi="Calibri" w:cs="Calibri"/>
+                <w:color w:val="000000"/>
+                <w:kern w:val="0"/>
+                <w:sz w:val="22"/>
+                <w:lang w:val="sk-SK" w:eastAsia="sk-SK"/>
+                <w14:ligatures w14:val="none"/>
+              </w:rPr>
+            </w:pPr>
+            <w:r>
+              <w:rPr>
+                <w:rFonts w:ascii="Calibri" w:eastAsia="Times New Roman" w:hAnsi="Calibri" w:cs="Calibri"/>
+                <w:color w:val="000000"/>
+                <w:kern w:val="0"/>
+                <w:sz w:val="22"/>
+                <w:lang w:val="sk-SK" w:eastAsia="sk-SK"/>
+                <w14:ligatures w14:val="none"/>
+              </w:rPr>
+              <w:t>20</w:t>
+            </w:r>
+          </w:p>
+        </w:tc>
+      </w:tr>
+      <w:tr>
+        <w:trPr>
+          <w:trHeight w:val="292"/>
+        </w:trPr>
+        <w:tc>
+          <w:tcPr>
+            <w:cnfStyle w:val="001000000000" w:firstRow="0" w:lastRow="0" w:firstColumn="1" w:lastColumn="0" w:oddVBand="0" w:evenVBand="0" w:oddHBand="0" w:evenHBand="0" w:firstRowFirstColumn="0" w:firstRowLastColumn="0" w:lastRowFirstColumn="0" w:lastRowLastColumn="0"/>
+            <w:tcW w:w="5537" w:type="dxa"/>
+            <w:noWrap/>
+            <w:hideMark/>
+          </w:tcPr>
+          <w:p>
+            <w:pPr>
+              <w:jc w:val="left"/>
+              <w:rPr>
+                <w:rFonts w:ascii="Calibri" w:eastAsia="Times New Roman" w:hAnsi="Calibri" w:cs="Calibri"/>
+                <w:color w:val="000000"/>
+                <w:kern w:val="0"/>
+                <w:sz w:val="22"/>
+                <w:lang w:val="sk-SK" w:eastAsia="sk-SK"/>
+                <w14:ligatures w14:val="none"/>
+              </w:rPr>
+            </w:pPr>
+            <w:r>
+              <w:rPr>
+                <w:rFonts w:ascii="Calibri" w:eastAsia="Times New Roman" w:hAnsi="Calibri" w:cs="Calibri"/>
+                <w:color w:val="000000"/>
+                <w:kern w:val="0"/>
+                <w:sz w:val="22"/>
+                <w:lang w:val="sk-SK" w:eastAsia="sk-SK"/>
+                <w14:ligatures w14:val="none"/>
+              </w:rPr>
+              <w:t xml:space="preserve">Motor </w:t>
+            </w:r>
+            <w:proofErr w:type="spellStart"/>
+            <w:r>
+              <w:rPr>
+                <w:rFonts w:ascii="Calibri" w:eastAsia="Times New Roman" w:hAnsi="Calibri" w:cs="Calibri"/>
+                <w:color w:val="000000"/>
+                <w:kern w:val="0"/>
+                <w:sz w:val="22"/>
+                <w:lang w:val="sk-SK" w:eastAsia="sk-SK"/>
+                <w14:ligatures w14:val="none"/>
+              </w:rPr>
+              <w:t>drivers</w:t>
+            </w:r>
+            <w:proofErr w:type="spellEnd"/>
+            <w:r>
+              <w:rPr>
+                <w:rFonts w:ascii="Calibri" w:eastAsia="Times New Roman" w:hAnsi="Calibri" w:cs="Calibri"/>
+                <w:color w:val="000000"/>
+                <w:kern w:val="0"/>
+                <w:sz w:val="22"/>
+                <w:lang w:val="sk-SK" w:eastAsia="sk-SK"/>
+                <w14:ligatures w14:val="none"/>
+              </w:rPr>
+              <w:t xml:space="preserve"> VNH2SP30</w:t>
+            </w:r>
+          </w:p>
+        </w:tc>
+        <w:tc>
+          <w:tcPr>
+            <w:tcW w:w="1546" w:type="dxa"/>
+            <w:noWrap/>
+            <w:hideMark/>
+          </w:tcPr>
+          <w:p>
+            <w:pPr>
+              <w:ind w:right="760"/>
+              <w:jc w:val="right"/>
+              <w:cnfStyle w:val="000000000000" w:firstRow="0" w:lastRow="0" w:firstColumn="0" w:lastColumn="0" w:oddVBand="0" w:evenVBand="0" w:oddHBand="0" w:evenHBand="0" w:firstRowFirstColumn="0" w:firstRowLastColumn="0" w:lastRowFirstColumn="0" w:lastRowLastColumn="0"/>
+              <w:rPr>
+                <w:rFonts w:ascii="Calibri" w:eastAsia="Times New Roman" w:hAnsi="Calibri" w:cs="Calibri"/>
+                <w:color w:val="000000"/>
+                <w:kern w:val="0"/>
+                <w:sz w:val="22"/>
+                <w:lang w:val="sk-SK" w:eastAsia="sk-SK"/>
+                <w14:ligatures w14:val="none"/>
+              </w:rPr>
+            </w:pPr>
+            <w:r>
+              <w:rPr>
+                <w:rFonts w:ascii="Calibri" w:eastAsia="Times New Roman" w:hAnsi="Calibri" w:cs="Calibri"/>
+                <w:color w:val="000000"/>
+                <w:kern w:val="0"/>
+                <w:sz w:val="22"/>
+                <w:lang w:val="sk-SK" w:eastAsia="sk-SK"/>
+                <w14:ligatures w14:val="none"/>
+              </w:rPr>
+              <w:t>4</w:t>
+            </w:r>
+          </w:p>
+        </w:tc>
+        <w:tc>
+          <w:tcPr>
+            <w:tcW w:w="1310" w:type="dxa"/>
+            <w:noWrap/>
+            <w:hideMark/>
+          </w:tcPr>
+          <w:p>
+            <w:pPr>
+              <w:jc w:val="center"/>
+              <w:cnfStyle w:val="000000000000" w:firstRow="0" w:lastRow="0" w:firstColumn="0" w:lastColumn="0" w:oddVBand="0" w:evenVBand="0" w:oddHBand="0" w:evenHBand="0" w:firstRowFirstColumn="0" w:firstRowLastColumn="0" w:lastRowFirstColumn="0" w:lastRowLastColumn="0"/>
+              <w:rPr>
+                <w:rFonts w:ascii="Calibri" w:eastAsia="Times New Roman" w:hAnsi="Calibri" w:cs="Calibri"/>
+                <w:color w:val="000000"/>
+                <w:kern w:val="0"/>
+                <w:sz w:val="22"/>
+                <w:lang w:val="sk-SK" w:eastAsia="sk-SK"/>
+                <w14:ligatures w14:val="none"/>
+              </w:rPr>
+            </w:pPr>
+            <w:r>
+              <w:rPr>
+                <w:rFonts w:ascii="Calibri" w:eastAsia="Times New Roman" w:hAnsi="Calibri" w:cs="Calibri"/>
+                <w:color w:val="000000"/>
+                <w:kern w:val="0"/>
+                <w:sz w:val="22"/>
+                <w:lang w:val="sk-SK" w:eastAsia="sk-SK"/>
+                <w14:ligatures w14:val="none"/>
+              </w:rPr>
+              <w:t>30</w:t>
+            </w:r>
+          </w:p>
+        </w:tc>
+      </w:tr>
+      <w:tr>
+        <w:trPr>
+          <w:cnfStyle w:val="000000100000" w:firstRow="0" w:lastRow="0" w:firstColumn="0" w:lastColumn="0" w:oddVBand="0" w:evenVBand="0" w:oddHBand="1" w:evenHBand="0" w:firstRowFirstColumn="0" w:firstRowLastColumn="0" w:lastRowFirstColumn="0" w:lastRowLastColumn="0"/>
+          <w:trHeight w:val="292"/>
+        </w:trPr>
+        <w:tc>
+          <w:tcPr>
+            <w:cnfStyle w:val="001000000000" w:firstRow="0" w:lastRow="0" w:firstColumn="1" w:lastColumn="0" w:oddVBand="0" w:evenVBand="0" w:oddHBand="0" w:evenHBand="0" w:firstRowFirstColumn="0" w:firstRowLastColumn="0" w:lastRowFirstColumn="0" w:lastRowLastColumn="0"/>
+            <w:tcW w:w="5537" w:type="dxa"/>
+            <w:noWrap/>
+            <w:hideMark/>
+          </w:tcPr>
+          <w:p>
+            <w:pPr>
+              <w:jc w:val="left"/>
+              <w:rPr>
+                <w:rFonts w:ascii="Calibri" w:eastAsia="Times New Roman" w:hAnsi="Calibri" w:cs="Calibri"/>
+                <w:color w:val="000000"/>
+                <w:kern w:val="0"/>
+                <w:sz w:val="22"/>
+                <w:lang w:val="sk-SK" w:eastAsia="sk-SK"/>
+                <w14:ligatures w14:val="none"/>
+              </w:rPr>
+            </w:pPr>
+            <w:r>
+              <w:rPr>
+                <w:rFonts w:ascii="Calibri" w:eastAsia="Times New Roman" w:hAnsi="Calibri" w:cs="Calibri"/>
+                <w:color w:val="000000"/>
+                <w:kern w:val="0"/>
+                <w:sz w:val="22"/>
+                <w:lang w:val="sk-SK" w:eastAsia="sk-SK"/>
+                <w14:ligatures w14:val="none"/>
+              </w:rPr>
+              <w:t xml:space="preserve">Motor </w:t>
+            </w:r>
+            <w:proofErr w:type="spellStart"/>
+            <w:r>
+              <w:rPr>
+                <w:rFonts w:ascii="Calibri" w:eastAsia="Times New Roman" w:hAnsi="Calibri" w:cs="Calibri"/>
+                <w:color w:val="000000"/>
+                <w:kern w:val="0"/>
+                <w:sz w:val="22"/>
+                <w:lang w:val="sk-SK" w:eastAsia="sk-SK"/>
+                <w14:ligatures w14:val="none"/>
+              </w:rPr>
+              <w:t>Pololu</w:t>
+            </w:r>
+            <w:proofErr w:type="spellEnd"/>
+            <w:r>
+              <w:rPr>
+                <w:rFonts w:ascii="Calibri" w:eastAsia="Times New Roman" w:hAnsi="Calibri" w:cs="Calibri"/>
+                <w:color w:val="000000"/>
+                <w:kern w:val="0"/>
+                <w:sz w:val="22"/>
+                <w:lang w:val="sk-SK" w:eastAsia="sk-SK"/>
+                <w14:ligatures w14:val="none"/>
+              </w:rPr>
+              <w:t xml:space="preserve"> 25D</w:t>
+            </w:r>
+          </w:p>
+        </w:tc>
+        <w:tc>
+          <w:tcPr>
+            <w:tcW w:w="1546" w:type="dxa"/>
+            <w:noWrap/>
+            <w:hideMark/>
+          </w:tcPr>
+          <w:p>
+            <w:pPr>
+              <w:ind w:right="760"/>
+              <w:jc w:val="right"/>
+              <w:cnfStyle w:val="000000100000" w:firstRow="0" w:lastRow="0" w:firstColumn="0" w:lastColumn="0" w:oddVBand="0" w:evenVBand="0" w:oddHBand="1" w:evenHBand="0" w:firstRowFirstColumn="0" w:firstRowLastColumn="0" w:lastRowFirstColumn="0" w:lastRowLastColumn="0"/>
+              <w:rPr>
+                <w:rFonts w:ascii="Calibri" w:eastAsia="Times New Roman" w:hAnsi="Calibri" w:cs="Calibri"/>
+                <w:color w:val="000000"/>
+                <w:kern w:val="0"/>
+                <w:sz w:val="22"/>
+                <w:lang w:val="sk-SK" w:eastAsia="sk-SK"/>
+                <w14:ligatures w14:val="none"/>
+              </w:rPr>
+            </w:pPr>
+            <w:r>
+              <w:rPr>
+                <w:rFonts w:ascii="Calibri" w:eastAsia="Times New Roman" w:hAnsi="Calibri" w:cs="Calibri"/>
+                <w:color w:val="000000"/>
+                <w:kern w:val="0"/>
+                <w:sz w:val="22"/>
+                <w:lang w:val="sk-SK" w:eastAsia="sk-SK"/>
+                <w14:ligatures w14:val="none"/>
+              </w:rPr>
+              <w:t>4</w:t>
+            </w:r>
+          </w:p>
+        </w:tc>
+        <w:tc>
+          <w:tcPr>
+            <w:tcW w:w="1310" w:type="dxa"/>
+            <w:noWrap/>
+            <w:hideMark/>
+          </w:tcPr>
+          <w:p>
+            <w:pPr>
+              <w:jc w:val="center"/>
+              <w:cnfStyle w:val="000000100000" w:firstRow="0" w:lastRow="0" w:firstColumn="0" w:lastColumn="0" w:oddVBand="0" w:evenVBand="0" w:oddHBand="1" w:evenHBand="0" w:firstRowFirstColumn="0" w:firstRowLastColumn="0" w:lastRowFirstColumn="0" w:lastRowLastColumn="0"/>
+              <w:rPr>
+                <w:rFonts w:ascii="Calibri" w:eastAsia="Times New Roman" w:hAnsi="Calibri" w:cs="Calibri"/>
+                <w:color w:val="000000"/>
+                <w:kern w:val="0"/>
+                <w:sz w:val="22"/>
+                <w:lang w:val="sk-SK" w:eastAsia="sk-SK"/>
+                <w14:ligatures w14:val="none"/>
+              </w:rPr>
+            </w:pPr>
+            <w:r>
+              <w:rPr>
+                <w:rFonts w:ascii="Calibri" w:eastAsia="Times New Roman" w:hAnsi="Calibri" w:cs="Calibri"/>
+                <w:color w:val="000000"/>
+                <w:kern w:val="0"/>
+                <w:sz w:val="22"/>
+                <w:lang w:val="sk-SK" w:eastAsia="sk-SK"/>
+                <w14:ligatures w14:val="none"/>
+              </w:rPr>
+              <w:t>20</w:t>
+            </w:r>
+          </w:p>
+        </w:tc>
+      </w:tr>
+      <w:tr>
+        <w:trPr>
+          <w:trHeight w:val="292"/>
+        </w:trPr>
+        <w:tc>
+          <w:tcPr>
+            <w:cnfStyle w:val="001000000000" w:firstRow="0" w:lastRow="0" w:firstColumn="1" w:lastColumn="0" w:oddVBand="0" w:evenVBand="0" w:oddHBand="0" w:evenHBand="0" w:firstRowFirstColumn="0" w:firstRowLastColumn="0" w:lastRowFirstColumn="0" w:lastRowLastColumn="0"/>
+            <w:tcW w:w="5537" w:type="dxa"/>
+            <w:noWrap/>
+            <w:hideMark/>
+          </w:tcPr>
+          <w:p>
+            <w:pPr>
+              <w:jc w:val="left"/>
+              <w:rPr>
+                <w:rFonts w:ascii="Calibri" w:eastAsia="Times New Roman" w:hAnsi="Calibri" w:cs="Calibri"/>
+                <w:color w:val="000000"/>
+                <w:kern w:val="0"/>
+                <w:sz w:val="22"/>
+                <w:lang w:val="sk-SK" w:eastAsia="sk-SK"/>
+                <w14:ligatures w14:val="none"/>
+              </w:rPr>
+            </w:pPr>
+            <w:r>
+              <w:rPr>
+                <w:rFonts w:ascii="Calibri" w:eastAsia="Times New Roman" w:hAnsi="Calibri" w:cs="Calibri"/>
+                <w:color w:val="000000"/>
+                <w:kern w:val="0"/>
+                <w:sz w:val="22"/>
+                <w:lang w:val="sk-SK" w:eastAsia="sk-SK"/>
+                <w14:ligatures w14:val="none"/>
+              </w:rPr>
+              <w:t xml:space="preserve">Motor </w:t>
+            </w:r>
+            <w:proofErr w:type="spellStart"/>
+            <w:r>
+              <w:rPr>
+                <w:rFonts w:ascii="Calibri" w:eastAsia="Times New Roman" w:hAnsi="Calibri" w:cs="Calibri"/>
+                <w:color w:val="000000"/>
+                <w:kern w:val="0"/>
+                <w:sz w:val="22"/>
+                <w:lang w:val="sk-SK" w:eastAsia="sk-SK"/>
+                <w14:ligatures w14:val="none"/>
+              </w:rPr>
+              <w:t>Kicker</w:t>
+            </w:r>
+            <w:proofErr w:type="spellEnd"/>
+            <w:r>
+              <w:rPr>
+                <w:rFonts w:ascii="Calibri" w:eastAsia="Times New Roman" w:hAnsi="Calibri" w:cs="Calibri"/>
+                <w:color w:val="000000"/>
+                <w:kern w:val="0"/>
+                <w:sz w:val="22"/>
+                <w:lang w:val="sk-SK" w:eastAsia="sk-SK"/>
+                <w14:ligatures w14:val="none"/>
+              </w:rPr>
+              <w:t>/</w:t>
+            </w:r>
+            <w:proofErr w:type="spellStart"/>
+            <w:r>
+              <w:rPr>
+                <w:rFonts w:ascii="Calibri" w:eastAsia="Times New Roman" w:hAnsi="Calibri" w:cs="Calibri"/>
+                <w:color w:val="000000"/>
+                <w:kern w:val="0"/>
+                <w:sz w:val="22"/>
+                <w:lang w:val="sk-SK" w:eastAsia="sk-SK"/>
+                <w14:ligatures w14:val="none"/>
+              </w:rPr>
+              <w:t>Dribbler</w:t>
+            </w:r>
+            <w:proofErr w:type="spellEnd"/>
+            <w:r>
+              <w:rPr>
+                <w:rFonts w:ascii="Calibri" w:eastAsia="Times New Roman" w:hAnsi="Calibri" w:cs="Calibri"/>
+                <w:color w:val="000000"/>
+                <w:kern w:val="0"/>
+                <w:sz w:val="22"/>
+                <w:lang w:val="sk-SK" w:eastAsia="sk-SK"/>
+                <w14:ligatures w14:val="none"/>
+              </w:rPr>
+              <w:t xml:space="preserve"> 1000rmp</w:t>
+            </w:r>
+          </w:p>
+        </w:tc>
+        <w:tc>
+          <w:tcPr>
+            <w:tcW w:w="1546" w:type="dxa"/>
+            <w:noWrap/>
+            <w:hideMark/>
+          </w:tcPr>
+          <w:p>
+            <w:pPr>
+              <w:ind w:right="760"/>
+              <w:jc w:val="right"/>
+              <w:cnfStyle w:val="000000000000" w:firstRow="0" w:lastRow="0" w:firstColumn="0" w:lastColumn="0" w:oddVBand="0" w:evenVBand="0" w:oddHBand="0" w:evenHBand="0" w:firstRowFirstColumn="0" w:firstRowLastColumn="0" w:lastRowFirstColumn="0" w:lastRowLastColumn="0"/>
+              <w:rPr>
+                <w:rFonts w:ascii="Calibri" w:eastAsia="Times New Roman" w:hAnsi="Calibri" w:cs="Calibri"/>
+                <w:color w:val="000000"/>
+                <w:kern w:val="0"/>
+                <w:sz w:val="22"/>
+                <w:lang w:val="sk-SK" w:eastAsia="sk-SK"/>
+                <w14:ligatures w14:val="none"/>
+              </w:rPr>
+            </w:pPr>
+            <w:r>
+              <w:rPr>
+                <w:rFonts w:ascii="Calibri" w:eastAsia="Times New Roman" w:hAnsi="Calibri" w:cs="Calibri"/>
+                <w:color w:val="000000"/>
+                <w:kern w:val="0"/>
+                <w:sz w:val="22"/>
+                <w:lang w:val="sk-SK" w:eastAsia="sk-SK"/>
+                <w14:ligatures w14:val="none"/>
+              </w:rPr>
+              <w:t>2</w:t>
+            </w:r>
+          </w:p>
+        </w:tc>
+        <w:tc>
+          <w:tcPr>
+            <w:tcW w:w="1310" w:type="dxa"/>
+            <w:noWrap/>
+            <w:hideMark/>
+          </w:tcPr>
+          <w:p>
+            <w:pPr>
+              <w:jc w:val="center"/>
+              <w:cnfStyle w:val="000000000000" w:firstRow="0" w:lastRow="0" w:firstColumn="0" w:lastColumn="0" w:oddVBand="0" w:evenVBand="0" w:oddHBand="0" w:evenHBand="0" w:firstRowFirstColumn="0" w:firstRowLastColumn="0" w:lastRowFirstColumn="0" w:lastRowLastColumn="0"/>
+              <w:rPr>
+                <w:rFonts w:ascii="Calibri" w:eastAsia="Times New Roman" w:hAnsi="Calibri" w:cs="Calibri"/>
+                <w:color w:val="000000"/>
+                <w:kern w:val="0"/>
+                <w:sz w:val="22"/>
+                <w:lang w:val="sk-SK" w:eastAsia="sk-SK"/>
+                <w14:ligatures w14:val="none"/>
+              </w:rPr>
+            </w:pPr>
+            <w:r>
+              <w:rPr>
+                <w:rFonts w:ascii="Calibri" w:eastAsia="Times New Roman" w:hAnsi="Calibri" w:cs="Calibri"/>
+                <w:color w:val="000000"/>
+                <w:kern w:val="0"/>
+                <w:sz w:val="22"/>
+                <w:lang w:val="sk-SK" w:eastAsia="sk-SK"/>
+                <w14:ligatures w14:val="none"/>
+              </w:rPr>
+              <w:t>5</w:t>
+            </w:r>
+          </w:p>
+        </w:tc>
+      </w:tr>
+      <w:tr>
+        <w:trPr>
+          <w:cnfStyle w:val="000000100000" w:firstRow="0" w:lastRow="0" w:firstColumn="0" w:lastColumn="0" w:oddVBand="0" w:evenVBand="0" w:oddHBand="1" w:evenHBand="0" w:firstRowFirstColumn="0" w:firstRowLastColumn="0" w:lastRowFirstColumn="0" w:lastRowLastColumn="0"/>
+          <w:trHeight w:val="292"/>
+        </w:trPr>
+        <w:tc>
+          <w:tcPr>
+            <w:cnfStyle w:val="001000000000" w:firstRow="0" w:lastRow="0" w:firstColumn="1" w:lastColumn="0" w:oddVBand="0" w:evenVBand="0" w:oddHBand="0" w:evenHBand="0" w:firstRowFirstColumn="0" w:firstRowLastColumn="0" w:lastRowFirstColumn="0" w:lastRowLastColumn="0"/>
+            <w:tcW w:w="5537" w:type="dxa"/>
+            <w:noWrap/>
+            <w:hideMark/>
+          </w:tcPr>
+          <w:p>
+            <w:pPr>
+              <w:jc w:val="left"/>
+              <w:rPr>
+                <w:rFonts w:ascii="Calibri" w:eastAsia="Times New Roman" w:hAnsi="Calibri" w:cs="Calibri"/>
+                <w:color w:val="000000"/>
+                <w:kern w:val="0"/>
+                <w:sz w:val="22"/>
+                <w:lang w:val="sk-SK" w:eastAsia="sk-SK"/>
+                <w14:ligatures w14:val="none"/>
+              </w:rPr>
+            </w:pPr>
+            <w:proofErr w:type="spellStart"/>
+            <w:r>
+              <w:rPr>
+                <w:rFonts w:ascii="Calibri" w:eastAsia="Times New Roman" w:hAnsi="Calibri" w:cs="Calibri"/>
+                <w:color w:val="000000"/>
+                <w:kern w:val="0"/>
+                <w:sz w:val="22"/>
+                <w:lang w:val="sk-SK" w:eastAsia="sk-SK"/>
+                <w14:ligatures w14:val="none"/>
+              </w:rPr>
+              <w:t>Kicker</w:t>
+            </w:r>
+            <w:proofErr w:type="spellEnd"/>
+            <w:r>
+              <w:rPr>
+                <w:rFonts w:ascii="Calibri" w:eastAsia="Times New Roman" w:hAnsi="Calibri" w:cs="Calibri"/>
+                <w:color w:val="000000"/>
+                <w:kern w:val="0"/>
+                <w:sz w:val="22"/>
+                <w:lang w:val="sk-SK" w:eastAsia="sk-SK"/>
+                <w14:ligatures w14:val="none"/>
+              </w:rPr>
+              <w:t xml:space="preserve"> and </w:t>
+            </w:r>
+            <w:proofErr w:type="spellStart"/>
+            <w:r>
+              <w:rPr>
+                <w:rFonts w:ascii="Calibri" w:eastAsia="Times New Roman" w:hAnsi="Calibri" w:cs="Calibri"/>
+                <w:color w:val="000000"/>
+                <w:kern w:val="0"/>
+                <w:sz w:val="22"/>
+                <w:lang w:val="sk-SK" w:eastAsia="sk-SK"/>
+                <w14:ligatures w14:val="none"/>
+              </w:rPr>
+              <w:t>dribbler</w:t>
+            </w:r>
+            <w:proofErr w:type="spellEnd"/>
+            <w:r>
+              <w:rPr>
+                <w:rFonts w:ascii="Calibri" w:eastAsia="Times New Roman" w:hAnsi="Calibri" w:cs="Calibri"/>
+                <w:color w:val="000000"/>
+                <w:kern w:val="0"/>
+                <w:sz w:val="22"/>
+                <w:lang w:val="sk-SK" w:eastAsia="sk-SK"/>
+                <w14:ligatures w14:val="none"/>
+              </w:rPr>
+              <w:t xml:space="preserve"> </w:t>
+            </w:r>
+            <w:proofErr w:type="spellStart"/>
+            <w:r>
+              <w:rPr>
+                <w:rFonts w:ascii="Calibri" w:eastAsia="Times New Roman" w:hAnsi="Calibri" w:cs="Calibri"/>
+                <w:color w:val="000000"/>
+                <w:kern w:val="0"/>
+                <w:sz w:val="22"/>
+                <w:lang w:val="sk-SK" w:eastAsia="sk-SK"/>
+                <w14:ligatures w14:val="none"/>
+              </w:rPr>
+              <w:t>driver</w:t>
+            </w:r>
+            <w:proofErr w:type="spellEnd"/>
+            <w:r>
+              <w:rPr>
+                <w:rFonts w:ascii="Calibri" w:eastAsia="Times New Roman" w:hAnsi="Calibri" w:cs="Calibri"/>
+                <w:color w:val="000000"/>
+                <w:kern w:val="0"/>
+                <w:sz w:val="22"/>
+                <w:lang w:val="sk-SK" w:eastAsia="sk-SK"/>
+                <w14:ligatures w14:val="none"/>
+              </w:rPr>
+              <w:t xml:space="preserve"> L298N</w:t>
+            </w:r>
+          </w:p>
+        </w:tc>
+        <w:tc>
+          <w:tcPr>
+            <w:tcW w:w="1546" w:type="dxa"/>
+            <w:noWrap/>
+            <w:hideMark/>
+          </w:tcPr>
+          <w:p>
+            <w:pPr>
+              <w:ind w:right="760"/>
+              <w:jc w:val="right"/>
+              <w:cnfStyle w:val="000000100000" w:firstRow="0" w:lastRow="0" w:firstColumn="0" w:lastColumn="0" w:oddVBand="0" w:evenVBand="0" w:oddHBand="1" w:evenHBand="0" w:firstRowFirstColumn="0" w:firstRowLastColumn="0" w:lastRowFirstColumn="0" w:lastRowLastColumn="0"/>
+              <w:rPr>
+                <w:rFonts w:ascii="Calibri" w:eastAsia="Times New Roman" w:hAnsi="Calibri" w:cs="Calibri"/>
+                <w:color w:val="000000"/>
+                <w:kern w:val="0"/>
+                <w:sz w:val="22"/>
+                <w:lang w:val="sk-SK" w:eastAsia="sk-SK"/>
+                <w14:ligatures w14:val="none"/>
+              </w:rPr>
+            </w:pPr>
+            <w:r>
+              <w:rPr>
+                <w:rFonts w:ascii="Calibri" w:eastAsia="Times New Roman" w:hAnsi="Calibri" w:cs="Calibri"/>
+                <w:color w:val="000000"/>
+                <w:kern w:val="0"/>
+                <w:sz w:val="22"/>
+                <w:lang w:val="sk-SK" w:eastAsia="sk-SK"/>
+                <w14:ligatures w14:val="none"/>
+              </w:rPr>
+              <w:t>1</w:t>
+            </w:r>
+          </w:p>
+        </w:tc>
+        <w:tc>
+          <w:tcPr>
+            <w:tcW w:w="1310" w:type="dxa"/>
+            <w:noWrap/>
+            <w:hideMark/>
+          </w:tcPr>
+          <w:p>
+            <w:pPr>
+              <w:jc w:val="center"/>
+              <w:cnfStyle w:val="000000100000" w:firstRow="0" w:lastRow="0" w:firstColumn="0" w:lastColumn="0" w:oddVBand="0" w:evenVBand="0" w:oddHBand="1" w:evenHBand="0" w:firstRowFirstColumn="0" w:firstRowLastColumn="0" w:lastRowFirstColumn="0" w:lastRowLastColumn="0"/>
+              <w:rPr>
+                <w:rFonts w:ascii="Calibri" w:eastAsia="Times New Roman" w:hAnsi="Calibri" w:cs="Calibri"/>
+                <w:color w:val="000000"/>
+                <w:kern w:val="0"/>
+                <w:sz w:val="22"/>
+                <w:lang w:val="sk-SK" w:eastAsia="sk-SK"/>
+                <w14:ligatures w14:val="none"/>
+              </w:rPr>
+            </w:pPr>
+            <w:r>
+              <w:rPr>
+                <w:rFonts w:ascii="Calibri" w:eastAsia="Times New Roman" w:hAnsi="Calibri" w:cs="Calibri"/>
+                <w:color w:val="000000"/>
+                <w:kern w:val="0"/>
+                <w:sz w:val="22"/>
+                <w:lang w:val="sk-SK" w:eastAsia="sk-SK"/>
+                <w14:ligatures w14:val="none"/>
+              </w:rPr>
+              <w:t>5</w:t>
+            </w:r>
+          </w:p>
+        </w:tc>
+      </w:tr>
+      <w:tr>
+        <w:trPr>
+          <w:trHeight w:val="292"/>
+        </w:trPr>
+        <w:tc>
+          <w:tcPr>
+            <w:cnfStyle w:val="001000000000" w:firstRow="0" w:lastRow="0" w:firstColumn="1" w:lastColumn="0" w:oddVBand="0" w:evenVBand="0" w:oddHBand="0" w:evenHBand="0" w:firstRowFirstColumn="0" w:firstRowLastColumn="0" w:lastRowFirstColumn="0" w:lastRowLastColumn="0"/>
+            <w:tcW w:w="5537" w:type="dxa"/>
+            <w:noWrap/>
+            <w:hideMark/>
+          </w:tcPr>
+          <w:p>
+            <w:pPr>
+              <w:jc w:val="left"/>
+              <w:rPr>
+                <w:rFonts w:ascii="Calibri" w:eastAsia="Times New Roman" w:hAnsi="Calibri" w:cs="Calibri"/>
+                <w:color w:val="000000"/>
+                <w:kern w:val="0"/>
+                <w:sz w:val="22"/>
+                <w:lang w:val="sk-SK" w:eastAsia="sk-SK"/>
+                <w14:ligatures w14:val="none"/>
+              </w:rPr>
+            </w:pPr>
+            <w:proofErr w:type="spellStart"/>
+            <w:r>
+              <w:rPr>
+                <w:rFonts w:ascii="Calibri" w:eastAsia="Times New Roman" w:hAnsi="Calibri" w:cs="Calibri"/>
+                <w:color w:val="000000"/>
+                <w:kern w:val="0"/>
+                <w:sz w:val="22"/>
+                <w:lang w:val="sk-SK" w:eastAsia="sk-SK"/>
+                <w14:ligatures w14:val="none"/>
+              </w:rPr>
+              <w:t>homemade</w:t>
+            </w:r>
+            <w:proofErr w:type="spellEnd"/>
+            <w:r>
+              <w:rPr>
+                <w:rFonts w:ascii="Calibri" w:eastAsia="Times New Roman" w:hAnsi="Calibri" w:cs="Calibri"/>
+                <w:color w:val="000000"/>
+                <w:kern w:val="0"/>
+                <w:sz w:val="22"/>
+                <w:lang w:val="sk-SK" w:eastAsia="sk-SK"/>
+                <w14:ligatures w14:val="none"/>
+              </w:rPr>
+              <w:t xml:space="preserve"> OMNIWHEELS</w:t>
+            </w:r>
+          </w:p>
+        </w:tc>
+        <w:tc>
+          <w:tcPr>
+            <w:tcW w:w="1546" w:type="dxa"/>
+            <w:noWrap/>
+            <w:hideMark/>
+          </w:tcPr>
+          <w:p>
+            <w:pPr>
+              <w:ind w:right="760"/>
+              <w:jc w:val="right"/>
+              <w:cnfStyle w:val="000000000000" w:firstRow="0" w:lastRow="0" w:firstColumn="0" w:lastColumn="0" w:oddVBand="0" w:evenVBand="0" w:oddHBand="0" w:evenHBand="0" w:firstRowFirstColumn="0" w:firstRowLastColumn="0" w:lastRowFirstColumn="0" w:lastRowLastColumn="0"/>
+              <w:rPr>
+                <w:rFonts w:ascii="Calibri" w:eastAsia="Times New Roman" w:hAnsi="Calibri" w:cs="Calibri"/>
+                <w:color w:val="000000"/>
+                <w:kern w:val="0"/>
+                <w:sz w:val="22"/>
+                <w:lang w:val="sk-SK" w:eastAsia="sk-SK"/>
+                <w14:ligatures w14:val="none"/>
+              </w:rPr>
+            </w:pPr>
+            <w:r>
+              <w:rPr>
+                <w:rFonts w:ascii="Calibri" w:eastAsia="Times New Roman" w:hAnsi="Calibri" w:cs="Calibri"/>
+                <w:color w:val="000000"/>
+                <w:kern w:val="0"/>
+                <w:sz w:val="22"/>
+                <w:lang w:val="sk-SK" w:eastAsia="sk-SK"/>
+                <w14:ligatures w14:val="none"/>
+              </w:rPr>
+              <w:t>4</w:t>
+            </w:r>
+          </w:p>
+        </w:tc>
+        <w:tc>
+          <w:tcPr>
+            <w:tcW w:w="1310" w:type="dxa"/>
+            <w:noWrap/>
+            <w:hideMark/>
+          </w:tcPr>
+          <w:p>
+            <w:pPr>
+              <w:jc w:val="center"/>
+              <w:cnfStyle w:val="000000000000" w:firstRow="0" w:lastRow="0" w:firstColumn="0" w:lastColumn="0" w:oddVBand="0" w:evenVBand="0" w:oddHBand="0" w:evenHBand="0" w:firstRowFirstColumn="0" w:firstRowLastColumn="0" w:lastRowFirstColumn="0" w:lastRowLastColumn="0"/>
+              <w:rPr>
+                <w:rFonts w:ascii="Calibri" w:eastAsia="Times New Roman" w:hAnsi="Calibri" w:cs="Calibri"/>
+                <w:color w:val="000000"/>
+                <w:kern w:val="0"/>
+                <w:sz w:val="22"/>
+                <w:lang w:val="sk-SK" w:eastAsia="sk-SK"/>
+                <w14:ligatures w14:val="none"/>
+              </w:rPr>
+            </w:pPr>
+            <w:r>
+              <w:rPr>
+                <w:rFonts w:ascii="Calibri" w:eastAsia="Times New Roman" w:hAnsi="Calibri" w:cs="Calibri"/>
+                <w:color w:val="000000"/>
+                <w:kern w:val="0"/>
+                <w:sz w:val="22"/>
+                <w:lang w:val="sk-SK" w:eastAsia="sk-SK"/>
+                <w14:ligatures w14:val="none"/>
+              </w:rPr>
+              <w:t>0</w:t>
+            </w:r>
+          </w:p>
+        </w:tc>
+      </w:tr>
+      <w:tr>
+        <w:trPr>
+          <w:cnfStyle w:val="000000100000" w:firstRow="0" w:lastRow="0" w:firstColumn="0" w:lastColumn="0" w:oddVBand="0" w:evenVBand="0" w:oddHBand="1" w:evenHBand="0" w:firstRowFirstColumn="0" w:firstRowLastColumn="0" w:lastRowFirstColumn="0" w:lastRowLastColumn="0"/>
+          <w:trHeight w:val="292"/>
+        </w:trPr>
+        <w:tc>
+          <w:tcPr>
+            <w:cnfStyle w:val="001000000000" w:firstRow="0" w:lastRow="0" w:firstColumn="1" w:lastColumn="0" w:oddVBand="0" w:evenVBand="0" w:oddHBand="0" w:evenHBand="0" w:firstRowFirstColumn="0" w:firstRowLastColumn="0" w:lastRowFirstColumn="0" w:lastRowLastColumn="0"/>
+            <w:tcW w:w="5537" w:type="dxa"/>
+            <w:noWrap/>
+            <w:hideMark/>
+          </w:tcPr>
+          <w:p>
+            <w:pPr>
+              <w:jc w:val="left"/>
+              <w:rPr>
+                <w:rFonts w:ascii="Calibri" w:eastAsia="Times New Roman" w:hAnsi="Calibri" w:cs="Calibri"/>
+                <w:color w:val="000000"/>
+                <w:kern w:val="0"/>
+                <w:sz w:val="22"/>
+                <w:lang w:val="sk-SK" w:eastAsia="sk-SK"/>
+                <w14:ligatures w14:val="none"/>
+              </w:rPr>
+            </w:pPr>
+            <w:proofErr w:type="spellStart"/>
+            <w:r>
+              <w:rPr>
+                <w:rFonts w:ascii="Calibri" w:eastAsia="Times New Roman" w:hAnsi="Calibri" w:cs="Calibri"/>
+                <w:color w:val="000000"/>
+                <w:kern w:val="0"/>
+                <w:sz w:val="22"/>
+                <w:lang w:val="sk-SK" w:eastAsia="sk-SK"/>
+                <w14:ligatures w14:val="none"/>
+              </w:rPr>
+              <w:t>PCBs</w:t>
+            </w:r>
+            <w:proofErr w:type="spellEnd"/>
+          </w:p>
+        </w:tc>
+        <w:tc>
+          <w:tcPr>
+            <w:tcW w:w="1546" w:type="dxa"/>
+            <w:noWrap/>
+            <w:hideMark/>
+          </w:tcPr>
+          <w:p>
+            <w:pPr>
+              <w:ind w:right="760"/>
+              <w:jc w:val="right"/>
+              <w:cnfStyle w:val="000000100000" w:firstRow="0" w:lastRow="0" w:firstColumn="0" w:lastColumn="0" w:oddVBand="0" w:evenVBand="0" w:oddHBand="1" w:evenHBand="0" w:firstRowFirstColumn="0" w:firstRowLastColumn="0" w:lastRowFirstColumn="0" w:lastRowLastColumn="0"/>
+              <w:rPr>
+                <w:rFonts w:ascii="Calibri" w:eastAsia="Times New Roman" w:hAnsi="Calibri" w:cs="Calibri"/>
+                <w:color w:val="000000"/>
+                <w:kern w:val="0"/>
+                <w:sz w:val="22"/>
+                <w:lang w:val="sk-SK" w:eastAsia="sk-SK"/>
+                <w14:ligatures w14:val="none"/>
+              </w:rPr>
+            </w:pPr>
+            <w:r>
+              <w:rPr>
+                <w:rFonts w:ascii="Calibri" w:eastAsia="Times New Roman" w:hAnsi="Calibri" w:cs="Calibri"/>
+                <w:color w:val="000000"/>
+                <w:kern w:val="0"/>
+                <w:sz w:val="22"/>
+                <w:lang w:val="sk-SK" w:eastAsia="sk-SK"/>
+                <w14:ligatures w14:val="none"/>
+              </w:rPr>
+              <w:t>3</w:t>
+            </w:r>
+          </w:p>
+        </w:tc>
+        <w:tc>
+          <w:tcPr>
+            <w:tcW w:w="1310" w:type="dxa"/>
+            <w:noWrap/>
+            <w:hideMark/>
+          </w:tcPr>
+          <w:p>
+            <w:pPr>
+              <w:jc w:val="center"/>
+              <w:cnfStyle w:val="000000100000" w:firstRow="0" w:lastRow="0" w:firstColumn="0" w:lastColumn="0" w:oddVBand="0" w:evenVBand="0" w:oddHBand="1" w:evenHBand="0" w:firstRowFirstColumn="0" w:firstRowLastColumn="0" w:lastRowFirstColumn="0" w:lastRowLastColumn="0"/>
+              <w:rPr>
+                <w:rFonts w:ascii="Calibri" w:eastAsia="Times New Roman" w:hAnsi="Calibri" w:cs="Calibri"/>
+                <w:color w:val="000000"/>
+                <w:kern w:val="0"/>
+                <w:sz w:val="22"/>
+                <w:lang w:val="sk-SK" w:eastAsia="sk-SK"/>
+                <w14:ligatures w14:val="none"/>
+              </w:rPr>
+            </w:pPr>
+            <w:r>
+              <w:rPr>
+                <w:rFonts w:ascii="Calibri" w:eastAsia="Times New Roman" w:hAnsi="Calibri" w:cs="Calibri"/>
+                <w:color w:val="000000"/>
+                <w:kern w:val="0"/>
+                <w:sz w:val="22"/>
+                <w:lang w:val="sk-SK" w:eastAsia="sk-SK"/>
+                <w14:ligatures w14:val="none"/>
+              </w:rPr>
+              <w:t>80</w:t>
+            </w:r>
+          </w:p>
+        </w:tc>
+      </w:tr>
+      <w:tr>
+        <w:trPr>
+          <w:trHeight w:val="292"/>
+        </w:trPr>
+        <w:tc>
+          <w:tcPr>
+            <w:cnfStyle w:val="001000000000" w:firstRow="0" w:lastRow="0" w:firstColumn="1" w:lastColumn="0" w:oddVBand="0" w:evenVBand="0" w:oddHBand="0" w:evenHBand="0" w:firstRowFirstColumn="0" w:firstRowLastColumn="0" w:lastRowFirstColumn="0" w:lastRowLastColumn="0"/>
+            <w:tcW w:w="5537" w:type="dxa"/>
+            <w:noWrap/>
+            <w:hideMark/>
+          </w:tcPr>
+          <w:p>
+            <w:pPr>
+              <w:jc w:val="left"/>
+              <w:rPr>
+                <w:rFonts w:ascii="Calibri" w:eastAsia="Times New Roman" w:hAnsi="Calibri" w:cs="Calibri"/>
+                <w:color w:val="000000"/>
+                <w:kern w:val="0"/>
+                <w:sz w:val="22"/>
+                <w:lang w:val="sk-SK" w:eastAsia="sk-SK"/>
+                <w14:ligatures w14:val="none"/>
+              </w:rPr>
+            </w:pPr>
+            <w:proofErr w:type="spellStart"/>
+            <w:r>
+              <w:rPr>
+                <w:rFonts w:ascii="Calibri" w:eastAsia="Times New Roman" w:hAnsi="Calibri" w:cs="Calibri"/>
+                <w:color w:val="000000"/>
+                <w:kern w:val="0"/>
+                <w:sz w:val="22"/>
+                <w:lang w:val="sk-SK" w:eastAsia="sk-SK"/>
+                <w14:ligatures w14:val="none"/>
+              </w:rPr>
+              <w:t>Gyro</w:t>
+            </w:r>
+            <w:proofErr w:type="spellEnd"/>
+            <w:r>
+              <w:rPr>
+                <w:rFonts w:ascii="Calibri" w:eastAsia="Times New Roman" w:hAnsi="Calibri" w:cs="Calibri"/>
+                <w:color w:val="000000"/>
+                <w:kern w:val="0"/>
+                <w:sz w:val="22"/>
+                <w:lang w:val="sk-SK" w:eastAsia="sk-SK"/>
+                <w14:ligatures w14:val="none"/>
+              </w:rPr>
+              <w:t xml:space="preserve"> BNO055</w:t>
+            </w:r>
+          </w:p>
+        </w:tc>
+        <w:tc>
+          <w:tcPr>
+            <w:tcW w:w="1546" w:type="dxa"/>
+            <w:noWrap/>
+            <w:hideMark/>
+          </w:tcPr>
+          <w:p>
+            <w:pPr>
+              <w:ind w:right="760"/>
+              <w:jc w:val="right"/>
+              <w:cnfStyle w:val="000000000000" w:firstRow="0" w:lastRow="0" w:firstColumn="0" w:lastColumn="0" w:oddVBand="0" w:evenVBand="0" w:oddHBand="0" w:evenHBand="0" w:firstRowFirstColumn="0" w:firstRowLastColumn="0" w:lastRowFirstColumn="0" w:lastRowLastColumn="0"/>
+              <w:rPr>
+                <w:rFonts w:ascii="Calibri" w:eastAsia="Times New Roman" w:hAnsi="Calibri" w:cs="Calibri"/>
+                <w:color w:val="000000"/>
+                <w:kern w:val="0"/>
+                <w:sz w:val="22"/>
+                <w:lang w:val="sk-SK" w:eastAsia="sk-SK"/>
+                <w14:ligatures w14:val="none"/>
+              </w:rPr>
+            </w:pPr>
+            <w:r>
+              <w:rPr>
+                <w:rFonts w:ascii="Calibri" w:eastAsia="Times New Roman" w:hAnsi="Calibri" w:cs="Calibri"/>
+                <w:color w:val="000000"/>
+                <w:kern w:val="0"/>
+                <w:sz w:val="22"/>
+                <w:lang w:val="sk-SK" w:eastAsia="sk-SK"/>
+                <w14:ligatures w14:val="none"/>
+              </w:rPr>
+              <w:t>1</w:t>
+            </w:r>
+          </w:p>
+        </w:tc>
+        <w:tc>
+          <w:tcPr>
+            <w:tcW w:w="1310" w:type="dxa"/>
+            <w:noWrap/>
+            <w:hideMark/>
+          </w:tcPr>
+          <w:p>
+            <w:pPr>
+              <w:jc w:val="center"/>
+              <w:cnfStyle w:val="000000000000" w:firstRow="0" w:lastRow="0" w:firstColumn="0" w:lastColumn="0" w:oddVBand="0" w:evenVBand="0" w:oddHBand="0" w:evenHBand="0" w:firstRowFirstColumn="0" w:firstRowLastColumn="0" w:lastRowFirstColumn="0" w:lastRowLastColumn="0"/>
+              <w:rPr>
+                <w:rFonts w:ascii="Calibri" w:eastAsia="Times New Roman" w:hAnsi="Calibri" w:cs="Calibri"/>
+                <w:color w:val="000000"/>
+                <w:kern w:val="0"/>
+                <w:sz w:val="22"/>
+                <w:lang w:val="sk-SK" w:eastAsia="sk-SK"/>
+                <w14:ligatures w14:val="none"/>
+              </w:rPr>
+            </w:pPr>
+            <w:r>
+              <w:rPr>
+                <w:rFonts w:ascii="Calibri" w:eastAsia="Times New Roman" w:hAnsi="Calibri" w:cs="Calibri"/>
+                <w:color w:val="000000"/>
+                <w:kern w:val="0"/>
+                <w:sz w:val="22"/>
+                <w:lang w:val="sk-SK" w:eastAsia="sk-SK"/>
+                <w14:ligatures w14:val="none"/>
+              </w:rPr>
+              <w:t>50</w:t>
+            </w:r>
+          </w:p>
+        </w:tc>
+      </w:tr>
+      <w:tr>
+        <w:trPr>
+          <w:cnfStyle w:val="000000100000" w:firstRow="0" w:lastRow="0" w:firstColumn="0" w:lastColumn="0" w:oddVBand="0" w:evenVBand="0" w:oddHBand="1" w:evenHBand="0" w:firstRowFirstColumn="0" w:firstRowLastColumn="0" w:lastRowFirstColumn="0" w:lastRowLastColumn="0"/>
+          <w:trHeight w:val="292"/>
+        </w:trPr>
+        <w:tc>
+          <w:tcPr>
+            <w:cnfStyle w:val="001000000000" w:firstRow="0" w:lastRow="0" w:firstColumn="1" w:lastColumn="0" w:oddVBand="0" w:evenVBand="0" w:oddHBand="0" w:evenHBand="0" w:firstRowFirstColumn="0" w:firstRowLastColumn="0" w:lastRowFirstColumn="0" w:lastRowLastColumn="0"/>
+            <w:tcW w:w="5537" w:type="dxa"/>
+            <w:noWrap/>
+            <w:hideMark/>
+          </w:tcPr>
+          <w:p>
+            <w:pPr>
+              <w:jc w:val="left"/>
+              <w:rPr>
+                <w:rFonts w:ascii="Calibri" w:eastAsia="Times New Roman" w:hAnsi="Calibri" w:cs="Calibri"/>
+                <w:color w:val="000000"/>
+                <w:kern w:val="0"/>
+                <w:sz w:val="22"/>
+                <w:lang w:val="sk-SK" w:eastAsia="sk-SK"/>
+                <w14:ligatures w14:val="none"/>
+              </w:rPr>
+            </w:pPr>
+            <w:proofErr w:type="spellStart"/>
+            <w:r>
+              <w:rPr>
+                <w:rFonts w:ascii="Calibri" w:eastAsia="Times New Roman" w:hAnsi="Calibri" w:cs="Calibri"/>
+                <w:color w:val="000000"/>
+                <w:kern w:val="0"/>
+                <w:sz w:val="22"/>
+                <w:lang w:val="sk-SK" w:eastAsia="sk-SK"/>
+                <w14:ligatures w14:val="none"/>
+              </w:rPr>
+              <w:t>Pixy</w:t>
+            </w:r>
+            <w:proofErr w:type="spellEnd"/>
+            <w:r>
+              <w:rPr>
+                <w:rFonts w:ascii="Calibri" w:eastAsia="Times New Roman" w:hAnsi="Calibri" w:cs="Calibri"/>
+                <w:color w:val="000000"/>
+                <w:kern w:val="0"/>
+                <w:sz w:val="22"/>
+                <w:lang w:val="sk-SK" w:eastAsia="sk-SK"/>
+                <w14:ligatures w14:val="none"/>
+              </w:rPr>
+              <w:t xml:space="preserve"> V2.</w:t>
+            </w:r>
+            <w:r>
+              <w:rPr>
+                <w:rFonts w:ascii="Calibri" w:eastAsia="Times New Roman" w:hAnsi="Calibri" w:cs="Calibri"/>
+                <w:color w:val="000000"/>
+                <w:kern w:val="0"/>
+                <w:sz w:val="22"/>
+                <w:lang w:val="sk-SK" w:eastAsia="sk-SK"/>
+                <w14:ligatures w14:val="none"/>
+              </w:rPr>
+              <w:t>1</w:t>
+            </w:r>
+          </w:p>
+        </w:tc>
+        <w:tc>
+          <w:tcPr>
+            <w:tcW w:w="1546" w:type="dxa"/>
+            <w:noWrap/>
+            <w:hideMark/>
+          </w:tcPr>
+          <w:p>
+            <w:pPr>
+              <w:ind w:right="760"/>
+              <w:jc w:val="right"/>
+              <w:cnfStyle w:val="000000100000" w:firstRow="0" w:lastRow="0" w:firstColumn="0" w:lastColumn="0" w:oddVBand="0" w:evenVBand="0" w:oddHBand="1" w:evenHBand="0" w:firstRowFirstColumn="0" w:firstRowLastColumn="0" w:lastRowFirstColumn="0" w:lastRowLastColumn="0"/>
+              <w:rPr>
+                <w:rFonts w:ascii="Calibri" w:eastAsia="Times New Roman" w:hAnsi="Calibri" w:cs="Calibri"/>
+                <w:color w:val="000000"/>
+                <w:kern w:val="0"/>
+                <w:sz w:val="22"/>
+                <w:lang w:val="sk-SK" w:eastAsia="sk-SK"/>
+                <w14:ligatures w14:val="none"/>
+              </w:rPr>
+            </w:pPr>
+            <w:r>
+              <w:rPr>
+                <w:rFonts w:ascii="Calibri" w:eastAsia="Times New Roman" w:hAnsi="Calibri" w:cs="Calibri"/>
+                <w:color w:val="000000"/>
+                <w:kern w:val="0"/>
+                <w:sz w:val="22"/>
+                <w:lang w:val="sk-SK" w:eastAsia="sk-SK"/>
+                <w14:ligatures w14:val="none"/>
+              </w:rPr>
+              <w:t>1</w:t>
+            </w:r>
+          </w:p>
+        </w:tc>
+        <w:tc>
+          <w:tcPr>
+            <w:tcW w:w="1310" w:type="dxa"/>
+            <w:noWrap/>
+            <w:hideMark/>
+          </w:tcPr>
+          <w:p>
+            <w:pPr>
+              <w:jc w:val="center"/>
+              <w:cnfStyle w:val="000000100000" w:firstRow="0" w:lastRow="0" w:firstColumn="0" w:lastColumn="0" w:oddVBand="0" w:evenVBand="0" w:oddHBand="1" w:evenHBand="0" w:firstRowFirstColumn="0" w:firstRowLastColumn="0" w:lastRowFirstColumn="0" w:lastRowLastColumn="0"/>
+              <w:rPr>
+                <w:rFonts w:ascii="Calibri" w:eastAsia="Times New Roman" w:hAnsi="Calibri" w:cs="Calibri"/>
+                <w:color w:val="000000"/>
+                <w:kern w:val="0"/>
+                <w:sz w:val="22"/>
+                <w:lang w:val="sk-SK" w:eastAsia="sk-SK"/>
+                <w14:ligatures w14:val="none"/>
+              </w:rPr>
+            </w:pPr>
+            <w:r>
+              <w:rPr>
+                <w:rFonts w:ascii="Calibri" w:eastAsia="Times New Roman" w:hAnsi="Calibri" w:cs="Calibri"/>
+                <w:color w:val="000000"/>
+                <w:kern w:val="0"/>
+                <w:sz w:val="22"/>
+                <w:lang w:val="sk-SK" w:eastAsia="sk-SK"/>
+                <w14:ligatures w14:val="none"/>
+              </w:rPr>
+              <w:t>80</w:t>
+            </w:r>
+          </w:p>
+        </w:tc>
+      </w:tr>
+      <w:tr>
+        <w:trPr>
+          <w:trHeight w:val="292"/>
+        </w:trPr>
+        <w:tc>
+          <w:tcPr>
+            <w:cnfStyle w:val="001000000000" w:firstRow="0" w:lastRow="0" w:firstColumn="1" w:lastColumn="0" w:oddVBand="0" w:evenVBand="0" w:oddHBand="0" w:evenHBand="0" w:firstRowFirstColumn="0" w:firstRowLastColumn="0" w:lastRowFirstColumn="0" w:lastRowLastColumn="0"/>
+            <w:tcW w:w="5537" w:type="dxa"/>
+            <w:noWrap/>
+            <w:hideMark/>
+          </w:tcPr>
+          <w:p>
+            <w:pPr>
+              <w:jc w:val="left"/>
+              <w:rPr>
+                <w:rFonts w:ascii="Calibri" w:eastAsia="Times New Roman" w:hAnsi="Calibri" w:cs="Calibri"/>
+                <w:color w:val="000000"/>
+                <w:kern w:val="0"/>
+                <w:sz w:val="22"/>
+                <w:lang w:val="sk-SK" w:eastAsia="sk-SK"/>
+                <w14:ligatures w14:val="none"/>
+              </w:rPr>
+            </w:pPr>
+            <w:r>
+              <w:rPr>
+                <w:rFonts w:ascii="Calibri" w:eastAsia="Times New Roman" w:hAnsi="Calibri" w:cs="Calibri"/>
+                <w:color w:val="000000"/>
+                <w:kern w:val="0"/>
+                <w:sz w:val="22"/>
+                <w:lang w:val="sk-SK" w:eastAsia="sk-SK"/>
+                <w14:ligatures w14:val="none"/>
+              </w:rPr>
+              <w:t>IR-</w:t>
+            </w:r>
+            <w:proofErr w:type="spellStart"/>
+            <w:r>
+              <w:rPr>
+                <w:rFonts w:ascii="Calibri" w:eastAsia="Times New Roman" w:hAnsi="Calibri" w:cs="Calibri"/>
+                <w:color w:val="000000"/>
+                <w:kern w:val="0"/>
+                <w:sz w:val="22"/>
+                <w:lang w:val="sk-SK" w:eastAsia="sk-SK"/>
+                <w14:ligatures w14:val="none"/>
+              </w:rPr>
+              <w:t>Sensor</w:t>
+            </w:r>
+            <w:proofErr w:type="spellEnd"/>
+            <w:r>
+              <w:rPr>
+                <w:rFonts w:ascii="Calibri" w:eastAsia="Times New Roman" w:hAnsi="Calibri" w:cs="Calibri"/>
+                <w:color w:val="000000"/>
+                <w:kern w:val="0"/>
+                <w:sz w:val="22"/>
+                <w:lang w:val="sk-SK" w:eastAsia="sk-SK"/>
+                <w14:ligatures w14:val="none"/>
+              </w:rPr>
+              <w:t xml:space="preserve"> TSSP58038</w:t>
+            </w:r>
+          </w:p>
+        </w:tc>
+        <w:tc>
+          <w:tcPr>
+            <w:tcW w:w="1546" w:type="dxa"/>
+            <w:noWrap/>
+            <w:hideMark/>
+          </w:tcPr>
+          <w:p>
+            <w:pPr>
+              <w:ind w:right="760"/>
+              <w:jc w:val="right"/>
+              <w:cnfStyle w:val="000000000000" w:firstRow="0" w:lastRow="0" w:firstColumn="0" w:lastColumn="0" w:oddVBand="0" w:evenVBand="0" w:oddHBand="0" w:evenHBand="0" w:firstRowFirstColumn="0" w:firstRowLastColumn="0" w:lastRowFirstColumn="0" w:lastRowLastColumn="0"/>
+              <w:rPr>
+                <w:rFonts w:ascii="Calibri" w:eastAsia="Times New Roman" w:hAnsi="Calibri" w:cs="Calibri"/>
+                <w:color w:val="000000"/>
+                <w:kern w:val="0"/>
+                <w:sz w:val="22"/>
+                <w:lang w:val="sk-SK" w:eastAsia="sk-SK"/>
+                <w14:ligatures w14:val="none"/>
+              </w:rPr>
+            </w:pPr>
+            <w:r>
+              <w:rPr>
+                <w:rFonts w:ascii="Calibri" w:eastAsia="Times New Roman" w:hAnsi="Calibri" w:cs="Calibri"/>
+                <w:color w:val="000000"/>
+                <w:kern w:val="0"/>
+                <w:sz w:val="22"/>
+                <w:lang w:val="sk-SK" w:eastAsia="sk-SK"/>
+                <w14:ligatures w14:val="none"/>
+              </w:rPr>
+              <w:t>16</w:t>
+            </w:r>
+          </w:p>
+        </w:tc>
+        <w:tc>
+          <w:tcPr>
+            <w:tcW w:w="1310" w:type="dxa"/>
+            <w:noWrap/>
+            <w:hideMark/>
+          </w:tcPr>
+          <w:p>
+            <w:pPr>
+              <w:jc w:val="center"/>
+              <w:cnfStyle w:val="000000000000" w:firstRow="0" w:lastRow="0" w:firstColumn="0" w:lastColumn="0" w:oddVBand="0" w:evenVBand="0" w:oddHBand="0" w:evenHBand="0" w:firstRowFirstColumn="0" w:firstRowLastColumn="0" w:lastRowFirstColumn="0" w:lastRowLastColumn="0"/>
+              <w:rPr>
+                <w:rFonts w:ascii="Calibri" w:eastAsia="Times New Roman" w:hAnsi="Calibri" w:cs="Calibri"/>
+                <w:color w:val="000000"/>
+                <w:kern w:val="0"/>
+                <w:sz w:val="22"/>
+                <w:lang w:val="sk-SK" w:eastAsia="sk-SK"/>
+                <w14:ligatures w14:val="none"/>
+              </w:rPr>
+            </w:pPr>
+            <w:r>
+              <w:rPr>
+                <w:rFonts w:ascii="Calibri" w:eastAsia="Times New Roman" w:hAnsi="Calibri" w:cs="Calibri"/>
+                <w:color w:val="000000"/>
+                <w:kern w:val="0"/>
+                <w:sz w:val="22"/>
+                <w:lang w:val="sk-SK" w:eastAsia="sk-SK"/>
+                <w14:ligatures w14:val="none"/>
+              </w:rPr>
+              <w:t>20</w:t>
+            </w:r>
+          </w:p>
+        </w:tc>
+      </w:tr>
+      <w:tr>
+        <w:trPr>
+          <w:cnfStyle w:val="000000100000" w:firstRow="0" w:lastRow="0" w:firstColumn="0" w:lastColumn="0" w:oddVBand="0" w:evenVBand="0" w:oddHBand="1" w:evenHBand="0" w:firstRowFirstColumn="0" w:firstRowLastColumn="0" w:lastRowFirstColumn="0" w:lastRowLastColumn="0"/>
+          <w:trHeight w:val="292"/>
+        </w:trPr>
+        <w:tc>
+          <w:tcPr>
+            <w:cnfStyle w:val="001000000000" w:firstRow="0" w:lastRow="0" w:firstColumn="1" w:lastColumn="0" w:oddVBand="0" w:evenVBand="0" w:oddHBand="0" w:evenHBand="0" w:firstRowFirstColumn="0" w:firstRowLastColumn="0" w:lastRowFirstColumn="0" w:lastRowLastColumn="0"/>
+            <w:tcW w:w="5537" w:type="dxa"/>
+            <w:noWrap/>
+            <w:hideMark/>
+          </w:tcPr>
+          <w:p>
+            <w:pPr>
+              <w:jc w:val="left"/>
+              <w:rPr>
+                <w:rFonts w:ascii="Calibri" w:eastAsia="Times New Roman" w:hAnsi="Calibri" w:cs="Calibri"/>
+                <w:color w:val="000000"/>
+                <w:kern w:val="0"/>
+                <w:sz w:val="22"/>
+                <w:lang w:val="sk-SK" w:eastAsia="sk-SK"/>
+                <w14:ligatures w14:val="none"/>
+              </w:rPr>
+            </w:pPr>
+            <w:proofErr w:type="spellStart"/>
+            <w:r>
+              <w:rPr>
+                <w:rFonts w:ascii="Calibri" w:eastAsia="Times New Roman" w:hAnsi="Calibri" w:cs="Calibri"/>
+                <w:color w:val="000000"/>
+                <w:kern w:val="0"/>
+                <w:sz w:val="22"/>
+                <w:lang w:val="sk-SK" w:eastAsia="sk-SK"/>
+                <w14:ligatures w14:val="none"/>
+              </w:rPr>
+              <w:t>Other</w:t>
+            </w:r>
+            <w:proofErr w:type="spellEnd"/>
+            <w:r>
+              <w:rPr>
+                <w:rFonts w:ascii="Calibri" w:eastAsia="Times New Roman" w:hAnsi="Calibri" w:cs="Calibri"/>
+                <w:color w:val="000000"/>
+                <w:kern w:val="0"/>
+                <w:sz w:val="22"/>
+                <w:lang w:val="sk-SK" w:eastAsia="sk-SK"/>
+                <w14:ligatures w14:val="none"/>
+              </w:rPr>
+              <w:t xml:space="preserve"> </w:t>
+            </w:r>
+            <w:proofErr w:type="spellStart"/>
+            <w:r>
+              <w:rPr>
+                <w:rFonts w:ascii="Calibri" w:eastAsia="Times New Roman" w:hAnsi="Calibri" w:cs="Calibri"/>
+                <w:color w:val="000000"/>
+                <w:kern w:val="0"/>
+                <w:sz w:val="22"/>
+                <w:lang w:val="sk-SK" w:eastAsia="sk-SK"/>
+                <w14:ligatures w14:val="none"/>
+              </w:rPr>
+              <w:t>electronic</w:t>
+            </w:r>
+            <w:proofErr w:type="spellEnd"/>
+            <w:r>
+              <w:rPr>
+                <w:rFonts w:ascii="Calibri" w:eastAsia="Times New Roman" w:hAnsi="Calibri" w:cs="Calibri"/>
+                <w:color w:val="000000"/>
+                <w:kern w:val="0"/>
+                <w:sz w:val="22"/>
+                <w:lang w:val="sk-SK" w:eastAsia="sk-SK"/>
+                <w14:ligatures w14:val="none"/>
+              </w:rPr>
+              <w:t xml:space="preserve"> </w:t>
+            </w:r>
+            <w:proofErr w:type="spellStart"/>
+            <w:r>
+              <w:rPr>
+                <w:rFonts w:ascii="Calibri" w:eastAsia="Times New Roman" w:hAnsi="Calibri" w:cs="Calibri"/>
+                <w:color w:val="000000"/>
+                <w:kern w:val="0"/>
+                <w:sz w:val="22"/>
+                <w:lang w:val="sk-SK" w:eastAsia="sk-SK"/>
+                <w14:ligatures w14:val="none"/>
+              </w:rPr>
+              <w:t>components</w:t>
+            </w:r>
+            <w:proofErr w:type="spellEnd"/>
+          </w:p>
+        </w:tc>
+        <w:tc>
+          <w:tcPr>
+            <w:tcW w:w="1546" w:type="dxa"/>
+            <w:noWrap/>
+            <w:hideMark/>
+          </w:tcPr>
+          <w:p>
+            <w:pPr>
+              <w:jc w:val="left"/>
+              <w:cnfStyle w:val="000000100000" w:firstRow="0" w:lastRow="0" w:firstColumn="0" w:lastColumn="0" w:oddVBand="0" w:evenVBand="0" w:oddHBand="1" w:evenHBand="0" w:firstRowFirstColumn="0" w:firstRowLastColumn="0" w:lastRowFirstColumn="0" w:lastRowLastColumn="0"/>
+              <w:rPr>
+                <w:rFonts w:ascii="Calibri" w:eastAsia="Times New Roman" w:hAnsi="Calibri" w:cs="Calibri"/>
+                <w:color w:val="000000"/>
+                <w:kern w:val="0"/>
+                <w:sz w:val="22"/>
+                <w:lang w:val="sk-SK" w:eastAsia="sk-SK"/>
+                <w14:ligatures w14:val="none"/>
+              </w:rPr>
+            </w:pPr>
+          </w:p>
+        </w:tc>
+        <w:tc>
+          <w:tcPr>
+            <w:tcW w:w="1310" w:type="dxa"/>
+            <w:noWrap/>
+            <w:hideMark/>
+          </w:tcPr>
+          <w:p>
+            <w:pPr>
+              <w:jc w:val="center"/>
+              <w:cnfStyle w:val="000000100000" w:firstRow="0" w:lastRow="0" w:firstColumn="0" w:lastColumn="0" w:oddVBand="0" w:evenVBand="0" w:oddHBand="1" w:evenHBand="0" w:firstRowFirstColumn="0" w:firstRowLastColumn="0" w:lastRowFirstColumn="0" w:lastRowLastColumn="0"/>
+              <w:rPr>
+                <w:rFonts w:ascii="Calibri" w:eastAsia="Times New Roman" w:hAnsi="Calibri" w:cs="Calibri"/>
+                <w:color w:val="000000"/>
+                <w:kern w:val="0"/>
+                <w:sz w:val="22"/>
+                <w:lang w:val="sk-SK" w:eastAsia="sk-SK"/>
+                <w14:ligatures w14:val="none"/>
+              </w:rPr>
+            </w:pPr>
+            <w:r>
+              <w:rPr>
+                <w:rFonts w:ascii="Calibri" w:eastAsia="Times New Roman" w:hAnsi="Calibri" w:cs="Calibri"/>
+                <w:color w:val="000000"/>
+                <w:kern w:val="0"/>
+                <w:sz w:val="22"/>
+                <w:lang w:val="sk-SK" w:eastAsia="sk-SK"/>
+                <w14:ligatures w14:val="none"/>
+              </w:rPr>
+              <w:t>40</w:t>
+            </w:r>
+          </w:p>
+        </w:tc>
+      </w:tr>
+      <w:tr>
+        <w:trPr>
+          <w:trHeight w:val="292"/>
+        </w:trPr>
+        <w:tc>
+          <w:tcPr>
+            <w:cnfStyle w:val="001000000000" w:firstRow="0" w:lastRow="0" w:firstColumn="1" w:lastColumn="0" w:oddVBand="0" w:evenVBand="0" w:oddHBand="0" w:evenHBand="0" w:firstRowFirstColumn="0" w:firstRowLastColumn="0" w:lastRowFirstColumn="0" w:lastRowLastColumn="0"/>
+            <w:tcW w:w="5537" w:type="dxa"/>
+            <w:noWrap/>
+            <w:hideMark/>
+          </w:tcPr>
+          <w:p>
+            <w:pPr>
+              <w:jc w:val="center"/>
+              <w:rPr>
+                <w:rFonts w:ascii="Calibri" w:eastAsia="Times New Roman" w:hAnsi="Calibri" w:cs="Calibri"/>
+                <w:color w:val="000000"/>
+                <w:kern w:val="0"/>
+                <w:sz w:val="22"/>
+                <w:lang w:val="sk-SK" w:eastAsia="sk-SK"/>
+                <w14:ligatures w14:val="none"/>
+              </w:rPr>
+            </w:pPr>
+            <w:proofErr w:type="spellStart"/>
+            <w:r>
+              <w:rPr>
+                <w:rFonts w:ascii="Calibri" w:eastAsia="Times New Roman" w:hAnsi="Calibri" w:cs="Calibri"/>
+                <w:color w:val="000000"/>
+                <w:kern w:val="0"/>
+                <w:sz w:val="22"/>
+                <w:lang w:val="sk-SK" w:eastAsia="sk-SK"/>
+                <w14:ligatures w14:val="none"/>
+              </w:rPr>
+              <w:t>Total</w:t>
+            </w:r>
+            <w:proofErr w:type="spellEnd"/>
+          </w:p>
+        </w:tc>
+        <w:tc>
+          <w:tcPr>
+            <w:tcW w:w="1546" w:type="dxa"/>
+            <w:noWrap/>
+            <w:hideMark/>
+          </w:tcPr>
+          <w:p>
+            <w:pPr>
+              <w:jc w:val="center"/>
+              <w:cnfStyle w:val="000000000000" w:firstRow="0" w:lastRow="0" w:firstColumn="0" w:lastColumn="0" w:oddVBand="0" w:evenVBand="0" w:oddHBand="0" w:evenHBand="0" w:firstRowFirstColumn="0" w:firstRowLastColumn="0" w:lastRowFirstColumn="0" w:lastRowLastColumn="0"/>
+              <w:rPr>
+                <w:rFonts w:ascii="Calibri" w:eastAsia="Times New Roman" w:hAnsi="Calibri" w:cs="Calibri"/>
+                <w:color w:val="000000"/>
+                <w:kern w:val="0"/>
+                <w:sz w:val="22"/>
+                <w:lang w:val="sk-SK" w:eastAsia="sk-SK"/>
+                <w14:ligatures w14:val="none"/>
+              </w:rPr>
+            </w:pPr>
+          </w:p>
+        </w:tc>
+        <w:tc>
+          <w:tcPr>
+            <w:tcW w:w="1310" w:type="dxa"/>
+            <w:noWrap/>
+            <w:hideMark/>
+          </w:tcPr>
+          <w:p>
+            <w:pPr>
+              <w:jc w:val="center"/>
+              <w:cnfStyle w:val="000000000000" w:firstRow="0" w:lastRow="0" w:firstColumn="0" w:lastColumn="0" w:oddVBand="0" w:evenVBand="0" w:oddHBand="0" w:evenHBand="0" w:firstRowFirstColumn="0" w:firstRowLastColumn="0" w:lastRowFirstColumn="0" w:lastRowLastColumn="0"/>
+              <w:rPr>
+                <w:rFonts w:ascii="Calibri" w:eastAsia="Times New Roman" w:hAnsi="Calibri" w:cs="Calibri"/>
+                <w:color w:val="000000"/>
+                <w:kern w:val="0"/>
+                <w:sz w:val="22"/>
+                <w:lang w:val="sk-SK" w:eastAsia="sk-SK"/>
+                <w14:ligatures w14:val="none"/>
+              </w:rPr>
+            </w:pPr>
+            <w:r>
+              <w:rPr>
+                <w:rFonts w:ascii="Calibri" w:eastAsia="Times New Roman" w:hAnsi="Calibri" w:cs="Calibri"/>
+                <w:color w:val="000000"/>
+                <w:kern w:val="0"/>
+                <w:sz w:val="22"/>
+                <w:lang w:val="sk-SK" w:eastAsia="sk-SK"/>
+                <w14:ligatures w14:val="none"/>
+              </w:rPr>
+              <w:t>350</w:t>
+            </w:r>
+          </w:p>
+        </w:tc>
+      </w:tr>
+    </w:tbl>
+    <w:p>
+      <w:pPr>
+        <w:pStyle w:val="Caption"/>
+        <w:jc w:val="center"/>
+      </w:pPr>
+      <w:r>
+        <w:t>Figure 1</w:t>
+      </w:r>
+      <w:r>
+        <w:t>1</w:t>
+      </w:r>
+      <w:r>
+        <w:t>:  BOM per robot</w:t>
+      </w:r>
+    </w:p>
+    <w:p>
+      <w:pPr>
+        <w:jc w:val="center"/>
+      </w:pPr>
     </w:p>
     <w:sectPr>
-      <w:headerReference w:type="default" r:id="rId16"/>
       <w:pgSz w:w="11906" w:h="16838"/>
       <w:pgMar w:top="1440" w:right="1440" w:bottom="1440" w:left="1440" w:header="708" w:footer="708" w:gutter="0"/>
+      <w:pgNumType w:start="2"/>
       <w:cols w:space="708"/>
+      <w:titlePg/>
       <w:docGrid w:linePitch="360"/>
     </w:sectPr>
   </w:body>
@@ -1276,6 +4276,46 @@
 </w:endnotes>
 </file>
 
+<file path=word/footer1.xml><?xml version="1.0" encoding="utf-8"?>
+<w:ftr xmlns:wpc="http://schemas.microsoft.com/office/word/2010/wordprocessingCanvas" xmlns:cx="http://schemas.microsoft.com/office/drawing/2014/chartex" xmlns:cx1="http://schemas.microsoft.com/office/drawing/2015/9/8/chartex" xmlns:cx2="http://schemas.microsoft.com/office/drawing/2015/10/21/chartex" xmlns:cx3="http://schemas.microsoft.com/office/drawing/2016/5/9/chartex" xmlns:cx4="http://schemas.microsoft.com/office/drawing/2016/5/10/chartex" xmlns:cx5="http://schemas.microsoft.com/office/drawing/2016/5/11/chartex" xmlns:cx6="http://schemas.microsoft.com/office/drawing/2016/5/12/chartex" xmlns:cx7="http://schemas.microsoft.com/office/drawing/2016/5/13/chartex" xmlns:cx8="http://schemas.microsoft.com/office/drawing/2016/5/14/chartex" xmlns:mc="http://schemas.openxmlformats.org/markup-compatibility/2006" xmlns:aink="http://schemas.microsoft.com/office/drawing/2016/ink" xmlns:am3d="http://schemas.microsoft.com/office/drawing/2017/model3d" xmlns:o="urn:schemas-microsoft-com:office:office" xmlns:oel="http://schemas.microsoft.com/office/2019/extlst" xmlns:r="http://schemas.openxmlformats.org/officeDocument/2006/relationships" xmlns:m="http://schemas.openxmlformats.org/officeDocument/2006/math" xmlns:v="urn:schemas-microsoft-com:vml" xmlns:wp14="http://schemas.microsoft.com/office/word/2010/wordprocessingDrawing" xmlns:wp="http://schemas.openxmlformats.org/drawingml/2006/wordprocessingDrawing" xmlns:w10="urn:schemas-microsoft-com:office:word" xmlns:w="http://schemas.openxmlformats.org/wordprocessingml/2006/main" xmlns:w14="http://schemas.microsoft.com/office/word/2010/wordml" xmlns:w15="http://schemas.microsoft.com/office/word/2012/wordml" xmlns:w16cex="http://schemas.microsoft.com/office/word/2018/wordml/cex" xmlns:w16cid="http://schemas.microsoft.com/office/word/2016/wordml/cid" xmlns:w16="http://schemas.microsoft.com/office/word/2018/wordml" xmlns:w16du="http://schemas.microsoft.com/office/word/2023/wordml/word16du" xmlns:w16sdtdh="http://schemas.microsoft.com/office/word/2020/wordml/sdtdatahash" xmlns:w16se="http://schemas.microsoft.com/office/word/2015/wordml/symex" xmlns:wpg="http://schemas.microsoft.com/office/word/2010/wordprocessingGroup" xmlns:wpi="http://schemas.microsoft.com/office/word/2010/wordprocessingInk" xmlns:wne="http://schemas.microsoft.com/office/word/2006/wordml" xmlns:wps="http://schemas.microsoft.com/office/word/2010/wordprocessingShape" mc:Ignorable="w14 w15 w16se w16cid w16 w16cex w16sdtdh w16du wp14">
+  <w:sdt>
+    <w:sdtPr>
+      <w:id w:val="-509149415"/>
+      <w:docPartObj>
+        <w:docPartGallery w:val="Page Numbers (Bottom of Page)"/>
+        <w:docPartUnique/>
+      </w:docPartObj>
+    </w:sdtPr>
+    <w:sdtContent>
+      <w:p>
+        <w:pPr>
+          <w:pStyle w:val="Footer"/>
+          <w:jc w:val="right"/>
+        </w:pPr>
+        <w:r>
+          <w:fldChar w:fldCharType="begin"/>
+        </w:r>
+        <w:r>
+          <w:instrText>PAGE   \* MERGEFORMAT</w:instrText>
+        </w:r>
+        <w:r>
+          <w:fldChar w:fldCharType="separate"/>
+        </w:r>
+        <w:r>
+          <w:rPr>
+            <w:lang w:val="sk-SK"/>
+          </w:rPr>
+          <w:t>2</w:t>
+        </w:r>
+        <w:r>
+          <w:fldChar w:fldCharType="end"/>
+        </w:r>
+      </w:p>
+    </w:sdtContent>
+  </w:sdt>
+</w:ftr>
+</file>
+
 <file path=word/footnotes.xml><?xml version="1.0" encoding="utf-8"?>
 <w:footnotes xmlns:wpc="http://schemas.microsoft.com/office/word/2010/wordprocessingCanvas" xmlns:cx="http://schemas.microsoft.com/office/drawing/2014/chartex" xmlns:cx1="http://schemas.microsoft.com/office/drawing/2015/9/8/chartex" xmlns:cx2="http://schemas.microsoft.com/office/drawing/2015/10/21/chartex" xmlns:cx3="http://schemas.microsoft.com/office/drawing/2016/5/9/chartex" xmlns:cx4="http://schemas.microsoft.com/office/drawing/2016/5/10/chartex" xmlns:cx5="http://schemas.microsoft.com/office/drawing/2016/5/11/chartex" xmlns:cx6="http://schemas.microsoft.com/office/drawing/2016/5/12/chartex" xmlns:cx7="http://schemas.microsoft.com/office/drawing/2016/5/13/chartex" xmlns:cx8="http://schemas.microsoft.com/office/drawing/2016/5/14/chartex" xmlns:mc="http://schemas.openxmlformats.org/markup-compatibility/2006" xmlns:aink="http://schemas.microsoft.com/office/drawing/2016/ink" xmlns:am3d="http://schemas.microsoft.com/office/drawing/2017/model3d" xmlns:o="urn:schemas-microsoft-com:office:office" xmlns:oel="http://schemas.microsoft.com/office/2019/extlst" xmlns:r="http://schemas.openxmlformats.org/officeDocument/2006/relationships" xmlns:m="http://schemas.openxmlformats.org/officeDocument/2006/math" xmlns:v="urn:schemas-microsoft-com:vml" xmlns:wp14="http://schemas.microsoft.com/office/word/2010/wordprocessingDrawing" xmlns:wp="http://schemas.openxmlformats.org/drawingml/2006/wordprocessingDrawing" xmlns:w10="urn:schemas-microsoft-com:office:word" xmlns:w="http://schemas.openxmlformats.org/wordprocessingml/2006/main" xmlns:w14="http://schemas.microsoft.com/office/word/2010/wordml" xmlns:w15="http://schemas.microsoft.com/office/word/2012/wordml" xmlns:w16cex="http://schemas.microsoft.com/office/word/2018/wordml/cex" xmlns:w16cid="http://schemas.microsoft.com/office/word/2016/wordml/cid" xmlns:w16="http://schemas.microsoft.com/office/word/2018/wordml" xmlns:w16du="http://schemas.microsoft.com/office/word/2023/wordml/word16du" xmlns:w16sdtdh="http://schemas.microsoft.com/office/word/2020/wordml/sdtdatahash" xmlns:w16se="http://schemas.microsoft.com/office/word/2015/wordml/symex" xmlns:wpg="http://schemas.microsoft.com/office/word/2010/wordprocessingGroup" xmlns:wpi="http://schemas.microsoft.com/office/word/2010/wordprocessingInk" xmlns:wne="http://schemas.microsoft.com/office/word/2006/wordml" xmlns:wps="http://schemas.microsoft.com/office/word/2010/wordprocessingShape" mc:Ignorable="w14 w15 w16se w16cid w16 w16cex w16sdtdh w16du wp14">
   <w:footnote w:type="separator" w:id="-1">
@@ -1299,16 +4339,6 @@
     </w:p>
   </w:footnote>
 </w:footnotes>
-</file>
-
-<file path=word/header1.xml><?xml version="1.0" encoding="utf-8"?>
-<w:hdr xmlns:wpc="http://schemas.microsoft.com/office/word/2010/wordprocessingCanvas" xmlns:cx="http://schemas.microsoft.com/office/drawing/2014/chartex" xmlns:cx1="http://schemas.microsoft.com/office/drawing/2015/9/8/chartex" xmlns:cx2="http://schemas.microsoft.com/office/drawing/2015/10/21/chartex" xmlns:cx3="http://schemas.microsoft.com/office/drawing/2016/5/9/chartex" xmlns:cx4="http://schemas.microsoft.com/office/drawing/2016/5/10/chartex" xmlns:cx5="http://schemas.microsoft.com/office/drawing/2016/5/11/chartex" xmlns:cx6="http://schemas.microsoft.com/office/drawing/2016/5/12/chartex" xmlns:cx7="http://schemas.microsoft.com/office/drawing/2016/5/13/chartex" xmlns:cx8="http://schemas.microsoft.com/office/drawing/2016/5/14/chartex" xmlns:mc="http://schemas.openxmlformats.org/markup-compatibility/2006" xmlns:aink="http://schemas.microsoft.com/office/drawing/2016/ink" xmlns:am3d="http://schemas.microsoft.com/office/drawing/2017/model3d" xmlns:o="urn:schemas-microsoft-com:office:office" xmlns:oel="http://schemas.microsoft.com/office/2019/extlst" xmlns:r="http://schemas.openxmlformats.org/officeDocument/2006/relationships" xmlns:m="http://schemas.openxmlformats.org/officeDocument/2006/math" xmlns:v="urn:schemas-microsoft-com:vml" xmlns:wp14="http://schemas.microsoft.com/office/word/2010/wordprocessingDrawing" xmlns:wp="http://schemas.openxmlformats.org/drawingml/2006/wordprocessingDrawing" xmlns:w10="urn:schemas-microsoft-com:office:word" xmlns:w="http://schemas.openxmlformats.org/wordprocessingml/2006/main" xmlns:w14="http://schemas.microsoft.com/office/word/2010/wordml" xmlns:w15="http://schemas.microsoft.com/office/word/2012/wordml" xmlns:w16cex="http://schemas.microsoft.com/office/word/2018/wordml/cex" xmlns:w16cid="http://schemas.microsoft.com/office/word/2016/wordml/cid" xmlns:w16="http://schemas.microsoft.com/office/word/2018/wordml" xmlns:w16du="http://schemas.microsoft.com/office/word/2023/wordml/word16du" xmlns:w16sdtdh="http://schemas.microsoft.com/office/word/2020/wordml/sdtdatahash" xmlns:w16se="http://schemas.microsoft.com/office/word/2015/wordml/symex" xmlns:wpg="http://schemas.microsoft.com/office/word/2010/wordprocessingGroup" xmlns:wpi="http://schemas.microsoft.com/office/word/2010/wordprocessingInk" xmlns:wne="http://schemas.microsoft.com/office/word/2006/wordml" xmlns:wps="http://schemas.microsoft.com/office/word/2010/wordprocessingShape" mc:Ignorable="w14 w15 w16se w16cid w16 w16cex w16sdtdh w16du wp14">
-  <w:p>
-    <w:pPr>
-      <w:pStyle w:val="Header"/>
-    </w:pPr>
-  </w:p>
-</w:hdr>
 </file>
 
 <file path=word/numbering.xml><?xml version="1.0" encoding="utf-8"?>
@@ -1907,7 +4937,7 @@
     <w:uiPriority w:val="9"/>
     <w:unhideWhenUsed/>
     <w:qFormat/>
-    <w:rsid w:val="000E0F1D"/>
+    <w:rsid w:val="007D4583"/>
     <w:pPr>
       <w:keepNext/>
       <w:keepLines/>
@@ -1915,7 +4945,7 @@
       <w:outlineLvl w:val="1"/>
     </w:pPr>
     <w:rPr>
-      <w:rFonts w:asciiTheme="majorHAnsi" w:eastAsiaTheme="majorEastAsia" w:hAnsiTheme="majorHAnsi" w:cstheme="majorBidi"/>
+      <w:rFonts w:eastAsiaTheme="majorEastAsia" w:cstheme="majorBidi"/>
       <w:sz w:val="26"/>
       <w:szCs w:val="26"/>
     </w:rPr>
@@ -2029,7 +5059,6 @@
     <w:name w:val="Normal (Web)"/>
     <w:basedOn w:val="Normal"/>
     <w:uiPriority w:val="99"/>
-    <w:semiHidden/>
     <w:unhideWhenUsed/>
     <w:rsid w:val="001E25DE"/>
     <w:pPr>
@@ -2072,9 +5101,9 @@
     <w:basedOn w:val="DefaultParagraphFont"/>
     <w:link w:val="Heading2"/>
     <w:uiPriority w:val="9"/>
-    <w:rsid w:val="000E0F1D"/>
+    <w:rsid w:val="007D4583"/>
     <w:rPr>
-      <w:rFonts w:asciiTheme="majorHAnsi" w:eastAsiaTheme="majorEastAsia" w:hAnsiTheme="majorHAnsi" w:cstheme="majorBidi"/>
+      <w:rFonts w:ascii="Times New Roman" w:eastAsiaTheme="majorEastAsia" w:hAnsi="Times New Roman" w:cstheme="majorBidi"/>
       <w:sz w:val="26"/>
       <w:szCs w:val="26"/>
       <w:lang w:val="en-US"/>
@@ -2097,6 +5126,264 @@
       <w:color w:val="44546A" w:themeColor="text2"/>
       <w:sz w:val="18"/>
       <w:szCs w:val="18"/>
+    </w:rPr>
+  </w:style>
+  <w:style w:type="table" w:styleId="PlainTable1">
+    <w:name w:val="Plain Table 1"/>
+    <w:basedOn w:val="TableNormal"/>
+    <w:uiPriority w:val="41"/>
+    <w:rsid w:val="0031289A"/>
+    <w:pPr>
+      <w:spacing w:after="0" w:line="240" w:lineRule="auto"/>
+    </w:pPr>
+    <w:tblPr>
+      <w:tblStyleRowBandSize w:val="1"/>
+      <w:tblStyleColBandSize w:val="1"/>
+      <w:tblBorders>
+        <w:top w:val="single" w:sz="4" w:space="0" w:color="BFBFBF" w:themeColor="background1" w:themeShade="BF"/>
+        <w:left w:val="single" w:sz="4" w:space="0" w:color="BFBFBF" w:themeColor="background1" w:themeShade="BF"/>
+        <w:bottom w:val="single" w:sz="4" w:space="0" w:color="BFBFBF" w:themeColor="background1" w:themeShade="BF"/>
+        <w:right w:val="single" w:sz="4" w:space="0" w:color="BFBFBF" w:themeColor="background1" w:themeShade="BF"/>
+        <w:insideH w:val="single" w:sz="4" w:space="0" w:color="BFBFBF" w:themeColor="background1" w:themeShade="BF"/>
+        <w:insideV w:val="single" w:sz="4" w:space="0" w:color="BFBFBF" w:themeColor="background1" w:themeShade="BF"/>
+      </w:tblBorders>
+    </w:tblPr>
+    <w:tblStylePr w:type="firstRow">
+      <w:rPr>
+        <w:b/>
+        <w:bCs/>
+      </w:rPr>
+    </w:tblStylePr>
+    <w:tblStylePr w:type="lastRow">
+      <w:rPr>
+        <w:b/>
+        <w:bCs/>
+      </w:rPr>
+      <w:tblPr/>
+      <w:tcPr>
+        <w:tcBorders>
+          <w:top w:val="double" w:sz="4" w:space="0" w:color="BFBFBF" w:themeColor="background1" w:themeShade="BF"/>
+        </w:tcBorders>
+      </w:tcPr>
+    </w:tblStylePr>
+    <w:tblStylePr w:type="firstCol">
+      <w:rPr>
+        <w:b/>
+        <w:bCs/>
+      </w:rPr>
+    </w:tblStylePr>
+    <w:tblStylePr w:type="lastCol">
+      <w:rPr>
+        <w:b/>
+        <w:bCs/>
+      </w:rPr>
+    </w:tblStylePr>
+    <w:tblStylePr w:type="band1Vert">
+      <w:tblPr/>
+      <w:tcPr>
+        <w:shd w:val="clear" w:color="auto" w:fill="F2F2F2" w:themeFill="background1" w:themeFillShade="F2"/>
+      </w:tcPr>
+    </w:tblStylePr>
+    <w:tblStylePr w:type="band1Horz">
+      <w:tblPr/>
+      <w:tcPr>
+        <w:shd w:val="clear" w:color="auto" w:fill="F2F2F2" w:themeFill="background1" w:themeFillShade="F2"/>
+      </w:tcPr>
+    </w:tblStylePr>
+  </w:style>
+  <w:style w:type="table" w:styleId="PlainTable2">
+    <w:name w:val="Plain Table 2"/>
+    <w:basedOn w:val="TableNormal"/>
+    <w:uiPriority w:val="42"/>
+    <w:rsid w:val="0031289A"/>
+    <w:pPr>
+      <w:spacing w:after="0" w:line="240" w:lineRule="auto"/>
+    </w:pPr>
+    <w:tblPr>
+      <w:tblStyleRowBandSize w:val="1"/>
+      <w:tblStyleColBandSize w:val="1"/>
+      <w:tblBorders>
+        <w:top w:val="single" w:sz="4" w:space="0" w:color="7F7F7F" w:themeColor="text1" w:themeTint="80"/>
+        <w:bottom w:val="single" w:sz="4" w:space="0" w:color="7F7F7F" w:themeColor="text1" w:themeTint="80"/>
+      </w:tblBorders>
+    </w:tblPr>
+    <w:tblStylePr w:type="firstRow">
+      <w:rPr>
+        <w:b/>
+        <w:bCs/>
+      </w:rPr>
+      <w:tblPr/>
+      <w:tcPr>
+        <w:tcBorders>
+          <w:bottom w:val="single" w:sz="4" w:space="0" w:color="7F7F7F" w:themeColor="text1" w:themeTint="80"/>
+        </w:tcBorders>
+      </w:tcPr>
+    </w:tblStylePr>
+    <w:tblStylePr w:type="lastRow">
+      <w:rPr>
+        <w:b/>
+        <w:bCs/>
+      </w:rPr>
+      <w:tblPr/>
+      <w:tcPr>
+        <w:tcBorders>
+          <w:top w:val="single" w:sz="4" w:space="0" w:color="7F7F7F" w:themeColor="text1" w:themeTint="80"/>
+        </w:tcBorders>
+      </w:tcPr>
+    </w:tblStylePr>
+    <w:tblStylePr w:type="firstCol">
+      <w:rPr>
+        <w:b/>
+        <w:bCs/>
+      </w:rPr>
+    </w:tblStylePr>
+    <w:tblStylePr w:type="lastCol">
+      <w:rPr>
+        <w:b/>
+        <w:bCs/>
+      </w:rPr>
+    </w:tblStylePr>
+    <w:tblStylePr w:type="band1Vert">
+      <w:tblPr/>
+      <w:tcPr>
+        <w:tcBorders>
+          <w:left w:val="single" w:sz="4" w:space="0" w:color="7F7F7F" w:themeColor="text1" w:themeTint="80"/>
+          <w:right w:val="single" w:sz="4" w:space="0" w:color="7F7F7F" w:themeColor="text1" w:themeTint="80"/>
+        </w:tcBorders>
+      </w:tcPr>
+    </w:tblStylePr>
+    <w:tblStylePr w:type="band2Vert">
+      <w:tblPr/>
+      <w:tcPr>
+        <w:tcBorders>
+          <w:left w:val="single" w:sz="4" w:space="0" w:color="7F7F7F" w:themeColor="text1" w:themeTint="80"/>
+          <w:right w:val="single" w:sz="4" w:space="0" w:color="7F7F7F" w:themeColor="text1" w:themeTint="80"/>
+        </w:tcBorders>
+      </w:tcPr>
+    </w:tblStylePr>
+    <w:tblStylePr w:type="band1Horz">
+      <w:tblPr/>
+      <w:tcPr>
+        <w:tcBorders>
+          <w:top w:val="single" w:sz="4" w:space="0" w:color="7F7F7F" w:themeColor="text1" w:themeTint="80"/>
+          <w:bottom w:val="single" w:sz="4" w:space="0" w:color="7F7F7F" w:themeColor="text1" w:themeTint="80"/>
+        </w:tcBorders>
+      </w:tcPr>
+    </w:tblStylePr>
+  </w:style>
+  <w:style w:type="character" w:styleId="Hyperlink">
+    <w:name w:val="Hyperlink"/>
+    <w:basedOn w:val="DefaultParagraphFont"/>
+    <w:uiPriority w:val="99"/>
+    <w:unhideWhenUsed/>
+    <w:rsid w:val="00F060E6"/>
+    <w:rPr>
+      <w:color w:val="0563C1" w:themeColor="hyperlink"/>
+      <w:u w:val="single"/>
+    </w:rPr>
+  </w:style>
+  <w:style w:type="character" w:styleId="UnresolvedMention">
+    <w:name w:val="Unresolved Mention"/>
+    <w:basedOn w:val="DefaultParagraphFont"/>
+    <w:uiPriority w:val="99"/>
+    <w:semiHidden/>
+    <w:unhideWhenUsed/>
+    <w:rsid w:val="00F060E6"/>
+    <w:rPr>
+      <w:color w:val="605E5C"/>
+      <w:shd w:val="clear" w:color="auto" w:fill="E1DFDD"/>
+    </w:rPr>
+  </w:style>
+  <w:style w:type="character" w:styleId="FollowedHyperlink">
+    <w:name w:val="FollowedHyperlink"/>
+    <w:basedOn w:val="DefaultParagraphFont"/>
+    <w:uiPriority w:val="99"/>
+    <w:semiHidden/>
+    <w:unhideWhenUsed/>
+    <w:rsid w:val="00EF3320"/>
+    <w:rPr>
+      <w:color w:val="954F72" w:themeColor="followedHyperlink"/>
+      <w:u w:val="single"/>
+    </w:rPr>
+  </w:style>
+  <w:style w:type="paragraph" w:styleId="Index1">
+    <w:name w:val="index 1"/>
+    <w:basedOn w:val="Normal"/>
+    <w:next w:val="Normal"/>
+    <w:autoRedefine/>
+    <w:uiPriority w:val="99"/>
+    <w:semiHidden/>
+    <w:unhideWhenUsed/>
+    <w:rsid w:val="009F5D0C"/>
+    <w:pPr>
+      <w:spacing w:after="0" w:line="240" w:lineRule="auto"/>
+      <w:ind w:left="240" w:hanging="240"/>
+    </w:pPr>
+  </w:style>
+  <w:style w:type="paragraph" w:styleId="TOCHeading">
+    <w:name w:val="TOC Heading"/>
+    <w:basedOn w:val="Heading1"/>
+    <w:next w:val="Normal"/>
+    <w:uiPriority w:val="39"/>
+    <w:unhideWhenUsed/>
+    <w:qFormat/>
+    <w:rsid w:val="009F5D0C"/>
+    <w:pPr>
+      <w:jc w:val="left"/>
+      <w:outlineLvl w:val="9"/>
+    </w:pPr>
+    <w:rPr>
+      <w:b w:val="0"/>
+      <w:color w:val="2F5496" w:themeColor="accent1" w:themeShade="BF"/>
+      <w:kern w:val="0"/>
+      <w:lang w:val="sk-SK" w:eastAsia="sk-SK"/>
+      <w14:ligatures w14:val="none"/>
+    </w:rPr>
+  </w:style>
+  <w:style w:type="paragraph" w:styleId="TOC1">
+    <w:name w:val="toc 1"/>
+    <w:basedOn w:val="Normal"/>
+    <w:next w:val="Normal"/>
+    <w:autoRedefine/>
+    <w:uiPriority w:val="39"/>
+    <w:unhideWhenUsed/>
+    <w:rsid w:val="009F5D0C"/>
+    <w:pPr>
+      <w:spacing w:after="100"/>
+    </w:pPr>
+  </w:style>
+  <w:style w:type="paragraph" w:styleId="TOC2">
+    <w:name w:val="toc 2"/>
+    <w:basedOn w:val="Normal"/>
+    <w:next w:val="Normal"/>
+    <w:autoRedefine/>
+    <w:uiPriority w:val="39"/>
+    <w:unhideWhenUsed/>
+    <w:rsid w:val="009F5D0C"/>
+    <w:pPr>
+      <w:spacing w:after="100"/>
+      <w:ind w:left="240"/>
+    </w:pPr>
+  </w:style>
+  <w:style w:type="paragraph" w:styleId="TOC3">
+    <w:name w:val="toc 3"/>
+    <w:basedOn w:val="Normal"/>
+    <w:next w:val="Normal"/>
+    <w:autoRedefine/>
+    <w:uiPriority w:val="39"/>
+    <w:unhideWhenUsed/>
+    <w:rsid w:val="009F5D0C"/>
+    <w:pPr>
+      <w:spacing w:after="100"/>
+      <w:ind w:left="440"/>
+      <w:jc w:val="left"/>
+    </w:pPr>
+    <w:rPr>
+      <w:rFonts w:asciiTheme="minorHAnsi" w:eastAsiaTheme="minorEastAsia" w:hAnsiTheme="minorHAnsi" w:cs="Times New Roman"/>
+      <w:kern w:val="0"/>
+      <w:sz w:val="22"/>
+      <w:lang w:val="sk-SK" w:eastAsia="sk-SK"/>
+      <w14:ligatures w14:val="none"/>
     </w:rPr>
   </w:style>
 </w:styles>
@@ -2395,4 +5682,16 @@
     </a:ext>
   </a:extLst>
 </a:theme>
+</file>
+
+<file path=customXml/item1.xml><?xml version="1.0" encoding="utf-8"?>
+<b:Sources xmlns:b="http://schemas.openxmlformats.org/officeDocument/2006/bibliography" xmlns="http://schemas.openxmlformats.org/officeDocument/2006/bibliography" SelectedStyle="\APASixthEditionOfficeOnline.xsl" StyleName="APA" Version="6"/>
+</file>
+
+<file path=customXml/itemProps1.xml><?xml version="1.0" encoding="utf-8"?>
+<ds:datastoreItem xmlns:ds="http://schemas.openxmlformats.org/officeDocument/2006/customXml" ds:itemID="{1A8982E6-A4B2-4EF0-B3B6-5B8BA97DF1D7}">
+  <ds:schemaRefs>
+    <ds:schemaRef ds:uri="http://schemas.openxmlformats.org/officeDocument/2006/bibliography"/>
+  </ds:schemaRefs>
+</ds:datastoreItem>
 </file>